--- a/00-首页/学生讲义Word/化学平衡（Word清稿）.docx
+++ b/00-首页/学生讲义Word/化学平衡（Word清稿）.docx
@@ -785,6 +785,9 @@
         <w:spacing w:before="160" w:after="80"/>
       </w:pPr>
       <w:r>
+        <w:rPr>
+          <w:rFonts w:ascii="Times New Roman" w:hAnsi="Times New Roman" w:eastAsia="Times New Roman" w:cs="Times New Roman"/>
+        </w:rPr>
         <w:pict>
           <v:rect style="width:0;height:1.5pt" o:hralign="center" o:hrstd="t" o:hr="t"/>
         </w:pict>
@@ -1162,7 +1165,46 @@
         <w:rPr>
           <w:rFonts w:ascii="Times New Roman" w:hAnsi="Times New Roman" w:eastAsia="Times New Roman" w:cs="Times New Roman"/>
         </w:rPr>
-        <w:t xml:space="preserve"> N₂ + 3H₂ ⇌ 2NH₃ </w:t>
+        <w:t xml:space="preserve"> N</w:t>
+      </w:r>
+      <w:r>
+        <w:rPr>
+          <w:rFonts w:ascii="Times New Roman" w:hAnsi="Times New Roman" w:eastAsia="Times New Roman" w:cs="Times New Roman"/>
+          <w:vertAlign w:val="subscript"/>
+        </w:rPr>
+        <w:t>2</w:t>
+      </w:r>
+      <w:r>
+        <w:rPr>
+          <w:rFonts w:ascii="Times New Roman" w:hAnsi="Times New Roman" w:eastAsia="Times New Roman" w:cs="Times New Roman"/>
+        </w:rPr>
+        <w:t xml:space="preserve"> + 3H</w:t>
+      </w:r>
+      <w:r>
+        <w:rPr>
+          <w:rFonts w:ascii="Times New Roman" w:hAnsi="Times New Roman" w:eastAsia="Times New Roman" w:cs="Times New Roman"/>
+          <w:vertAlign w:val="subscript"/>
+        </w:rPr>
+        <w:t>2</w:t>
+      </w:r>
+      <w:r>
+        <w:rPr>
+          <w:rFonts w:ascii="Times New Roman" w:hAnsi="Times New Roman" w:eastAsia="Times New Roman" w:cs="Times New Roman"/>
+        </w:rPr>
+        <w:t xml:space="preserve"> ⇌ 2NH</w:t>
+      </w:r>
+      <w:r>
+        <w:rPr>
+          <w:rFonts w:ascii="Times New Roman" w:hAnsi="Times New Roman" w:eastAsia="Times New Roman" w:cs="Times New Roman"/>
+          <w:vertAlign w:val="subscript"/>
+        </w:rPr>
+        <w:t>3</w:t>
+      </w:r>
+      <w:r>
+        <w:rPr>
+          <w:rFonts w:ascii="Times New Roman" w:hAnsi="Times New Roman" w:eastAsia="Times New Roman" w:cs="Times New Roman"/>
+        </w:rPr>
+        <w:t xml:space="preserve"> </w:t>
       </w:r>
       <w:r>
         <w:rPr>
@@ -1218,7 +1260,20 @@
         <w:rPr>
           <w:rFonts w:hint="eastAsia" w:ascii="Times New Roman" w:hAnsi="Times New Roman" w:eastAsia="Times New Roman" w:cs="Times New Roman"/>
         </w:rPr>
-        <w:t>10⁵（</w:t>
+        <w:t>10</w:t>
+      </w:r>
+      <w:r>
+        <w:rPr>
+          <w:rFonts w:hint="eastAsia" w:ascii="Times New Roman" w:hAnsi="Times New Roman" w:eastAsia="Times New Roman" w:cs="Times New Roman"/>
+          <w:vertAlign w:val="superscript"/>
+        </w:rPr>
+        <w:t>5</w:t>
+      </w:r>
+      <w:r>
+        <w:rPr>
+          <w:rFonts w:hint="eastAsia" w:ascii="Times New Roman" w:hAnsi="Times New Roman" w:eastAsia="Times New Roman" w:cs="Times New Roman"/>
+        </w:rPr>
+        <w:t>（</w:t>
       </w:r>
       <w:r>
         <w:rPr>
@@ -1354,6 +1409,9 @@
         <w:spacing w:before="160" w:after="80"/>
       </w:pPr>
       <w:r>
+        <w:rPr>
+          <w:rFonts w:ascii="Times New Roman" w:hAnsi="Times New Roman" w:eastAsia="Times New Roman" w:cs="Times New Roman"/>
+        </w:rPr>
         <w:pict>
           <v:rect style="width:0;height:1.5pt" o:hralign="center" o:hrstd="t" o:hr="t"/>
         </w:pict>
@@ -1610,7 +1668,46 @@
         <w:rPr>
           <w:rFonts w:ascii="Times New Roman" w:hAnsi="Times New Roman" w:eastAsia="Times New Roman" w:cs="Times New Roman"/>
         </w:rPr>
-        <w:t xml:space="preserve"> N₂O₄ ⇌ 2NO₂ </w:t>
+        <w:t xml:space="preserve"> N</w:t>
+      </w:r>
+      <w:r>
+        <w:rPr>
+          <w:rFonts w:ascii="Times New Roman" w:hAnsi="Times New Roman" w:eastAsia="Times New Roman" w:cs="Times New Roman"/>
+          <w:vertAlign w:val="subscript"/>
+        </w:rPr>
+        <w:t>2</w:t>
+      </w:r>
+      <w:r>
+        <w:rPr>
+          <w:rFonts w:ascii="Times New Roman" w:hAnsi="Times New Roman" w:eastAsia="Times New Roman" w:cs="Times New Roman"/>
+        </w:rPr>
+        <w:t>O</w:t>
+      </w:r>
+      <w:r>
+        <w:rPr>
+          <w:rFonts w:ascii="Times New Roman" w:hAnsi="Times New Roman" w:eastAsia="Times New Roman" w:cs="Times New Roman"/>
+          <w:vertAlign w:val="subscript"/>
+        </w:rPr>
+        <w:t>4</w:t>
+      </w:r>
+      <w:r>
+        <w:rPr>
+          <w:rFonts w:ascii="Times New Roman" w:hAnsi="Times New Roman" w:eastAsia="Times New Roman" w:cs="Times New Roman"/>
+        </w:rPr>
+        <w:t xml:space="preserve"> ⇌ 2NO</w:t>
+      </w:r>
+      <w:r>
+        <w:rPr>
+          <w:rFonts w:ascii="Times New Roman" w:hAnsi="Times New Roman" w:eastAsia="Times New Roman" w:cs="Times New Roman"/>
+          <w:vertAlign w:val="subscript"/>
+        </w:rPr>
+        <w:t>2</w:t>
+      </w:r>
+      <w:r>
+        <w:rPr>
+          <w:rFonts w:ascii="Times New Roman" w:hAnsi="Times New Roman" w:eastAsia="Times New Roman" w:cs="Times New Roman"/>
+        </w:rPr>
+        <w:t xml:space="preserve"> </w:t>
       </w:r>
       <w:r>
         <w:rPr>
@@ -1634,7 +1731,33 @@
         <w:rPr>
           <w:rFonts w:ascii="Times New Roman" w:hAnsi="Times New Roman" w:eastAsia="Times New Roman" w:cs="Times New Roman"/>
         </w:rPr>
-        <w:t xml:space="preserve"> 0.100 mol N₂O₄ </w:t>
+        <w:t xml:space="preserve"> 0.100 mol N</w:t>
+      </w:r>
+      <w:r>
+        <w:rPr>
+          <w:rFonts w:ascii="Times New Roman" w:hAnsi="Times New Roman" w:eastAsia="Times New Roman" w:cs="Times New Roman"/>
+          <w:vertAlign w:val="subscript"/>
+        </w:rPr>
+        <w:t>2</w:t>
+      </w:r>
+      <w:r>
+        <w:rPr>
+          <w:rFonts w:ascii="Times New Roman" w:hAnsi="Times New Roman" w:eastAsia="Times New Roman" w:cs="Times New Roman"/>
+        </w:rPr>
+        <w:t>O</w:t>
+      </w:r>
+      <w:r>
+        <w:rPr>
+          <w:rFonts w:ascii="Times New Roman" w:hAnsi="Times New Roman" w:eastAsia="Times New Roman" w:cs="Times New Roman"/>
+          <w:vertAlign w:val="subscript"/>
+        </w:rPr>
+        <w:t>4</w:t>
+      </w:r>
+      <w:r>
+        <w:rPr>
+          <w:rFonts w:ascii="Times New Roman" w:hAnsi="Times New Roman" w:eastAsia="Times New Roman" w:cs="Times New Roman"/>
+        </w:rPr>
+        <w:t xml:space="preserve"> </w:t>
       </w:r>
       <w:r>
         <w:rPr>
@@ -1682,7 +1805,33 @@
         <w:rPr>
           <w:rFonts w:hint="eastAsia" w:ascii="Times New Roman" w:hAnsi="Times New Roman" w:eastAsia="Times New Roman" w:cs="Times New Roman"/>
         </w:rPr>
-        <w:t>。N₂O₄（</w:t>
+        <w:t>。N</w:t>
+      </w:r>
+      <w:r>
+        <w:rPr>
+          <w:rFonts w:hint="eastAsia" w:ascii="Times New Roman" w:hAnsi="Times New Roman" w:eastAsia="Times New Roman" w:cs="Times New Roman"/>
+          <w:vertAlign w:val="subscript"/>
+        </w:rPr>
+        <w:t>2</w:t>
+      </w:r>
+      <w:r>
+        <w:rPr>
+          <w:rFonts w:hint="eastAsia" w:ascii="Times New Roman" w:hAnsi="Times New Roman" w:eastAsia="Times New Roman" w:cs="Times New Roman"/>
+        </w:rPr>
+        <w:t>O</w:t>
+      </w:r>
+      <w:r>
+        <w:rPr>
+          <w:rFonts w:hint="eastAsia" w:ascii="Times New Roman" w:hAnsi="Times New Roman" w:eastAsia="Times New Roman" w:cs="Times New Roman"/>
+          <w:vertAlign w:val="subscript"/>
+        </w:rPr>
+        <w:t>4</w:t>
+      </w:r>
+      <w:r>
+        <w:rPr>
+          <w:rFonts w:hint="eastAsia" w:ascii="Times New Roman" w:hAnsi="Times New Roman" w:eastAsia="Times New Roman" w:cs="Times New Roman"/>
+        </w:rPr>
+        <w:t>（</w:t>
       </w:r>
       <w:r>
         <w:rPr>
@@ -1712,7 +1861,20 @@
         <w:rPr>
           <w:rFonts w:hint="eastAsia" w:ascii="Times New Roman" w:hAnsi="Times New Roman" w:eastAsia="Times New Roman" w:cs="Times New Roman"/>
         </w:rPr>
-        <w:t>NO₂（</w:t>
+        <w:t>NO</w:t>
+      </w:r>
+      <w:r>
+        <w:rPr>
+          <w:rFonts w:hint="eastAsia" w:ascii="Times New Roman" w:hAnsi="Times New Roman" w:eastAsia="Times New Roman" w:cs="Times New Roman"/>
+          <w:vertAlign w:val="subscript"/>
+        </w:rPr>
+        <w:t>2</w:t>
+      </w:r>
+      <w:r>
+        <w:rPr>
+          <w:rFonts w:hint="eastAsia" w:ascii="Times New Roman" w:hAnsi="Times New Roman" w:eastAsia="Times New Roman" w:cs="Times New Roman"/>
+        </w:rPr>
+        <w:t>（</w:t>
       </w:r>
       <w:r>
         <w:rPr>
@@ -1772,13 +1934,52 @@
         <w:rPr>
           <w:rFonts w:ascii="Times New Roman" w:hAnsi="Times New Roman" w:eastAsia="Times New Roman" w:cs="Times New Roman"/>
         </w:rPr>
-        <w:t xml:space="preserve"> [N₂O₄] = 0.040 </w:t>
-      </w:r>
-      <w:r>
-        <w:rPr>
-          <w:rFonts w:hint="eastAsia" w:ascii="Times New Roman" w:hAnsi="Times New Roman" w:eastAsia="Times New Roman" w:cs="Times New Roman"/>
-        </w:rPr>
-        <w:t xml:space="preserve">mol/L，[NO₂]</w:t>
+        <w:t xml:space="preserve"> [N</w:t>
+      </w:r>
+      <w:r>
+        <w:rPr>
+          <w:rFonts w:ascii="Times New Roman" w:hAnsi="Times New Roman" w:eastAsia="Times New Roman" w:cs="Times New Roman"/>
+          <w:vertAlign w:val="subscript"/>
+        </w:rPr>
+        <w:t>2</w:t>
+      </w:r>
+      <w:r>
+        <w:rPr>
+          <w:rFonts w:ascii="Times New Roman" w:hAnsi="Times New Roman" w:eastAsia="Times New Roman" w:cs="Times New Roman"/>
+        </w:rPr>
+        <w:t>O</w:t>
+      </w:r>
+      <w:r>
+        <w:rPr>
+          <w:rFonts w:ascii="Times New Roman" w:hAnsi="Times New Roman" w:eastAsia="Times New Roman" w:cs="Times New Roman"/>
+          <w:vertAlign w:val="subscript"/>
+        </w:rPr>
+        <w:t>4</w:t>
+      </w:r>
+      <w:r>
+        <w:rPr>
+          <w:rFonts w:ascii="Times New Roman" w:hAnsi="Times New Roman" w:eastAsia="Times New Roman" w:cs="Times New Roman"/>
+        </w:rPr>
+        <w:t xml:space="preserve">] = 0.040 </w:t>
+      </w:r>
+      <w:r>
+        <w:rPr>
+          <w:rFonts w:hint="eastAsia" w:ascii="Times New Roman" w:hAnsi="Times New Roman" w:eastAsia="Times New Roman" w:cs="Times New Roman"/>
+        </w:rPr>
+        <w:t>mol/L，[NO</w:t>
+      </w:r>
+      <w:r>
+        <w:rPr>
+          <w:rFonts w:hint="eastAsia" w:ascii="Times New Roman" w:hAnsi="Times New Roman" w:eastAsia="Times New Roman" w:cs="Times New Roman"/>
+          <w:vertAlign w:val="subscript"/>
+        </w:rPr>
+        <w:t>2</w:t>
+      </w:r>
+      <w:r>
+        <w:rPr>
+          <w:rFonts w:hint="eastAsia" w:ascii="Times New Roman" w:hAnsi="Times New Roman" w:eastAsia="Times New Roman" w:cs="Times New Roman"/>
+        </w:rPr>
+        <w:t>]</w:t>
       </w:r>
       <w:r>
         <w:rPr>
@@ -1813,7 +2014,20 @@
         <w:rPr>
           <w:rFonts w:ascii="Times New Roman" w:hAnsi="Times New Roman" w:eastAsia="Times New Roman" w:cs="Times New Roman"/>
         </w:rPr>
-        <w:t xml:space="preserve"> 0.100 mol NO₂ </w:t>
+        <w:t xml:space="preserve"> 0.100 mol NO</w:t>
+      </w:r>
+      <w:r>
+        <w:rPr>
+          <w:rFonts w:ascii="Times New Roman" w:hAnsi="Times New Roman" w:eastAsia="Times New Roman" w:cs="Times New Roman"/>
+          <w:vertAlign w:val="subscript"/>
+        </w:rPr>
+        <w:t>2</w:t>
+      </w:r>
+      <w:r>
+        <w:rPr>
+          <w:rFonts w:ascii="Times New Roman" w:hAnsi="Times New Roman" w:eastAsia="Times New Roman" w:cs="Times New Roman"/>
+        </w:rPr>
+        <w:t xml:space="preserve"> </w:t>
       </w:r>
       <w:r>
         <w:rPr>
@@ -1837,7 +2051,14 @@
         <w:rPr>
           <w:rFonts w:hint="eastAsia" w:ascii="Times New Roman" w:hAnsi="Times New Roman" w:eastAsia="Times New Roman" w:cs="Times New Roman"/>
         </w:rPr>
-        <w:t>（NO₂</w:t>
+        <w:t>（NO</w:t>
+      </w:r>
+      <w:r>
+        <w:rPr>
+          <w:rFonts w:hint="eastAsia" w:ascii="Times New Roman" w:hAnsi="Times New Roman" w:eastAsia="Times New Roman" w:cs="Times New Roman"/>
+          <w:vertAlign w:val="subscript"/>
+        </w:rPr>
+        <w:t>2</w:t>
       </w:r>
       <w:r>
         <w:rPr>
@@ -1861,7 +2082,33 @@
         <w:rPr>
           <w:rFonts w:hint="eastAsia" w:ascii="Times New Roman" w:hAnsi="Times New Roman" w:eastAsia="Times New Roman" w:cs="Times New Roman"/>
         </w:rPr>
-        <w:t>N₂O₄），</w:t>
+        <w:t>N</w:t>
+      </w:r>
+      <w:r>
+        <w:rPr>
+          <w:rFonts w:hint="eastAsia" w:ascii="Times New Roman" w:hAnsi="Times New Roman" w:eastAsia="Times New Roman" w:cs="Times New Roman"/>
+          <w:vertAlign w:val="subscript"/>
+        </w:rPr>
+        <w:t>2</w:t>
+      </w:r>
+      <w:r>
+        <w:rPr>
+          <w:rFonts w:hint="eastAsia" w:ascii="Times New Roman" w:hAnsi="Times New Roman" w:eastAsia="Times New Roman" w:cs="Times New Roman"/>
+        </w:rPr>
+        <w:t>O</w:t>
+      </w:r>
+      <w:r>
+        <w:rPr>
+          <w:rFonts w:hint="eastAsia" w:ascii="Times New Roman" w:hAnsi="Times New Roman" w:eastAsia="Times New Roman" w:cs="Times New Roman"/>
+          <w:vertAlign w:val="subscript"/>
+        </w:rPr>
+        <w:t>4</w:t>
+      </w:r>
+      <w:r>
+        <w:rPr>
+          <w:rFonts w:hint="eastAsia" w:ascii="Times New Roman" w:hAnsi="Times New Roman" w:eastAsia="Times New Roman" w:cs="Times New Roman"/>
+        </w:rPr>
+        <w:t>），</w:t>
       </w:r>
       <w:r>
         <w:rPr>
@@ -1873,13 +2120,52 @@
         <w:rPr>
           <w:rFonts w:ascii="Times New Roman" w:hAnsi="Times New Roman" w:eastAsia="Times New Roman" w:cs="Times New Roman"/>
         </w:rPr>
-        <w:t xml:space="preserve"> [N₂O₄] = 0.014 </w:t>
-      </w:r>
-      <w:r>
-        <w:rPr>
-          <w:rFonts w:hint="eastAsia" w:ascii="Times New Roman" w:hAnsi="Times New Roman" w:eastAsia="Times New Roman" w:cs="Times New Roman"/>
-        </w:rPr>
-        <w:t xml:space="preserve">mol/L，[NO₂]</w:t>
+        <w:t xml:space="preserve"> [N</w:t>
+      </w:r>
+      <w:r>
+        <w:rPr>
+          <w:rFonts w:ascii="Times New Roman" w:hAnsi="Times New Roman" w:eastAsia="Times New Roman" w:cs="Times New Roman"/>
+          <w:vertAlign w:val="subscript"/>
+        </w:rPr>
+        <w:t>2</w:t>
+      </w:r>
+      <w:r>
+        <w:rPr>
+          <w:rFonts w:ascii="Times New Roman" w:hAnsi="Times New Roman" w:eastAsia="Times New Roman" w:cs="Times New Roman"/>
+        </w:rPr>
+        <w:t>O</w:t>
+      </w:r>
+      <w:r>
+        <w:rPr>
+          <w:rFonts w:ascii="Times New Roman" w:hAnsi="Times New Roman" w:eastAsia="Times New Roman" w:cs="Times New Roman"/>
+          <w:vertAlign w:val="subscript"/>
+        </w:rPr>
+        <w:t>4</w:t>
+      </w:r>
+      <w:r>
+        <w:rPr>
+          <w:rFonts w:ascii="Times New Roman" w:hAnsi="Times New Roman" w:eastAsia="Times New Roman" w:cs="Times New Roman"/>
+        </w:rPr>
+        <w:t xml:space="preserve">] = 0.014 </w:t>
+      </w:r>
+      <w:r>
+        <w:rPr>
+          <w:rFonts w:hint="eastAsia" w:ascii="Times New Roman" w:hAnsi="Times New Roman" w:eastAsia="Times New Roman" w:cs="Times New Roman"/>
+        </w:rPr>
+        <w:t>mol/L，[NO</w:t>
+      </w:r>
+      <w:r>
+        <w:rPr>
+          <w:rFonts w:hint="eastAsia" w:ascii="Times New Roman" w:hAnsi="Times New Roman" w:eastAsia="Times New Roman" w:cs="Times New Roman"/>
+          <w:vertAlign w:val="subscript"/>
+        </w:rPr>
+        <w:t>2</w:t>
+      </w:r>
+      <w:r>
+        <w:rPr>
+          <w:rFonts w:hint="eastAsia" w:ascii="Times New Roman" w:hAnsi="Times New Roman" w:eastAsia="Times New Roman" w:cs="Times New Roman"/>
+        </w:rPr>
+        <w:t>]</w:t>
       </w:r>
       <w:r>
         <w:rPr>
@@ -1914,7 +2200,46 @@
         <w:rPr>
           <w:rFonts w:ascii="Times New Roman" w:hAnsi="Times New Roman" w:eastAsia="Times New Roman" w:cs="Times New Roman"/>
         </w:rPr>
-        <w:t xml:space="preserve"> [NO₂]^{2}/[N₂O₄] </w:t>
+        <w:t xml:space="preserve"> [NO</w:t>
+      </w:r>
+      <w:r>
+        <w:rPr>
+          <w:rFonts w:ascii="Times New Roman" w:hAnsi="Times New Roman" w:eastAsia="Times New Roman" w:cs="Times New Roman"/>
+          <w:vertAlign w:val="subscript"/>
+        </w:rPr>
+        <w:t>2</w:t>
+      </w:r>
+      <w:r>
+        <w:rPr>
+          <w:rFonts w:ascii="Times New Roman" w:hAnsi="Times New Roman" w:eastAsia="Times New Roman" w:cs="Times New Roman"/>
+        </w:rPr>
+        <w:t>]^{2}/[N</w:t>
+      </w:r>
+      <w:r>
+        <w:rPr>
+          <w:rFonts w:ascii="Times New Roman" w:hAnsi="Times New Roman" w:eastAsia="Times New Roman" w:cs="Times New Roman"/>
+          <w:vertAlign w:val="subscript"/>
+        </w:rPr>
+        <w:t>2</w:t>
+      </w:r>
+      <w:r>
+        <w:rPr>
+          <w:rFonts w:ascii="Times New Roman" w:hAnsi="Times New Roman" w:eastAsia="Times New Roman" w:cs="Times New Roman"/>
+        </w:rPr>
+        <w:t>O</w:t>
+      </w:r>
+      <w:r>
+        <w:rPr>
+          <w:rFonts w:ascii="Times New Roman" w:hAnsi="Times New Roman" w:eastAsia="Times New Roman" w:cs="Times New Roman"/>
+          <w:vertAlign w:val="subscript"/>
+        </w:rPr>
+        <w:t>4</w:t>
+      </w:r>
+      <w:r>
+        <w:rPr>
+          <w:rFonts w:ascii="Times New Roman" w:hAnsi="Times New Roman" w:eastAsia="Times New Roman" w:cs="Times New Roman"/>
+        </w:rPr>
+        <w:t xml:space="preserve">] </w:t>
       </w:r>
       <w:r>
         <w:rPr>
@@ -2177,7 +2502,20 @@
               <w:rPr>
                 <w:rFonts w:ascii="Times New Roman" w:hAnsi="Times New Roman" w:eastAsia="Times New Roman" w:cs="Times New Roman"/>
               </w:rPr>
-              <w:t xml:space="preserve"> r₊ = </w:t>
+              <w:t xml:space="preserve"> r</w:t>
+            </w:r>
+            <w:r>
+              <w:rPr>
+                <w:rFonts w:ascii="Times New Roman" w:hAnsi="Times New Roman" w:eastAsia="Times New Roman" w:cs="Times New Roman"/>
+                <w:vertAlign w:val="subscript"/>
+              </w:rPr>
+              <w:t>+</w:t>
+            </w:r>
+            <w:r>
+              <w:rPr>
+                <w:rFonts w:ascii="Times New Roman" w:hAnsi="Times New Roman" w:eastAsia="Times New Roman" w:cs="Times New Roman"/>
+              </w:rPr>
+              <w:t xml:space="preserve"> = </w:t>
             </w:r>
             <w:r>
               <w:rPr>
@@ -2189,7 +2527,14 @@
               <w:rPr>
                 <w:rFonts w:ascii="Times New Roman" w:hAnsi="Times New Roman" w:eastAsia="Times New Roman" w:cs="Times New Roman"/>
               </w:rPr>
-              <w:t xml:space="preserve"> r₋</w:t>
+              <w:t xml:space="preserve"> r</w:t>
+            </w:r>
+            <w:r>
+              <w:rPr>
+                <w:rFonts w:ascii="Times New Roman" w:hAnsi="Times New Roman" w:eastAsia="Times New Roman" w:cs="Times New Roman"/>
+                <w:vertAlign w:val="subscript"/>
+              </w:rPr>
+              <w:t>-</w:t>
             </w:r>
           </w:p>
         </w:tc>
@@ -2399,7 +2744,20 @@
         <w:rPr>
           <w:rFonts w:ascii="Times New Roman" w:hAnsi="Times New Roman" w:eastAsia="Times New Roman" w:cs="Times New Roman"/>
         </w:rPr>
-        <w:t xml:space="preserve"> ^{1}⁸O </w:t>
+        <w:t xml:space="preserve"> ^{1}</w:t>
+      </w:r>
+      <w:r>
+        <w:rPr>
+          <w:rFonts w:ascii="Times New Roman" w:hAnsi="Times New Roman" w:eastAsia="Times New Roman" w:cs="Times New Roman"/>
+          <w:vertAlign w:val="superscript"/>
+        </w:rPr>
+        <w:t>8</w:t>
+      </w:r>
+      <w:r>
+        <w:rPr>
+          <w:rFonts w:ascii="Times New Roman" w:hAnsi="Times New Roman" w:eastAsia="Times New Roman" w:cs="Times New Roman"/>
+        </w:rPr>
+        <w:t xml:space="preserve">O </w:t>
       </w:r>
       <w:r>
         <w:rPr>
@@ -2411,7 +2769,20 @@
         <w:rPr>
           <w:rFonts w:ascii="Times New Roman" w:hAnsi="Times New Roman" w:eastAsia="Times New Roman" w:cs="Times New Roman"/>
         </w:rPr>
-        <w:t xml:space="preserve"> NO₂ </w:t>
+        <w:t xml:space="preserve"> NO</w:t>
+      </w:r>
+      <w:r>
+        <w:rPr>
+          <w:rFonts w:ascii="Times New Roman" w:hAnsi="Times New Roman" w:eastAsia="Times New Roman" w:cs="Times New Roman"/>
+          <w:vertAlign w:val="subscript"/>
+        </w:rPr>
+        <w:t>2</w:t>
+      </w:r>
+      <w:r>
+        <w:rPr>
+          <w:rFonts w:ascii="Times New Roman" w:hAnsi="Times New Roman" w:eastAsia="Times New Roman" w:cs="Times New Roman"/>
+        </w:rPr>
+        <w:t xml:space="preserve"> </w:t>
       </w:r>
       <w:r>
         <w:rPr>
@@ -2423,7 +2794,46 @@
         <w:rPr>
           <w:rFonts w:ascii="Times New Roman" w:hAnsi="Times New Roman" w:eastAsia="Times New Roman" w:cs="Times New Roman"/>
         </w:rPr>
-        <w:t xml:space="preserve"> N₂O₄ ⇌ 2NO₂ </w:t>
+        <w:t xml:space="preserve"> N</w:t>
+      </w:r>
+      <w:r>
+        <w:rPr>
+          <w:rFonts w:ascii="Times New Roman" w:hAnsi="Times New Roman" w:eastAsia="Times New Roman" w:cs="Times New Roman"/>
+          <w:vertAlign w:val="subscript"/>
+        </w:rPr>
+        <w:t>2</w:t>
+      </w:r>
+      <w:r>
+        <w:rPr>
+          <w:rFonts w:ascii="Times New Roman" w:hAnsi="Times New Roman" w:eastAsia="Times New Roman" w:cs="Times New Roman"/>
+        </w:rPr>
+        <w:t>O</w:t>
+      </w:r>
+      <w:r>
+        <w:rPr>
+          <w:rFonts w:ascii="Times New Roman" w:hAnsi="Times New Roman" w:eastAsia="Times New Roman" w:cs="Times New Roman"/>
+          <w:vertAlign w:val="subscript"/>
+        </w:rPr>
+        <w:t>4</w:t>
+      </w:r>
+      <w:r>
+        <w:rPr>
+          <w:rFonts w:ascii="Times New Roman" w:hAnsi="Times New Roman" w:eastAsia="Times New Roman" w:cs="Times New Roman"/>
+        </w:rPr>
+        <w:t xml:space="preserve"> ⇌ 2NO</w:t>
+      </w:r>
+      <w:r>
+        <w:rPr>
+          <w:rFonts w:ascii="Times New Roman" w:hAnsi="Times New Roman" w:eastAsia="Times New Roman" w:cs="Times New Roman"/>
+          <w:vertAlign w:val="subscript"/>
+        </w:rPr>
+        <w:t>2</w:t>
+      </w:r>
+      <w:r>
+        <w:rPr>
+          <w:rFonts w:ascii="Times New Roman" w:hAnsi="Times New Roman" w:eastAsia="Times New Roman" w:cs="Times New Roman"/>
+        </w:rPr>
+        <w:t xml:space="preserve"> </w:t>
       </w:r>
       <w:r>
         <w:rPr>
@@ -2447,7 +2857,33 @@
         <w:rPr>
           <w:rFonts w:ascii="Times New Roman" w:hAnsi="Times New Roman" w:eastAsia="Times New Roman" w:cs="Times New Roman"/>
         </w:rPr>
-        <w:t xml:space="preserve"> N₂O₄ </w:t>
+        <w:t xml:space="preserve"> N</w:t>
+      </w:r>
+      <w:r>
+        <w:rPr>
+          <w:rFonts w:ascii="Times New Roman" w:hAnsi="Times New Roman" w:eastAsia="Times New Roman" w:cs="Times New Roman"/>
+          <w:vertAlign w:val="subscript"/>
+        </w:rPr>
+        <w:t>2</w:t>
+      </w:r>
+      <w:r>
+        <w:rPr>
+          <w:rFonts w:ascii="Times New Roman" w:hAnsi="Times New Roman" w:eastAsia="Times New Roman" w:cs="Times New Roman"/>
+        </w:rPr>
+        <w:t>O</w:t>
+      </w:r>
+      <w:r>
+        <w:rPr>
+          <w:rFonts w:ascii="Times New Roman" w:hAnsi="Times New Roman" w:eastAsia="Times New Roman" w:cs="Times New Roman"/>
+          <w:vertAlign w:val="subscript"/>
+        </w:rPr>
+        <w:t>4</w:t>
+      </w:r>
+      <w:r>
+        <w:rPr>
+          <w:rFonts w:ascii="Times New Roman" w:hAnsi="Times New Roman" w:eastAsia="Times New Roman" w:cs="Times New Roman"/>
+        </w:rPr>
+        <w:t xml:space="preserve"> </w:t>
       </w:r>
       <w:r>
         <w:rPr>
@@ -2465,7 +2901,20 @@
         <w:rPr>
           <w:rFonts w:hint="eastAsia" w:ascii="Times New Roman" w:hAnsi="Times New Roman" w:eastAsia="Times New Roman" w:cs="Times New Roman"/>
         </w:rPr>
-        <w:t>^{1}⁸O。</w:t>
+        <w:t>^{1}</w:t>
+      </w:r>
+      <w:r>
+        <w:rPr>
+          <w:rFonts w:hint="eastAsia" w:ascii="Times New Roman" w:hAnsi="Times New Roman" w:eastAsia="Times New Roman" w:cs="Times New Roman"/>
+          <w:vertAlign w:val="superscript"/>
+        </w:rPr>
+        <w:t>8</w:t>
+      </w:r>
+      <w:r>
+        <w:rPr>
+          <w:rFonts w:hint="eastAsia" w:ascii="Times New Roman" w:hAnsi="Times New Roman" w:eastAsia="Times New Roman" w:cs="Times New Roman"/>
+        </w:rPr>
+        <w:t>O。</w:t>
       </w:r>
       <w:r>
         <w:rPr>
@@ -2929,7 +3378,37 @@
                 <w:rFonts w:ascii="Times New Roman" w:hAnsi="Times New Roman" w:eastAsia="Times New Roman" w:cs="Times New Roman"/>
                 <w:b/>
               </w:rPr>
-              <w:t xml:space="preserve">c(C₂H₅OH) / (mol/L)</w:t>
+              <w:t>c(C</w:t>
+            </w:r>
+            <w:r>
+              <w:rPr>
+                <w:rFonts w:ascii="Times New Roman" w:hAnsi="Times New Roman" w:eastAsia="Times New Roman" w:cs="Times New Roman"/>
+                <w:b/>
+                <w:vertAlign w:val="subscript"/>
+              </w:rPr>
+              <w:t>2</w:t>
+            </w:r>
+            <w:r>
+              <w:rPr>
+                <w:rFonts w:ascii="Times New Roman" w:hAnsi="Times New Roman" w:eastAsia="Times New Roman" w:cs="Times New Roman"/>
+                <w:b/>
+              </w:rPr>
+              <w:t>H</w:t>
+            </w:r>
+            <w:r>
+              <w:rPr>
+                <w:rFonts w:ascii="Times New Roman" w:hAnsi="Times New Roman" w:eastAsia="Times New Roman" w:cs="Times New Roman"/>
+                <w:b/>
+                <w:vertAlign w:val="subscript"/>
+              </w:rPr>
+              <w:t>5</w:t>
+            </w:r>
+            <w:r>
+              <w:rPr>
+                <w:rFonts w:ascii="Times New Roman" w:hAnsi="Times New Roman" w:eastAsia="Times New Roman" w:cs="Times New Roman"/>
+                <w:b/>
+              </w:rPr>
+              <w:t>OH) / (mol/L)</w:t>
             </w:r>
           </w:p>
         </w:tc>
@@ -2945,7 +3424,22 @@
                 <w:rFonts w:ascii="Times New Roman" w:hAnsi="Times New Roman" w:eastAsia="Times New Roman" w:cs="Times New Roman"/>
                 <w:b/>
               </w:rPr>
-              <w:t xml:space="preserve">c(CH₃COOH) / (mol/L)</w:t>
+              <w:t>c(CH</w:t>
+            </w:r>
+            <w:r>
+              <w:rPr>
+                <w:rFonts w:ascii="Times New Roman" w:hAnsi="Times New Roman" w:eastAsia="Times New Roman" w:cs="Times New Roman"/>
+                <w:b/>
+                <w:vertAlign w:val="subscript"/>
+              </w:rPr>
+              <w:t>3</w:t>
+            </w:r>
+            <w:r>
+              <w:rPr>
+                <w:rFonts w:ascii="Times New Roman" w:hAnsi="Times New Roman" w:eastAsia="Times New Roman" w:cs="Times New Roman"/>
+                <w:b/>
+              </w:rPr>
+              <w:t>COOH) / (mol/L)</w:t>
             </w:r>
           </w:p>
         </w:tc>
@@ -2961,7 +3455,37 @@
                 <w:rFonts w:ascii="Times New Roman" w:hAnsi="Times New Roman" w:eastAsia="Times New Roman" w:cs="Times New Roman"/>
                 <w:b/>
               </w:rPr>
-              <w:t xml:space="preserve">α(C₂H₅OH)</w:t>
+              <w:t>α(C</w:t>
+            </w:r>
+            <w:r>
+              <w:rPr>
+                <w:rFonts w:ascii="Times New Roman" w:hAnsi="Times New Roman" w:eastAsia="Times New Roman" w:cs="Times New Roman"/>
+                <w:b/>
+                <w:vertAlign w:val="subscript"/>
+              </w:rPr>
+              <w:t>2</w:t>
+            </w:r>
+            <w:r>
+              <w:rPr>
+                <w:rFonts w:ascii="Times New Roman" w:hAnsi="Times New Roman" w:eastAsia="Times New Roman" w:cs="Times New Roman"/>
+                <w:b/>
+              </w:rPr>
+              <w:t>H</w:t>
+            </w:r>
+            <w:r>
+              <w:rPr>
+                <w:rFonts w:ascii="Times New Roman" w:hAnsi="Times New Roman" w:eastAsia="Times New Roman" w:cs="Times New Roman"/>
+                <w:b/>
+                <w:vertAlign w:val="subscript"/>
+              </w:rPr>
+              <w:t>5</w:t>
+            </w:r>
+            <w:r>
+              <w:rPr>
+                <w:rFonts w:ascii="Times New Roman" w:hAnsi="Times New Roman" w:eastAsia="Times New Roman" w:cs="Times New Roman"/>
+                <w:b/>
+              </w:rPr>
+              <w:t>OH)</w:t>
             </w:r>
           </w:p>
         </w:tc>
@@ -2977,7 +3501,22 @@
                 <w:rFonts w:ascii="Times New Roman" w:hAnsi="Times New Roman" w:eastAsia="Times New Roman" w:cs="Times New Roman"/>
                 <w:b/>
               </w:rPr>
-              <w:t xml:space="preserve">α(CH₃COOH)</w:t>
+              <w:t>α(CH</w:t>
+            </w:r>
+            <w:r>
+              <w:rPr>
+                <w:rFonts w:ascii="Times New Roman" w:hAnsi="Times New Roman" w:eastAsia="Times New Roman" w:cs="Times New Roman"/>
+                <w:b/>
+                <w:vertAlign w:val="subscript"/>
+              </w:rPr>
+              <w:t>3</w:t>
+            </w:r>
+            <w:r>
+              <w:rPr>
+                <w:rFonts w:ascii="Times New Roman" w:hAnsi="Times New Roman" w:eastAsia="Times New Roman" w:cs="Times New Roman"/>
+                <w:b/>
+              </w:rPr>
+              <w:t>COOH)</w:t>
             </w:r>
           </w:p>
         </w:tc>
@@ -3367,6 +3906,9 @@
         <w:spacing w:before="160" w:after="80"/>
       </w:pPr>
       <w:r>
+        <w:rPr>
+          <w:rFonts w:ascii="Times New Roman" w:hAnsi="Times New Roman" w:eastAsia="Times New Roman" w:cs="Times New Roman"/>
+        </w:rPr>
         <w:pict>
           <v:rect style="width:0;height:1.5pt" o:hralign="center" o:hrstd="t" o:hr="t"/>
         </w:pict>
@@ -5214,7 +5756,40 @@
         <w:rPr>
           <w:rFonts w:hint="eastAsia" w:ascii="Times New Roman" w:hAnsi="Times New Roman" w:eastAsia="Times New Roman" w:cs="Times New Roman"/>
         </w:rPr>
-        <w:t>：N₂O₄/NO₂</w:t>
+        <w:t>：N</w:t>
+      </w:r>
+      <w:r>
+        <w:rPr>
+          <w:rFonts w:hint="eastAsia" w:ascii="Times New Roman" w:hAnsi="Times New Roman" w:eastAsia="Times New Roman" w:cs="Times New Roman"/>
+          <w:vertAlign w:val="subscript"/>
+        </w:rPr>
+        <w:t>2</w:t>
+      </w:r>
+      <w:r>
+        <w:rPr>
+          <w:rFonts w:hint="eastAsia" w:ascii="Times New Roman" w:hAnsi="Times New Roman" w:eastAsia="Times New Roman" w:cs="Times New Roman"/>
+        </w:rPr>
+        <w:t>O</w:t>
+      </w:r>
+      <w:r>
+        <w:rPr>
+          <w:rFonts w:hint="eastAsia" w:ascii="Times New Roman" w:hAnsi="Times New Roman" w:eastAsia="Times New Roman" w:cs="Times New Roman"/>
+          <w:vertAlign w:val="subscript"/>
+        </w:rPr>
+        <w:t>4</w:t>
+      </w:r>
+      <w:r>
+        <w:rPr>
+          <w:rFonts w:hint="eastAsia" w:ascii="Times New Roman" w:hAnsi="Times New Roman" w:eastAsia="Times New Roman" w:cs="Times New Roman"/>
+        </w:rPr>
+        <w:t>/NO</w:t>
+      </w:r>
+      <w:r>
+        <w:rPr>
+          <w:rFonts w:hint="eastAsia" w:ascii="Times New Roman" w:hAnsi="Times New Roman" w:eastAsia="Times New Roman" w:cs="Times New Roman"/>
+          <w:vertAlign w:val="subscript"/>
+        </w:rPr>
+        <w:t>2</w:t>
       </w:r>
       <w:r>
         <w:rPr>
@@ -5257,7 +5832,33 @@
         <w:rPr>
           <w:rFonts w:ascii="Times New Roman" w:hAnsi="Times New Roman" w:eastAsia="Times New Roman" w:cs="Times New Roman"/>
         </w:rPr>
-        <w:t xml:space="preserve"> 0.100 mol N₂O₄ </w:t>
+        <w:t xml:space="preserve"> 0.100 mol N</w:t>
+      </w:r>
+      <w:r>
+        <w:rPr>
+          <w:rFonts w:ascii="Times New Roman" w:hAnsi="Times New Roman" w:eastAsia="Times New Roman" w:cs="Times New Roman"/>
+          <w:vertAlign w:val="subscript"/>
+        </w:rPr>
+        <w:t>2</w:t>
+      </w:r>
+      <w:r>
+        <w:rPr>
+          <w:rFonts w:ascii="Times New Roman" w:hAnsi="Times New Roman" w:eastAsia="Times New Roman" w:cs="Times New Roman"/>
+        </w:rPr>
+        <w:t>O</w:t>
+      </w:r>
+      <w:r>
+        <w:rPr>
+          <w:rFonts w:ascii="Times New Roman" w:hAnsi="Times New Roman" w:eastAsia="Times New Roman" w:cs="Times New Roman"/>
+          <w:vertAlign w:val="subscript"/>
+        </w:rPr>
+        <w:t>4</w:t>
+      </w:r>
+      <w:r>
+        <w:rPr>
+          <w:rFonts w:ascii="Times New Roman" w:hAnsi="Times New Roman" w:eastAsia="Times New Roman" w:cs="Times New Roman"/>
+        </w:rPr>
+        <w:t xml:space="preserve"> </w:t>
       </w:r>
       <w:r>
         <w:rPr>
@@ -5299,7 +5900,33 @@
         <w:rPr>
           <w:rFonts w:ascii="Times New Roman" w:hAnsi="Times New Roman" w:eastAsia="Times New Roman" w:cs="Times New Roman"/>
         </w:rPr>
-        <w:t xml:space="preserve"> [N₂O₄] = 0.040 </w:t>
+        <w:t xml:space="preserve"> [N</w:t>
+      </w:r>
+      <w:r>
+        <w:rPr>
+          <w:rFonts w:ascii="Times New Roman" w:hAnsi="Times New Roman" w:eastAsia="Times New Roman" w:cs="Times New Roman"/>
+          <w:vertAlign w:val="subscript"/>
+        </w:rPr>
+        <w:t>2</w:t>
+      </w:r>
+      <w:r>
+        <w:rPr>
+          <w:rFonts w:ascii="Times New Roman" w:hAnsi="Times New Roman" w:eastAsia="Times New Roman" w:cs="Times New Roman"/>
+        </w:rPr>
+        <w:t>O</w:t>
+      </w:r>
+      <w:r>
+        <w:rPr>
+          <w:rFonts w:ascii="Times New Roman" w:hAnsi="Times New Roman" w:eastAsia="Times New Roman" w:cs="Times New Roman"/>
+          <w:vertAlign w:val="subscript"/>
+        </w:rPr>
+        <w:t>4</w:t>
+      </w:r>
+      <w:r>
+        <w:rPr>
+          <w:rFonts w:ascii="Times New Roman" w:hAnsi="Times New Roman" w:eastAsia="Times New Roman" w:cs="Times New Roman"/>
+        </w:rPr>
+        <w:t xml:space="preserve">] = 0.040 </w:t>
       </w:r>
       <w:r>
         <w:rPr>
@@ -5399,7 +6026,30 @@
                 <w:rFonts w:ascii="Times New Roman" w:hAnsi="Times New Roman" w:eastAsia="Times New Roman" w:cs="Times New Roman"/>
                 <w:b/>
               </w:rPr>
-              <w:t xml:space="preserve">N₂O₄</w:t>
+              <w:t>N</w:t>
+            </w:r>
+            <w:r>
+              <w:rPr>
+                <w:rFonts w:ascii="Times New Roman" w:hAnsi="Times New Roman" w:eastAsia="Times New Roman" w:cs="Times New Roman"/>
+                <w:b/>
+                <w:vertAlign w:val="subscript"/>
+              </w:rPr>
+              <w:t>2</w:t>
+            </w:r>
+            <w:r>
+              <w:rPr>
+                <w:rFonts w:ascii="Times New Roman" w:hAnsi="Times New Roman" w:eastAsia="Times New Roman" w:cs="Times New Roman"/>
+                <w:b/>
+              </w:rPr>
+              <w:t>O</w:t>
+            </w:r>
+            <w:r>
+              <w:rPr>
+                <w:rFonts w:ascii="Times New Roman" w:hAnsi="Times New Roman" w:eastAsia="Times New Roman" w:cs="Times New Roman"/>
+                <w:b/>
+                <w:vertAlign w:val="subscript"/>
+              </w:rPr>
+              <w:t>4</w:t>
             </w:r>
           </w:p>
         </w:tc>
@@ -5415,7 +6065,15 @@
                 <w:rFonts w:ascii="Times New Roman" w:hAnsi="Times New Roman" w:eastAsia="Times New Roman" w:cs="Times New Roman"/>
                 <w:b/>
               </w:rPr>
-              <w:t xml:space="preserve">2NO₂</w:t>
+              <w:t>2NO</w:t>
+            </w:r>
+            <w:r>
+              <w:rPr>
+                <w:rFonts w:ascii="Times New Roman" w:hAnsi="Times New Roman" w:eastAsia="Times New Roman" w:cs="Times New Roman"/>
+                <w:b/>
+                <w:vertAlign w:val="subscript"/>
+              </w:rPr>
+              <w:t>2</w:t>
             </w:r>
           </w:p>
         </w:tc>
@@ -5853,7 +6511,20 @@
         <w:rPr>
           <w:rFonts w:hint="eastAsia" w:ascii="Times New Roman" w:hAnsi="Times New Roman" w:eastAsia="Times New Roman" w:cs="Times New Roman"/>
         </w:rPr>
-        <w:t>NO₂）</w:t>
+        <w:t>NO</w:t>
+      </w:r>
+      <w:r>
+        <w:rPr>
+          <w:rFonts w:hint="eastAsia" w:ascii="Times New Roman" w:hAnsi="Times New Roman" w:eastAsia="Times New Roman" w:cs="Times New Roman"/>
+          <w:vertAlign w:val="subscript"/>
+        </w:rPr>
+        <w:t>2</w:t>
+      </w:r>
+      <w:r>
+        <w:rPr>
+          <w:rFonts w:hint="eastAsia" w:ascii="Times New Roman" w:hAnsi="Times New Roman" w:eastAsia="Times New Roman" w:cs="Times New Roman"/>
+        </w:rPr>
+        <w:t>）</w:t>
       </w:r>
       <w:r>
         <w:rPr>
@@ -5877,7 +6548,46 @@
         <w:rPr>
           <w:rFonts w:ascii="Times New Roman" w:hAnsi="Times New Roman" w:eastAsia="Times New Roman" w:cs="Times New Roman"/>
         </w:rPr>
-        <w:t xml:space="preserve"> [NO₂]^{2}/[N₂O₄] </w:t>
+        <w:t xml:space="preserve"> [NO</w:t>
+      </w:r>
+      <w:r>
+        <w:rPr>
+          <w:rFonts w:ascii="Times New Roman" w:hAnsi="Times New Roman" w:eastAsia="Times New Roman" w:cs="Times New Roman"/>
+          <w:vertAlign w:val="subscript"/>
+        </w:rPr>
+        <w:t>2</w:t>
+      </w:r>
+      <w:r>
+        <w:rPr>
+          <w:rFonts w:ascii="Times New Roman" w:hAnsi="Times New Roman" w:eastAsia="Times New Roman" w:cs="Times New Roman"/>
+        </w:rPr>
+        <w:t>]^{2}/[N</w:t>
+      </w:r>
+      <w:r>
+        <w:rPr>
+          <w:rFonts w:ascii="Times New Roman" w:hAnsi="Times New Roman" w:eastAsia="Times New Roman" w:cs="Times New Roman"/>
+          <w:vertAlign w:val="subscript"/>
+        </w:rPr>
+        <w:t>2</w:t>
+      </w:r>
+      <w:r>
+        <w:rPr>
+          <w:rFonts w:ascii="Times New Roman" w:hAnsi="Times New Roman" w:eastAsia="Times New Roman" w:cs="Times New Roman"/>
+        </w:rPr>
+        <w:t>O</w:t>
+      </w:r>
+      <w:r>
+        <w:rPr>
+          <w:rFonts w:ascii="Times New Roman" w:hAnsi="Times New Roman" w:eastAsia="Times New Roman" w:cs="Times New Roman"/>
+          <w:vertAlign w:val="subscript"/>
+        </w:rPr>
+        <w:t>4</w:t>
+      </w:r>
+      <w:r>
+        <w:rPr>
+          <w:rFonts w:ascii="Times New Roman" w:hAnsi="Times New Roman" w:eastAsia="Times New Roman" w:cs="Times New Roman"/>
+        </w:rPr>
+        <w:t xml:space="preserve">] </w:t>
       </w:r>
       <w:r>
         <w:rPr>
@@ -6597,7 +7307,27 @@
         <w:rPr>
           <w:rFonts w:hint="eastAsia" w:ascii="Times New Roman" w:hAnsi="Times New Roman" w:eastAsia="Times New Roman" w:cs="Times New Roman"/>
         </w:rPr>
-        <w:t xml:space="preserve">，Fe₂O₃</w:t>
+        <w:t>，Fe</w:t>
+      </w:r>
+      <w:r>
+        <w:rPr>
+          <w:rFonts w:hint="eastAsia" w:ascii="Times New Roman" w:hAnsi="Times New Roman" w:eastAsia="Times New Roman" w:cs="Times New Roman"/>
+          <w:vertAlign w:val="subscript"/>
+        </w:rPr>
+        <w:t>2</w:t>
+      </w:r>
+      <w:r>
+        <w:rPr>
+          <w:rFonts w:hint="eastAsia" w:ascii="Times New Roman" w:hAnsi="Times New Roman" w:eastAsia="Times New Roman" w:cs="Times New Roman"/>
+        </w:rPr>
+        <w:t>O</w:t>
+      </w:r>
+      <w:r>
+        <w:rPr>
+          <w:rFonts w:hint="eastAsia" w:ascii="Times New Roman" w:hAnsi="Times New Roman" w:eastAsia="Times New Roman" w:cs="Times New Roman"/>
+          <w:vertAlign w:val="subscript"/>
+        </w:rPr>
+        <w:t>3</w:t>
       </w:r>
       <w:r>
         <w:rPr>
@@ -7243,7 +7973,20 @@
         <w:rPr>
           <w:rFonts w:ascii="Times New Roman" w:hAnsi="Times New Roman" w:eastAsia="Times New Roman" w:cs="Times New Roman"/>
         </w:rPr>
-        <w:t xml:space="preserve"> H₂O </w:t>
+        <w:t xml:space="preserve"> H</w:t>
+      </w:r>
+      <w:r>
+        <w:rPr>
+          <w:rFonts w:ascii="Times New Roman" w:hAnsi="Times New Roman" w:eastAsia="Times New Roman" w:cs="Times New Roman"/>
+          <w:vertAlign w:val="subscript"/>
+        </w:rPr>
+        <w:t>2</w:t>
+      </w:r>
+      <w:r>
+        <w:rPr>
+          <w:rFonts w:ascii="Times New Roman" w:hAnsi="Times New Roman" w:eastAsia="Times New Roman" w:cs="Times New Roman"/>
+        </w:rPr>
+        <w:t xml:space="preserve">O </w:t>
       </w:r>
       <w:r>
         <w:rPr>
@@ -7255,7 +7998,20 @@
         <w:rPr>
           <w:rFonts w:ascii="Times New Roman" w:hAnsi="Times New Roman" w:eastAsia="Times New Roman" w:cs="Times New Roman"/>
         </w:rPr>
-        <w:t xml:space="preserve"> H₂O </w:t>
+        <w:t xml:space="preserve"> H</w:t>
+      </w:r>
+      <w:r>
+        <w:rPr>
+          <w:rFonts w:ascii="Times New Roman" w:hAnsi="Times New Roman" w:eastAsia="Times New Roman" w:cs="Times New Roman"/>
+          <w:vertAlign w:val="subscript"/>
+        </w:rPr>
+        <w:t>2</w:t>
+      </w:r>
+      <w:r>
+        <w:rPr>
+          <w:rFonts w:ascii="Times New Roman" w:hAnsi="Times New Roman" w:eastAsia="Times New Roman" w:cs="Times New Roman"/>
+        </w:rPr>
+        <w:t xml:space="preserve">O </w:t>
       </w:r>
       <w:r>
         <w:rPr>
@@ -7267,7 +8023,20 @@
         <w:rPr>
           <w:rFonts w:hint="eastAsia" w:ascii="Times New Roman" w:hAnsi="Times New Roman" w:eastAsia="Times New Roman" w:cs="Times New Roman"/>
         </w:rPr>
-        <w:t>，[H₂O]</w:t>
+        <w:t>，[H</w:t>
+      </w:r>
+      <w:r>
+        <w:rPr>
+          <w:rFonts w:hint="eastAsia" w:ascii="Times New Roman" w:hAnsi="Times New Roman" w:eastAsia="Times New Roman" w:cs="Times New Roman"/>
+          <w:vertAlign w:val="subscript"/>
+        </w:rPr>
+        <w:t>2</w:t>
+      </w:r>
+      <w:r>
+        <w:rPr>
+          <w:rFonts w:hint="eastAsia" w:ascii="Times New Roman" w:hAnsi="Times New Roman" w:eastAsia="Times New Roman" w:cs="Times New Roman"/>
+        </w:rPr>
+        <w:t>O]</w:t>
       </w:r>
       <w:r>
         <w:rPr>
@@ -12512,7 +13281,20 @@
         <w:rPr>
           <w:rFonts w:ascii="Times New Roman" w:hAnsi="Times New Roman" w:eastAsia="Times New Roman" w:cs="Times New Roman"/>
         </w:rPr>
-        <w:t xml:space="preserve">(NH₃, g) = −16.4 </w:t>
+        <w:t>(NH</w:t>
+      </w:r>
+      <w:r>
+        <w:rPr>
+          <w:rFonts w:ascii="Times New Roman" w:hAnsi="Times New Roman" w:eastAsia="Times New Roman" w:cs="Times New Roman"/>
+          <w:vertAlign w:val="subscript"/>
+        </w:rPr>
+        <w:t>3</w:t>
+      </w:r>
+      <w:r>
+        <w:rPr>
+          <w:rFonts w:ascii="Times New Roman" w:hAnsi="Times New Roman" w:eastAsia="Times New Roman" w:cs="Times New Roman"/>
+        </w:rPr>
+        <w:t xml:space="preserve">, g) = −16.4 </w:t>
       </w:r>
       <w:r>
         <w:rPr>
@@ -13520,7 +14302,20 @@
         <w:rPr>
           <w:rFonts w:hint="eastAsia" w:ascii="Times New Roman" w:hAnsi="Times New Roman" w:eastAsia="Times New Roman" w:cs="Times New Roman"/>
         </w:rPr>
-        <w:t>10⁵），</w:t>
+        <w:t>10</w:t>
+      </w:r>
+      <w:r>
+        <w:rPr>
+          <w:rFonts w:hint="eastAsia" w:ascii="Times New Roman" w:hAnsi="Times New Roman" w:eastAsia="Times New Roman" w:cs="Times New Roman"/>
+          <w:vertAlign w:val="superscript"/>
+        </w:rPr>
+        <w:t>5</w:t>
+      </w:r>
+      <w:r>
+        <w:rPr>
+          <w:rFonts w:hint="eastAsia" w:ascii="Times New Roman" w:hAnsi="Times New Roman" w:eastAsia="Times New Roman" w:cs="Times New Roman"/>
+        </w:rPr>
+        <w:t>），</w:t>
       </w:r>
       <w:r>
         <w:rPr>
@@ -13532,7 +14327,20 @@
         <w:rPr>
           <w:rFonts w:ascii="Times New Roman" w:hAnsi="Times New Roman" w:eastAsia="Times New Roman" w:cs="Times New Roman"/>
         </w:rPr>
-        <w:t xml:space="preserve"> NH₃ </w:t>
+        <w:t xml:space="preserve"> NH</w:t>
+      </w:r>
+      <w:r>
+        <w:rPr>
+          <w:rFonts w:ascii="Times New Roman" w:hAnsi="Times New Roman" w:eastAsia="Times New Roman" w:cs="Times New Roman"/>
+          <w:vertAlign w:val="subscript"/>
+        </w:rPr>
+        <w:t>3</w:t>
+      </w:r>
+      <w:r>
+        <w:rPr>
+          <w:rFonts w:ascii="Times New Roman" w:hAnsi="Times New Roman" w:eastAsia="Times New Roman" w:cs="Times New Roman"/>
+        </w:rPr>
+        <w:t xml:space="preserve"> </w:t>
       </w:r>
       <w:r>
         <w:rPr>
@@ -13544,7 +14352,20 @@
         <w:rPr>
           <w:rFonts w:ascii="Times New Roman" w:hAnsi="Times New Roman" w:eastAsia="Times New Roman" w:cs="Times New Roman"/>
         </w:rPr>
-        <w:t xml:space="preserve"> N₂ </w:t>
+        <w:t xml:space="preserve"> N</w:t>
+      </w:r>
+      <w:r>
+        <w:rPr>
+          <w:rFonts w:ascii="Times New Roman" w:hAnsi="Times New Roman" w:eastAsia="Times New Roman" w:cs="Times New Roman"/>
+          <w:vertAlign w:val="subscript"/>
+        </w:rPr>
+        <w:t>2</w:t>
+      </w:r>
+      <w:r>
+        <w:rPr>
+          <w:rFonts w:ascii="Times New Roman" w:hAnsi="Times New Roman" w:eastAsia="Times New Roman" w:cs="Times New Roman"/>
+        </w:rPr>
+        <w:t xml:space="preserve"> </w:t>
       </w:r>
       <w:r>
         <w:rPr>
@@ -13562,7 +14383,20 @@
         <w:rPr>
           <w:rFonts w:hint="eastAsia" w:ascii="Times New Roman" w:hAnsi="Times New Roman" w:eastAsia="Times New Roman" w:cs="Times New Roman"/>
         </w:rPr>
-        <w:t>H₂；</w:t>
+        <w:t>H</w:t>
+      </w:r>
+      <w:r>
+        <w:rPr>
+          <w:rFonts w:hint="eastAsia" w:ascii="Times New Roman" w:hAnsi="Times New Roman" w:eastAsia="Times New Roman" w:cs="Times New Roman"/>
+          <w:vertAlign w:val="subscript"/>
+        </w:rPr>
+        <w:t>2</w:t>
+      </w:r>
+      <w:r>
+        <w:rPr>
+          <w:rFonts w:hint="eastAsia" w:ascii="Times New Roman" w:hAnsi="Times New Roman" w:eastAsia="Times New Roman" w:cs="Times New Roman"/>
+        </w:rPr>
+        <w:t>；</w:t>
       </w:r>
       <w:r>
         <w:rPr>
@@ -13642,7 +14476,20 @@
         <w:rPr>
           <w:rFonts w:ascii="Times New Roman" w:hAnsi="Times New Roman" w:eastAsia="Times New Roman" w:cs="Times New Roman"/>
         </w:rPr>
-        <w:t xml:space="preserve"> NH₃ </w:t>
+        <w:t xml:space="preserve"> NH</w:t>
+      </w:r>
+      <w:r>
+        <w:rPr>
+          <w:rFonts w:ascii="Times New Roman" w:hAnsi="Times New Roman" w:eastAsia="Times New Roman" w:cs="Times New Roman"/>
+          <w:vertAlign w:val="subscript"/>
+        </w:rPr>
+        <w:t>3</w:t>
+      </w:r>
+      <w:r>
+        <w:rPr>
+          <w:rFonts w:ascii="Times New Roman" w:hAnsi="Times New Roman" w:eastAsia="Times New Roman" w:cs="Times New Roman"/>
+        </w:rPr>
+        <w:t xml:space="preserve"> </w:t>
       </w:r>
       <w:r>
         <w:rPr>
@@ -13654,7 +14501,20 @@
         <w:rPr>
           <w:rFonts w:ascii="Times New Roman" w:hAnsi="Times New Roman" w:eastAsia="Times New Roman" w:cs="Times New Roman"/>
         </w:rPr>
-        <w:t xml:space="preserve"> N₂ </w:t>
+        <w:t xml:space="preserve"> N</w:t>
+      </w:r>
+      <w:r>
+        <w:rPr>
+          <w:rFonts w:ascii="Times New Roman" w:hAnsi="Times New Roman" w:eastAsia="Times New Roman" w:cs="Times New Roman"/>
+          <w:vertAlign w:val="subscript"/>
+        </w:rPr>
+        <w:t>2</w:t>
+      </w:r>
+      <w:r>
+        <w:rPr>
+          <w:rFonts w:ascii="Times New Roman" w:hAnsi="Times New Roman" w:eastAsia="Times New Roman" w:cs="Times New Roman"/>
+        </w:rPr>
+        <w:t xml:space="preserve"> </w:t>
       </w:r>
       <w:r>
         <w:rPr>
@@ -13672,7 +14532,20 @@
         <w:rPr>
           <w:rFonts w:hint="eastAsia" w:ascii="Times New Roman" w:hAnsi="Times New Roman" w:eastAsia="Times New Roman" w:cs="Times New Roman"/>
         </w:rPr>
-        <w:t>H₂。</w:t>
+        <w:t>H</w:t>
+      </w:r>
+      <w:r>
+        <w:rPr>
+          <w:rFonts w:hint="eastAsia" w:ascii="Times New Roman" w:hAnsi="Times New Roman" w:eastAsia="Times New Roman" w:cs="Times New Roman"/>
+          <w:vertAlign w:val="subscript"/>
+        </w:rPr>
+        <w:t>2</w:t>
+      </w:r>
+      <w:r>
+        <w:rPr>
+          <w:rFonts w:hint="eastAsia" w:ascii="Times New Roman" w:hAnsi="Times New Roman" w:eastAsia="Times New Roman" w:cs="Times New Roman"/>
+        </w:rPr>
+        <w:t>。</w:t>
       </w:r>
       <w:r>
         <w:rPr>
@@ -14117,7 +14990,59 @@
         <w:rPr>
           <w:rFonts w:ascii="Times New Roman" w:hAnsi="Times New Roman" w:eastAsia="Times New Roman" w:cs="Times New Roman"/>
         </w:rPr>
-        <w:t xml:space="preserve"> SO₂、SO₃、NO、NO₂、O₂ </w:t>
+        <w:t xml:space="preserve"> SO</w:t>
+      </w:r>
+      <w:r>
+        <w:rPr>
+          <w:rFonts w:ascii="Times New Roman" w:hAnsi="Times New Roman" w:eastAsia="Times New Roman" w:cs="Times New Roman"/>
+          <w:vertAlign w:val="subscript"/>
+        </w:rPr>
+        <w:t>2</w:t>
+      </w:r>
+      <w:r>
+        <w:rPr>
+          <w:rFonts w:ascii="Times New Roman" w:hAnsi="Times New Roman" w:eastAsia="Times New Roman" w:cs="Times New Roman"/>
+        </w:rPr>
+        <w:t>、SO</w:t>
+      </w:r>
+      <w:r>
+        <w:rPr>
+          <w:rFonts w:ascii="Times New Roman" w:hAnsi="Times New Roman" w:eastAsia="Times New Roman" w:cs="Times New Roman"/>
+          <w:vertAlign w:val="subscript"/>
+        </w:rPr>
+        <w:t>3</w:t>
+      </w:r>
+      <w:r>
+        <w:rPr>
+          <w:rFonts w:ascii="Times New Roman" w:hAnsi="Times New Roman" w:eastAsia="Times New Roman" w:cs="Times New Roman"/>
+        </w:rPr>
+        <w:t>、NO、NO</w:t>
+      </w:r>
+      <w:r>
+        <w:rPr>
+          <w:rFonts w:ascii="Times New Roman" w:hAnsi="Times New Roman" w:eastAsia="Times New Roman" w:cs="Times New Roman"/>
+          <w:vertAlign w:val="subscript"/>
+        </w:rPr>
+        <w:t>2</w:t>
+      </w:r>
+      <w:r>
+        <w:rPr>
+          <w:rFonts w:ascii="Times New Roman" w:hAnsi="Times New Roman" w:eastAsia="Times New Roman" w:cs="Times New Roman"/>
+        </w:rPr>
+        <w:t>、O</w:t>
+      </w:r>
+      <w:r>
+        <w:rPr>
+          <w:rFonts w:ascii="Times New Roman" w:hAnsi="Times New Roman" w:eastAsia="Times New Roman" w:cs="Times New Roman"/>
+          <w:vertAlign w:val="subscript"/>
+        </w:rPr>
+        <w:t>2</w:t>
+      </w:r>
+      <w:r>
+        <w:rPr>
+          <w:rFonts w:ascii="Times New Roman" w:hAnsi="Times New Roman" w:eastAsia="Times New Roman" w:cs="Times New Roman"/>
+        </w:rPr>
+        <w:t xml:space="preserve"> </w:t>
       </w:r>
       <w:r>
         <w:rPr>
@@ -15329,12 +16254,27 @@
           <w:rFonts w:ascii="Times New Roman" w:hAnsi="Times New Roman" w:eastAsia="Times New Roman" w:cs="Times New Roman"/>
           <w:color w:val="1E40AF"/>
         </w:rPr>
-        <w:t xml:space="preserve"> SO₂ </w:t>
-      </w:r>
-      <w:r>
-        <w:rPr>
-          <w:rFonts w:hint="eastAsia" w:ascii="Times New Roman" w:hAnsi="Times New Roman" w:eastAsia="SimSun" w:cs="Times New Roman"/>
+        <w:t xml:space="preserve"> SO</w:t>
+      </w:r>
+      <w:r>
+        <w:rPr>
+          <w:rFonts w:ascii="Times New Roman" w:hAnsi="Times New Roman" w:eastAsia="Times New Roman" w:cs="Times New Roman"/>
           <w:color w:val="1E40AF"/>
+          <w:vertAlign w:val="subscript"/>
+        </w:rPr>
+        <w:t>2</w:t>
+      </w:r>
+      <w:r>
+        <w:rPr>
+          <w:rFonts w:ascii="Times New Roman" w:hAnsi="Times New Roman" w:eastAsia="Times New Roman" w:cs="Times New Roman"/>
+          <w:color w:val="1E40AF"/>
+        </w:rPr>
+        <w:t xml:space="preserve"> </w:t>
+      </w:r>
+      <w:r>
+        <w:rPr>
+          <w:rFonts w:hint="eastAsia" w:ascii="Times New Roman" w:hAnsi="Times New Roman" w:eastAsia="SimSun" w:cs="Times New Roman"/>
+          <w:color w:val="1E40AF"/>
         </w:rPr>
         <w:t xml:space="preserve">氧化和</w:t>
       </w:r>
@@ -15343,7 +16283,22 @@
           <w:rFonts w:ascii="Times New Roman" w:hAnsi="Times New Roman" w:eastAsia="Times New Roman" w:cs="Times New Roman"/>
           <w:color w:val="1E40AF"/>
         </w:rPr>
-        <w:t xml:space="preserve"> NO₂ </w:t>
+        <w:t xml:space="preserve"> NO</w:t>
+      </w:r>
+      <w:r>
+        <w:rPr>
+          <w:rFonts w:ascii="Times New Roman" w:hAnsi="Times New Roman" w:eastAsia="Times New Roman" w:cs="Times New Roman"/>
+          <w:color w:val="1E40AF"/>
+          <w:vertAlign w:val="subscript"/>
+        </w:rPr>
+        <w:t>2</w:t>
+      </w:r>
+      <w:r>
+        <w:rPr>
+          <w:rFonts w:ascii="Times New Roman" w:hAnsi="Times New Roman" w:eastAsia="Times New Roman" w:cs="Times New Roman"/>
+          <w:color w:val="1E40AF"/>
+        </w:rPr>
+        <w:t xml:space="preserve"> </w:t>
       </w:r>
       <w:r>
         <w:rPr>
@@ -15392,7 +16347,52 @@
           <w:rFonts w:ascii="Times New Roman" w:hAnsi="Times New Roman" w:eastAsia="Times New Roman" w:cs="Times New Roman"/>
           <w:color w:val="1E40AF"/>
         </w:rPr>
-        <w:t xml:space="preserve"> SO₂ + NO₂ → SO₃ + NO </w:t>
+        <w:t xml:space="preserve"> SO</w:t>
+      </w:r>
+      <w:r>
+        <w:rPr>
+          <w:rFonts w:ascii="Times New Roman" w:hAnsi="Times New Roman" w:eastAsia="Times New Roman" w:cs="Times New Roman"/>
+          <w:color w:val="1E40AF"/>
+          <w:vertAlign w:val="subscript"/>
+        </w:rPr>
+        <w:t>2</w:t>
+      </w:r>
+      <w:r>
+        <w:rPr>
+          <w:rFonts w:ascii="Times New Roman" w:hAnsi="Times New Roman" w:eastAsia="Times New Roman" w:cs="Times New Roman"/>
+          <w:color w:val="1E40AF"/>
+        </w:rPr>
+        <w:t xml:space="preserve"> + NO</w:t>
+      </w:r>
+      <w:r>
+        <w:rPr>
+          <w:rFonts w:ascii="Times New Roman" w:hAnsi="Times New Roman" w:eastAsia="Times New Roman" w:cs="Times New Roman"/>
+          <w:color w:val="1E40AF"/>
+          <w:vertAlign w:val="subscript"/>
+        </w:rPr>
+        <w:t>2</w:t>
+      </w:r>
+      <w:r>
+        <w:rPr>
+          <w:rFonts w:ascii="Times New Roman" w:hAnsi="Times New Roman" w:eastAsia="Times New Roman" w:cs="Times New Roman"/>
+          <w:color w:val="1E40AF"/>
+        </w:rPr>
+        <w:t xml:space="preserve"> → SO</w:t>
+      </w:r>
+      <w:r>
+        <w:rPr>
+          <w:rFonts w:ascii="Times New Roman" w:hAnsi="Times New Roman" w:eastAsia="Times New Roman" w:cs="Times New Roman"/>
+          <w:color w:val="1E40AF"/>
+          <w:vertAlign w:val="subscript"/>
+        </w:rPr>
+        <w:t>3</w:t>
+      </w:r>
+      <w:r>
+        <w:rPr>
+          <w:rFonts w:ascii="Times New Roman" w:hAnsi="Times New Roman" w:eastAsia="Times New Roman" w:cs="Times New Roman"/>
+          <w:color w:val="1E40AF"/>
+        </w:rPr>
+        <w:t xml:space="preserve"> + NO </w:t>
       </w:r>
       <w:r>
         <w:rPr>
@@ -15636,13 +16636,52 @@
         <w:rPr>
           <w:rFonts w:ascii="Times New Roman" w:hAnsi="Times New Roman" w:eastAsia="Times New Roman" w:cs="Times New Roman"/>
         </w:rPr>
-        <w:t xml:space="preserve">- Ag^{+}(aq) + 2NH₃(aq) ⇌ </w:t>
-      </w:r>
-      <w:r>
-        <w:rPr>
-          <w:rFonts w:hint="eastAsia" w:ascii="Times New Roman" w:hAnsi="Times New Roman" w:eastAsia="Times New Roman" w:cs="Times New Roman"/>
-        </w:rPr>
-        <w:t xml:space="preserve">Ag(NH₃)₂^{+}(aq)，</w:t>
+        <w:t>- Ag^{+}(aq) + 2NH</w:t>
+      </w:r>
+      <w:r>
+        <w:rPr>
+          <w:rFonts w:ascii="Times New Roman" w:hAnsi="Times New Roman" w:eastAsia="Times New Roman" w:cs="Times New Roman"/>
+          <w:vertAlign w:val="subscript"/>
+        </w:rPr>
+        <w:t>3</w:t>
+      </w:r>
+      <w:r>
+        <w:rPr>
+          <w:rFonts w:ascii="Times New Roman" w:hAnsi="Times New Roman" w:eastAsia="Times New Roman" w:cs="Times New Roman"/>
+        </w:rPr>
+        <w:t xml:space="preserve">(aq) ⇌ </w:t>
+      </w:r>
+      <w:r>
+        <w:rPr>
+          <w:rFonts w:hint="eastAsia" w:ascii="Times New Roman" w:hAnsi="Times New Roman" w:eastAsia="Times New Roman" w:cs="Times New Roman"/>
+        </w:rPr>
+        <w:t>Ag(NH</w:t>
+      </w:r>
+      <w:r>
+        <w:rPr>
+          <w:rFonts w:hint="eastAsia" w:ascii="Times New Roman" w:hAnsi="Times New Roman" w:eastAsia="Times New Roman" w:cs="Times New Roman"/>
+          <w:vertAlign w:val="subscript"/>
+        </w:rPr>
+        <w:t>3</w:t>
+      </w:r>
+      <w:r>
+        <w:rPr>
+          <w:rFonts w:hint="eastAsia" w:ascii="Times New Roman" w:hAnsi="Times New Roman" w:eastAsia="Times New Roman" w:cs="Times New Roman"/>
+        </w:rPr>
+        <w:t>)</w:t>
+      </w:r>
+      <w:r>
+        <w:rPr>
+          <w:rFonts w:hint="eastAsia" w:ascii="Times New Roman" w:hAnsi="Times New Roman" w:eastAsia="Times New Roman" w:cs="Times New Roman"/>
+          <w:vertAlign w:val="subscript"/>
+        </w:rPr>
+        <w:t>2</w:t>
+      </w:r>
+      <w:r>
+        <w:rPr>
+          <w:rFonts w:hint="eastAsia" w:ascii="Times New Roman" w:hAnsi="Times New Roman" w:eastAsia="Times New Roman" w:cs="Times New Roman"/>
+        </w:rPr>
+        <w:t>^{+}(aq)，</w:t>
       </w:r>
       <m:oMath>
         <m:sSubSup>
@@ -15676,7 +16715,14 @@
         <w:rPr>
           <w:rFonts w:ascii="Times New Roman" w:hAnsi="Times New Roman" w:eastAsia="Times New Roman" w:cs="Times New Roman"/>
         </w:rPr>
-        <w:t xml:space="preserve">= 1.7 × 10⁷</w:t>
+        <w:t>= 1.7 × 10</w:t>
+      </w:r>
+      <w:r>
+        <w:rPr>
+          <w:rFonts w:ascii="Times New Roman" w:hAnsi="Times New Roman" w:eastAsia="Times New Roman" w:cs="Times New Roman"/>
+          <w:vertAlign w:val="superscript"/>
+        </w:rPr>
+        <w:t>7</w:t>
       </w:r>
     </w:p>
     <w:p>
@@ -15693,7 +16739,46 @@
         <w:rPr>
           <w:rFonts w:ascii="Times New Roman" w:hAnsi="Times New Roman" w:eastAsia="Times New Roman" w:cs="Times New Roman"/>
         </w:rPr>
-        <w:t xml:space="preserve"> AgCl(s) + 2NH₃(aq) ⇌ Ag(NH₃)₂^{+}(aq) + Cl^{-}(aq) </w:t>
+        <w:t xml:space="preserve"> AgCl(s) + 2NH</w:t>
+      </w:r>
+      <w:r>
+        <w:rPr>
+          <w:rFonts w:ascii="Times New Roman" w:hAnsi="Times New Roman" w:eastAsia="Times New Roman" w:cs="Times New Roman"/>
+          <w:vertAlign w:val="subscript"/>
+        </w:rPr>
+        <w:t>3</w:t>
+      </w:r>
+      <w:r>
+        <w:rPr>
+          <w:rFonts w:ascii="Times New Roman" w:hAnsi="Times New Roman" w:eastAsia="Times New Roman" w:cs="Times New Roman"/>
+        </w:rPr>
+        <w:t>(aq) ⇌ Ag(NH</w:t>
+      </w:r>
+      <w:r>
+        <w:rPr>
+          <w:rFonts w:ascii="Times New Roman" w:hAnsi="Times New Roman" w:eastAsia="Times New Roman" w:cs="Times New Roman"/>
+          <w:vertAlign w:val="subscript"/>
+        </w:rPr>
+        <w:t>3</w:t>
+      </w:r>
+      <w:r>
+        <w:rPr>
+          <w:rFonts w:ascii="Times New Roman" w:hAnsi="Times New Roman" w:eastAsia="Times New Roman" w:cs="Times New Roman"/>
+        </w:rPr>
+        <w:t>)</w:t>
+      </w:r>
+      <w:r>
+        <w:rPr>
+          <w:rFonts w:ascii="Times New Roman" w:hAnsi="Times New Roman" w:eastAsia="Times New Roman" w:cs="Times New Roman"/>
+          <w:vertAlign w:val="subscript"/>
+        </w:rPr>
+        <w:t>2</w:t>
+      </w:r>
+      <w:r>
+        <w:rPr>
+          <w:rFonts w:ascii="Times New Roman" w:hAnsi="Times New Roman" w:eastAsia="Times New Roman" w:cs="Times New Roman"/>
+        </w:rPr>
+        <w:t xml:space="preserve">^{+}(aq) + Cl^{-}(aq) </w:t>
       </w:r>
       <w:r>
         <w:rPr>
@@ -16045,7 +17130,20 @@
         <w:rPr>
           <w:rFonts w:hint="eastAsia" w:ascii="Times New Roman" w:hAnsi="Times New Roman" w:eastAsia="Times New Roman" w:cs="Times New Roman"/>
         </w:rPr>
-        <w:t>（[NH₃]</w:t>
+        <w:t>（[NH</w:t>
+      </w:r>
+      <w:r>
+        <w:rPr>
+          <w:rFonts w:hint="eastAsia" w:ascii="Times New Roman" w:hAnsi="Times New Roman" w:eastAsia="Times New Roman" w:cs="Times New Roman"/>
+          <w:vertAlign w:val="subscript"/>
+        </w:rPr>
+        <w:t>3</w:t>
+      </w:r>
+      <w:r>
+        <w:rPr>
+          <w:rFonts w:hint="eastAsia" w:ascii="Times New Roman" w:hAnsi="Times New Roman" w:eastAsia="Times New Roman" w:cs="Times New Roman"/>
+        </w:rPr>
+        <w:t>]</w:t>
       </w:r>
       <w:r>
         <w:rPr>
@@ -16394,7 +17492,20 @@
         <w:rPr>
           <w:rFonts w:ascii="Times New Roman" w:hAnsi="Times New Roman" w:eastAsia="Times New Roman" w:cs="Times New Roman"/>
         </w:rPr>
-        <w:t xml:space="preserve"> [NH₃] </w:t>
+        <w:t xml:space="preserve"> [NH</w:t>
+      </w:r>
+      <w:r>
+        <w:rPr>
+          <w:rFonts w:ascii="Times New Roman" w:hAnsi="Times New Roman" w:eastAsia="Times New Roman" w:cs="Times New Roman"/>
+          <w:vertAlign w:val="subscript"/>
+        </w:rPr>
+        <w:t>3</w:t>
+      </w:r>
+      <w:r>
+        <w:rPr>
+          <w:rFonts w:ascii="Times New Roman" w:hAnsi="Times New Roman" w:eastAsia="Times New Roman" w:cs="Times New Roman"/>
+        </w:rPr>
+        <w:t xml:space="preserve">] </w:t>
       </w:r>
       <w:r>
         <w:rPr>
@@ -17752,6 +18863,9 @@
         <w:spacing w:before="160" w:after="80"/>
       </w:pPr>
       <w:r>
+        <w:rPr>
+          <w:rFonts w:ascii="Times New Roman" w:hAnsi="Times New Roman" w:eastAsia="Times New Roman" w:cs="Times New Roman"/>
+        </w:rPr>
         <w:pict>
           <v:rect style="width:0;height:1.5pt" o:hralign="center" o:hrstd="t" o:hr="t"/>
         </w:pict>
@@ -19172,7 +20286,33 @@
         <w:rPr>
           <w:rFonts w:ascii="Times New Roman" w:hAnsi="Times New Roman" w:eastAsia="Times New Roman" w:cs="Times New Roman"/>
         </w:rPr>
-        <w:t xml:space="preserve"> H₂ + I₂ ⇌ 2HI </w:t>
+        <w:t xml:space="preserve"> H</w:t>
+      </w:r>
+      <w:r>
+        <w:rPr>
+          <w:rFonts w:ascii="Times New Roman" w:hAnsi="Times New Roman" w:eastAsia="Times New Roman" w:cs="Times New Roman"/>
+          <w:vertAlign w:val="subscript"/>
+        </w:rPr>
+        <w:t>2</w:t>
+      </w:r>
+      <w:r>
+        <w:rPr>
+          <w:rFonts w:ascii="Times New Roman" w:hAnsi="Times New Roman" w:eastAsia="Times New Roman" w:cs="Times New Roman"/>
+        </w:rPr>
+        <w:t xml:space="preserve"> + I</w:t>
+      </w:r>
+      <w:r>
+        <w:rPr>
+          <w:rFonts w:ascii="Times New Roman" w:hAnsi="Times New Roman" w:eastAsia="Times New Roman" w:cs="Times New Roman"/>
+          <w:vertAlign w:val="subscript"/>
+        </w:rPr>
+        <w:t>2</w:t>
+      </w:r>
+      <w:r>
+        <w:rPr>
+          <w:rFonts w:ascii="Times New Roman" w:hAnsi="Times New Roman" w:eastAsia="Times New Roman" w:cs="Times New Roman"/>
+        </w:rPr>
+        <w:t xml:space="preserve"> ⇌ 2HI </w:t>
       </w:r>
       <w:r>
         <w:rPr>
@@ -19258,7 +20398,22 @@
                 <w:rFonts w:ascii="Times New Roman" w:hAnsi="Times New Roman" w:eastAsia="Times New Roman" w:cs="Times New Roman"/>
                 <w:b/>
               </w:rPr>
-              <w:t xml:space="preserve">(H₂)</w:t>
+              <w:t>(H</w:t>
+            </w:r>
+            <w:r>
+              <w:rPr>
+                <w:rFonts w:ascii="Times New Roman" w:hAnsi="Times New Roman" w:eastAsia="Times New Roman" w:cs="Times New Roman"/>
+                <w:b/>
+                <w:vertAlign w:val="subscript"/>
+              </w:rPr>
+              <w:t>2</w:t>
+            </w:r>
+            <w:r>
+              <w:rPr>
+                <w:rFonts w:ascii="Times New Roman" w:hAnsi="Times New Roman" w:eastAsia="Times New Roman" w:cs="Times New Roman"/>
+                <w:b/>
+              </w:rPr>
+              <w:t>)</w:t>
             </w:r>
           </w:p>
         </w:tc>
@@ -19274,7 +20429,22 @@
                 <w:rFonts w:ascii="Times New Roman" w:hAnsi="Times New Roman" w:eastAsia="Times New Roman" w:cs="Times New Roman"/>
                 <w:b/>
               </w:rPr>
-              <w:t xml:space="preserve">(I₂)</w:t>
+              <w:t>(I</w:t>
+            </w:r>
+            <w:r>
+              <w:rPr>
+                <w:rFonts w:ascii="Times New Roman" w:hAnsi="Times New Roman" w:eastAsia="Times New Roman" w:cs="Times New Roman"/>
+                <w:b/>
+                <w:vertAlign w:val="subscript"/>
+              </w:rPr>
+              <w:t>2</w:t>
+            </w:r>
+            <w:r>
+              <w:rPr>
+                <w:rFonts w:ascii="Times New Roman" w:hAnsi="Times New Roman" w:eastAsia="Times New Roman" w:cs="Times New Roman"/>
+                <w:b/>
+              </w:rPr>
+              <w:t>)</w:t>
             </w:r>
           </w:p>
         </w:tc>
@@ -21962,6 +23132,9 @@
         <w:spacing w:before="160" w:after="80"/>
       </w:pPr>
       <w:r>
+        <w:rPr>
+          <w:rFonts w:ascii="Times New Roman" w:hAnsi="Times New Roman" w:eastAsia="Times New Roman" w:cs="Times New Roman"/>
+        </w:rPr>
         <w:pict>
           <v:rect style="width:0;height:1.5pt" o:hralign="center" o:hrstd="t" o:hr="t"/>
         </w:pict>
@@ -23708,7 +24881,33 @@
           <w:b/>
           <w:bCs/>
         </w:rPr>
-        <w:t>：N₂O₄</w:t>
+        <w:t>：N</w:t>
+      </w:r>
+      <w:r>
+        <w:rPr>
+          <w:rFonts w:hint="eastAsia" w:ascii="Times New Roman" w:hAnsi="Times New Roman" w:eastAsia="Times New Roman" w:cs="Times New Roman"/>
+          <w:b/>
+          <w:bCs/>
+          <w:vertAlign w:val="subscript"/>
+        </w:rPr>
+        <w:t>2</w:t>
+      </w:r>
+      <w:r>
+        <w:rPr>
+          <w:rFonts w:hint="eastAsia" w:ascii="Times New Roman" w:hAnsi="Times New Roman" w:eastAsia="Times New Roman" w:cs="Times New Roman"/>
+          <w:b/>
+          <w:bCs/>
+        </w:rPr>
+        <w:t>O</w:t>
+      </w:r>
+      <w:r>
+        <w:rPr>
+          <w:rFonts w:hint="eastAsia" w:ascii="Times New Roman" w:hAnsi="Times New Roman" w:eastAsia="Times New Roman" w:cs="Times New Roman"/>
+          <w:b/>
+          <w:bCs/>
+          <w:vertAlign w:val="subscript"/>
+        </w:rPr>
+        <w:t>4</w:t>
       </w:r>
       <w:r>
         <w:rPr>
@@ -23753,13 +24952,52 @@
         <w:rPr>
           <w:rFonts w:hint="eastAsia" w:ascii="Times New Roman" w:hAnsi="Times New Roman" w:eastAsia="Times New Roman" w:cs="Times New Roman"/>
         </w:rPr>
-        <w:t>，N₂O₄(g)</w:t>
-      </w:r>
-      <w:r>
-        <w:rPr>
-          <w:rFonts w:ascii="Times New Roman" w:hAnsi="Times New Roman" w:eastAsia="Times New Roman" w:cs="Times New Roman"/>
-        </w:rPr>
-        <w:t xml:space="preserve"> ⇌ 2NO₂(g) </w:t>
+        <w:t>，N</w:t>
+      </w:r>
+      <w:r>
+        <w:rPr>
+          <w:rFonts w:hint="eastAsia" w:ascii="Times New Roman" w:hAnsi="Times New Roman" w:eastAsia="Times New Roman" w:cs="Times New Roman"/>
+          <w:vertAlign w:val="subscript"/>
+        </w:rPr>
+        <w:t>2</w:t>
+      </w:r>
+      <w:r>
+        <w:rPr>
+          <w:rFonts w:hint="eastAsia" w:ascii="Times New Roman" w:hAnsi="Times New Roman" w:eastAsia="Times New Roman" w:cs="Times New Roman"/>
+        </w:rPr>
+        <w:t>O</w:t>
+      </w:r>
+      <w:r>
+        <w:rPr>
+          <w:rFonts w:hint="eastAsia" w:ascii="Times New Roman" w:hAnsi="Times New Roman" w:eastAsia="Times New Roman" w:cs="Times New Roman"/>
+          <w:vertAlign w:val="subscript"/>
+        </w:rPr>
+        <w:t>4</w:t>
+      </w:r>
+      <w:r>
+        <w:rPr>
+          <w:rFonts w:hint="eastAsia" w:ascii="Times New Roman" w:hAnsi="Times New Roman" w:eastAsia="Times New Roman" w:cs="Times New Roman"/>
+        </w:rPr>
+        <w:t>(g)</w:t>
+      </w:r>
+      <w:r>
+        <w:rPr>
+          <w:rFonts w:ascii="Times New Roman" w:hAnsi="Times New Roman" w:eastAsia="Times New Roman" w:cs="Times New Roman"/>
+        </w:rPr>
+        <w:t xml:space="preserve"> ⇌ 2NO</w:t>
+      </w:r>
+      <w:r>
+        <w:rPr>
+          <w:rFonts w:ascii="Times New Roman" w:hAnsi="Times New Roman" w:eastAsia="Times New Roman" w:cs="Times New Roman"/>
+          <w:vertAlign w:val="subscript"/>
+        </w:rPr>
+        <w:t>2</w:t>
+      </w:r>
+      <w:r>
+        <w:rPr>
+          <w:rFonts w:ascii="Times New Roman" w:hAnsi="Times New Roman" w:eastAsia="Times New Roman" w:cs="Times New Roman"/>
+        </w:rPr>
+        <w:t xml:space="preserve">(g) </w:t>
       </w:r>
       <w:r>
         <w:rPr>
@@ -23818,7 +25056,33 @@
         <w:rPr>
           <w:rFonts w:hint="eastAsia" w:ascii="Times New Roman" w:hAnsi="Times New Roman" w:eastAsia="Times New Roman" w:cs="Times New Roman"/>
         </w:rPr>
-        <w:t>N₂O₄，</w:t>
+        <w:t>N</w:t>
+      </w:r>
+      <w:r>
+        <w:rPr>
+          <w:rFonts w:hint="eastAsia" w:ascii="Times New Roman" w:hAnsi="Times New Roman" w:eastAsia="Times New Roman" w:cs="Times New Roman"/>
+          <w:vertAlign w:val="subscript"/>
+        </w:rPr>
+        <w:t>2</w:t>
+      </w:r>
+      <w:r>
+        <w:rPr>
+          <w:rFonts w:hint="eastAsia" w:ascii="Times New Roman" w:hAnsi="Times New Roman" w:eastAsia="Times New Roman" w:cs="Times New Roman"/>
+        </w:rPr>
+        <w:t>O</w:t>
+      </w:r>
+      <w:r>
+        <w:rPr>
+          <w:rFonts w:hint="eastAsia" w:ascii="Times New Roman" w:hAnsi="Times New Roman" w:eastAsia="Times New Roman" w:cs="Times New Roman"/>
+          <w:vertAlign w:val="subscript"/>
+        </w:rPr>
+        <w:t>4</w:t>
+      </w:r>
+      <w:r>
+        <w:rPr>
+          <w:rFonts w:hint="eastAsia" w:ascii="Times New Roman" w:hAnsi="Times New Roman" w:eastAsia="Times New Roman" w:cs="Times New Roman"/>
+        </w:rPr>
+        <w:t>，</w:t>
       </w:r>
       <w:r>
         <w:rPr>
@@ -24855,7 +26119,24 @@
           <w:b/>
           <w:bCs/>
         </w:rPr>
-        <w:t xml:space="preserve">PCl₅ </w:t>
+        <w:t>PCl</w:t>
+      </w:r>
+      <w:r>
+        <w:rPr>
+          <w:rFonts w:ascii="Times New Roman" w:hAnsi="Times New Roman" w:eastAsia="Times New Roman" w:cs="Times New Roman"/>
+          <w:b/>
+          <w:bCs/>
+          <w:vertAlign w:val="subscript"/>
+        </w:rPr>
+        <w:t>5</w:t>
+      </w:r>
+      <w:r>
+        <w:rPr>
+          <w:rFonts w:ascii="Times New Roman" w:hAnsi="Times New Roman" w:eastAsia="Times New Roman" w:cs="Times New Roman"/>
+          <w:b/>
+          <w:bCs/>
+        </w:rPr>
+        <w:t xml:space="preserve"> </w:t>
       </w:r>
       <w:r>
         <w:rPr>
@@ -24893,13 +26174,52 @@
         <w:rPr>
           <w:rFonts w:ascii="Times New Roman" w:hAnsi="Times New Roman" w:eastAsia="Times New Roman" w:cs="Times New Roman"/>
         </w:rPr>
-        <w:t xml:space="preserve">PCl₅(g) ⇌ PCl₃(g) + </w:t>
-      </w:r>
-      <w:r>
-        <w:rPr>
-          <w:rFonts w:hint="eastAsia" w:ascii="Times New Roman" w:hAnsi="Times New Roman" w:eastAsia="Times New Roman" w:cs="Times New Roman"/>
-        </w:rPr>
-        <w:t>Cl₂(g)，</w:t>
+        <w:t>PCl</w:t>
+      </w:r>
+      <w:r>
+        <w:rPr>
+          <w:rFonts w:ascii="Times New Roman" w:hAnsi="Times New Roman" w:eastAsia="Times New Roman" w:cs="Times New Roman"/>
+          <w:vertAlign w:val="subscript"/>
+        </w:rPr>
+        <w:t>5</w:t>
+      </w:r>
+      <w:r>
+        <w:rPr>
+          <w:rFonts w:ascii="Times New Roman" w:hAnsi="Times New Roman" w:eastAsia="Times New Roman" w:cs="Times New Roman"/>
+        </w:rPr>
+        <w:t>(g) ⇌ PCl</w:t>
+      </w:r>
+      <w:r>
+        <w:rPr>
+          <w:rFonts w:ascii="Times New Roman" w:hAnsi="Times New Roman" w:eastAsia="Times New Roman" w:cs="Times New Roman"/>
+          <w:vertAlign w:val="subscript"/>
+        </w:rPr>
+        <w:t>3</w:t>
+      </w:r>
+      <w:r>
+        <w:rPr>
+          <w:rFonts w:ascii="Times New Roman" w:hAnsi="Times New Roman" w:eastAsia="Times New Roman" w:cs="Times New Roman"/>
+        </w:rPr>
+        <w:t xml:space="preserve">(g) + </w:t>
+      </w:r>
+      <w:r>
+        <w:rPr>
+          <w:rFonts w:hint="eastAsia" w:ascii="Times New Roman" w:hAnsi="Times New Roman" w:eastAsia="Times New Roman" w:cs="Times New Roman"/>
+        </w:rPr>
+        <w:t>Cl</w:t>
+      </w:r>
+      <w:r>
+        <w:rPr>
+          <w:rFonts w:hint="eastAsia" w:ascii="Times New Roman" w:hAnsi="Times New Roman" w:eastAsia="Times New Roman" w:cs="Times New Roman"/>
+          <w:vertAlign w:val="subscript"/>
+        </w:rPr>
+        <w:t>2</w:t>
+      </w:r>
+      <w:r>
+        <w:rPr>
+          <w:rFonts w:hint="eastAsia" w:ascii="Times New Roman" w:hAnsi="Times New Roman" w:eastAsia="Times New Roman" w:cs="Times New Roman"/>
+        </w:rPr>
+        <w:t>(g)，</w:t>
       </w:r>
       <w:r>
         <w:rPr>
@@ -25092,7 +26412,14 @@
               <w:rPr>
                 <w:rFonts w:ascii="Times New Roman" w:hAnsi="Times New Roman" w:eastAsia="Times New Roman" w:cs="Times New Roman"/>
               </w:rPr>
-              <w:t xml:space="preserve"> N₂</w:t>
+              <w:t xml:space="preserve"> N</w:t>
+            </w:r>
+            <w:r>
+              <w:rPr>
+                <w:rFonts w:ascii="Times New Roman" w:hAnsi="Times New Roman" w:eastAsia="Times New Roman" w:cs="Times New Roman"/>
+                <w:vertAlign w:val="subscript"/>
+              </w:rPr>
+              <w:t>2</w:t>
             </w:r>
           </w:p>
         </w:tc>
@@ -25157,7 +26484,14 @@
               <w:rPr>
                 <w:rFonts w:ascii="Times New Roman" w:hAnsi="Times New Roman" w:eastAsia="Times New Roman" w:cs="Times New Roman"/>
               </w:rPr>
-              <w:t xml:space="preserve"> N₂</w:t>
+              <w:t xml:space="preserve"> N</w:t>
+            </w:r>
+            <w:r>
+              <w:rPr>
+                <w:rFonts w:ascii="Times New Roman" w:hAnsi="Times New Roman" w:eastAsia="Times New Roman" w:cs="Times New Roman"/>
+                <w:vertAlign w:val="subscript"/>
+              </w:rPr>
+              <w:t>2</w:t>
             </w:r>
           </w:p>
         </w:tc>
@@ -25228,7 +26562,14 @@
               <w:rPr>
                 <w:rFonts w:ascii="Times New Roman" w:hAnsi="Times New Roman" w:eastAsia="Times New Roman" w:cs="Times New Roman"/>
               </w:rPr>
-              <w:t xml:space="preserve"> Cl₂</w:t>
+              <w:t xml:space="preserve"> Cl</w:t>
+            </w:r>
+            <w:r>
+              <w:rPr>
+                <w:rFonts w:ascii="Times New Roman" w:hAnsi="Times New Roman" w:eastAsia="Times New Roman" w:cs="Times New Roman"/>
+                <w:vertAlign w:val="subscript"/>
+              </w:rPr>
+              <w:t>2</w:t>
             </w:r>
           </w:p>
         </w:tc>
@@ -25281,7 +26622,14 @@
               <w:rPr>
                 <w:rFonts w:ascii="Times New Roman" w:hAnsi="Times New Roman" w:eastAsia="Times New Roman" w:cs="Times New Roman"/>
               </w:rPr>
-              <w:t xml:space="preserve"> Cl₂</w:t>
+              <w:t xml:space="preserve"> Cl</w:t>
+            </w:r>
+            <w:r>
+              <w:rPr>
+                <w:rFonts w:ascii="Times New Roman" w:hAnsi="Times New Roman" w:eastAsia="Times New Roman" w:cs="Times New Roman"/>
+                <w:vertAlign w:val="subscript"/>
+              </w:rPr>
+              <w:t>2</w:t>
             </w:r>
           </w:p>
         </w:tc>
@@ -27133,7 +28481,46 @@
         <w:rPr>
           <w:rFonts w:ascii="Times New Roman" w:hAnsi="Times New Roman" w:eastAsia="Times New Roman" w:cs="Times New Roman"/>
         </w:rPr>
-        <w:t xml:space="preserve"> N₂(g) + 3H₂(g) ⇌ 2NH₃(g) </w:t>
+        <w:t xml:space="preserve"> N</w:t>
+      </w:r>
+      <w:r>
+        <w:rPr>
+          <w:rFonts w:ascii="Times New Roman" w:hAnsi="Times New Roman" w:eastAsia="Times New Roman" w:cs="Times New Roman"/>
+          <w:vertAlign w:val="subscript"/>
+        </w:rPr>
+        <w:t>2</w:t>
+      </w:r>
+      <w:r>
+        <w:rPr>
+          <w:rFonts w:ascii="Times New Roman" w:hAnsi="Times New Roman" w:eastAsia="Times New Roman" w:cs="Times New Roman"/>
+        </w:rPr>
+        <w:t>(g) + 3H</w:t>
+      </w:r>
+      <w:r>
+        <w:rPr>
+          <w:rFonts w:ascii="Times New Roman" w:hAnsi="Times New Roman" w:eastAsia="Times New Roman" w:cs="Times New Roman"/>
+          <w:vertAlign w:val="subscript"/>
+        </w:rPr>
+        <w:t>2</w:t>
+      </w:r>
+      <w:r>
+        <w:rPr>
+          <w:rFonts w:ascii="Times New Roman" w:hAnsi="Times New Roman" w:eastAsia="Times New Roman" w:cs="Times New Roman"/>
+        </w:rPr>
+        <w:t>(g) ⇌ 2NH</w:t>
+      </w:r>
+      <w:r>
+        <w:rPr>
+          <w:rFonts w:ascii="Times New Roman" w:hAnsi="Times New Roman" w:eastAsia="Times New Roman" w:cs="Times New Roman"/>
+          <w:vertAlign w:val="subscript"/>
+        </w:rPr>
+        <w:t>3</w:t>
+      </w:r>
+      <w:r>
+        <w:rPr>
+          <w:rFonts w:ascii="Times New Roman" w:hAnsi="Times New Roman" w:eastAsia="Times New Roman" w:cs="Times New Roman"/>
+        </w:rPr>
+        <w:t xml:space="preserve">(g) </w:t>
       </w:r>
       <w:r>
         <w:rPr>
@@ -29050,7 +30437,20 @@
         <w:rPr>
           <w:rFonts w:hint="eastAsia" w:ascii="Times New Roman" w:hAnsi="Times New Roman" w:eastAsia="Times New Roman" w:cs="Times New Roman"/>
         </w:rPr>
-        <w:t xml:space="preserve">T₂：</w:t>
+        <w:t>T</w:t>
+      </w:r>
+      <w:r>
+        <w:rPr>
+          <w:rFonts w:hint="eastAsia" w:ascii="Times New Roman" w:hAnsi="Times New Roman" w:eastAsia="Times New Roman" w:cs="Times New Roman"/>
+          <w:vertAlign w:val="subscript"/>
+        </w:rPr>
+        <w:t>2</w:t>
+      </w:r>
+      <w:r>
+        <w:rPr>
+          <w:rFonts w:hint="eastAsia" w:ascii="Times New Roman" w:hAnsi="Times New Roman" w:eastAsia="Times New Roman" w:cs="Times New Roman"/>
+        </w:rPr>
+        <w:t>：</w:t>
       </w:r>
     </w:p>
     <w:p>
@@ -29395,13 +30795,52 @@
         <w:rPr>
           <w:rFonts w:ascii="Times New Roman" w:hAnsi="Times New Roman" w:eastAsia="Times New Roman" w:cs="Times New Roman"/>
         </w:rPr>
-        <w:t xml:space="preserve"> N₂O₄ ⇌ </w:t>
-      </w:r>
-      <w:r>
-        <w:rPr>
-          <w:rFonts w:hint="eastAsia" w:ascii="Times New Roman" w:hAnsi="Times New Roman" w:eastAsia="Times New Roman" w:cs="Times New Roman"/>
-        </w:rPr>
-        <w:t>2NO₂（</w:t>
+        <w:t xml:space="preserve"> N</w:t>
+      </w:r>
+      <w:r>
+        <w:rPr>
+          <w:rFonts w:ascii="Times New Roman" w:hAnsi="Times New Roman" w:eastAsia="Times New Roman" w:cs="Times New Roman"/>
+          <w:vertAlign w:val="subscript"/>
+        </w:rPr>
+        <w:t>2</w:t>
+      </w:r>
+      <w:r>
+        <w:rPr>
+          <w:rFonts w:ascii="Times New Roman" w:hAnsi="Times New Roman" w:eastAsia="Times New Roman" w:cs="Times New Roman"/>
+        </w:rPr>
+        <w:t>O</w:t>
+      </w:r>
+      <w:r>
+        <w:rPr>
+          <w:rFonts w:ascii="Times New Roman" w:hAnsi="Times New Roman" w:eastAsia="Times New Roman" w:cs="Times New Roman"/>
+          <w:vertAlign w:val="subscript"/>
+        </w:rPr>
+        <w:t>4</w:t>
+      </w:r>
+      <w:r>
+        <w:rPr>
+          <w:rFonts w:ascii="Times New Roman" w:hAnsi="Times New Roman" w:eastAsia="Times New Roman" w:cs="Times New Roman"/>
+        </w:rPr>
+        <w:t xml:space="preserve"> ⇌ </w:t>
+      </w:r>
+      <w:r>
+        <w:rPr>
+          <w:rFonts w:hint="eastAsia" w:ascii="Times New Roman" w:hAnsi="Times New Roman" w:eastAsia="Times New Roman" w:cs="Times New Roman"/>
+        </w:rPr>
+        <w:t>2NO</w:t>
+      </w:r>
+      <w:r>
+        <w:rPr>
+          <w:rFonts w:hint="eastAsia" w:ascii="Times New Roman" w:hAnsi="Times New Roman" w:eastAsia="Times New Roman" w:cs="Times New Roman"/>
+          <w:vertAlign w:val="subscript"/>
+        </w:rPr>
+        <w:t>2</w:t>
+      </w:r>
+      <w:r>
+        <w:rPr>
+          <w:rFonts w:hint="eastAsia" w:ascii="Times New Roman" w:hAnsi="Times New Roman" w:eastAsia="Times New Roman" w:cs="Times New Roman"/>
+        </w:rPr>
+        <w:t>（</w:t>
       </w:r>
       <w:r>
         <w:rPr>
@@ -29850,6 +31289,9 @@
         <w:spacing w:before="160" w:after="80"/>
       </w:pPr>
       <w:r>
+        <w:rPr>
+          <w:rFonts w:ascii="Times New Roman" w:hAnsi="Times New Roman" w:eastAsia="Times New Roman" w:cs="Times New Roman"/>
+        </w:rPr>
         <w:pict>
           <v:rect style="width:0;height:1.5pt" o:hralign="center" o:hrstd="t" o:hr="t"/>
         </w:pict>
@@ -31134,7 +32576,20 @@
         <w:rPr>
           <w:rFonts w:hint="eastAsia" w:ascii="Times New Roman" w:hAnsi="Times New Roman" w:eastAsia="Times New Roman" w:cs="Times New Roman"/>
         </w:rPr>
-        <w:t>CaCO₃）：</w:t>
+        <w:t>CaCO</w:t>
+      </w:r>
+      <w:r>
+        <w:rPr>
+          <w:rFonts w:hint="eastAsia" w:ascii="Times New Roman" w:hAnsi="Times New Roman" w:eastAsia="Times New Roman" w:cs="Times New Roman"/>
+          <w:vertAlign w:val="subscript"/>
+        </w:rPr>
+        <w:t>3</w:t>
+      </w:r>
+      <w:r>
+        <w:rPr>
+          <w:rFonts w:hint="eastAsia" w:ascii="Times New Roman" w:hAnsi="Times New Roman" w:eastAsia="Times New Roman" w:cs="Times New Roman"/>
+        </w:rPr>
+        <w:t>）：</w:t>
       </w:r>
       <w:r>
         <w:rPr>
@@ -31261,7 +32716,20 @@
         <w:rPr>
           <w:rFonts w:hint="eastAsia" w:ascii="Times New Roman" w:hAnsi="Times New Roman" w:eastAsia="Times New Roman" w:cs="Times New Roman"/>
         </w:rPr>
-        <w:t>NH₄HS）：</w:t>
+        <w:t>NH</w:t>
+      </w:r>
+      <w:r>
+        <w:rPr>
+          <w:rFonts w:hint="eastAsia" w:ascii="Times New Roman" w:hAnsi="Times New Roman" w:eastAsia="Times New Roman" w:cs="Times New Roman"/>
+          <w:vertAlign w:val="subscript"/>
+        </w:rPr>
+        <w:t>4</w:t>
+      </w:r>
+      <w:r>
+        <w:rPr>
+          <w:rFonts w:hint="eastAsia" w:ascii="Times New Roman" w:hAnsi="Times New Roman" w:eastAsia="Times New Roman" w:cs="Times New Roman"/>
+        </w:rPr>
+        <w:t>HS）：</w:t>
       </w:r>
       <w:r>
         <w:rPr>
@@ -31382,7 +32850,24 @@
           <w:b/>
           <w:bCs/>
         </w:rPr>
-        <w:t>：NH₄HS</w:t>
+        <w:t>：NH</w:t>
+      </w:r>
+      <w:r>
+        <w:rPr>
+          <w:rFonts w:hint="eastAsia" w:ascii="Times New Roman" w:hAnsi="Times New Roman" w:eastAsia="Times New Roman" w:cs="Times New Roman"/>
+          <w:b/>
+          <w:bCs/>
+          <w:vertAlign w:val="subscript"/>
+        </w:rPr>
+        <w:t>4</w:t>
+      </w:r>
+      <w:r>
+        <w:rPr>
+          <w:rFonts w:hint="eastAsia" w:ascii="Times New Roman" w:hAnsi="Times New Roman" w:eastAsia="Times New Roman" w:cs="Times New Roman"/>
+          <w:b/>
+          <w:bCs/>
+        </w:rPr>
+        <w:t>HS</w:t>
       </w:r>
       <w:r>
         <w:rPr>
@@ -31409,13 +32894,52 @@
         <w:rPr>
           <w:rFonts w:ascii="Times New Roman" w:hAnsi="Times New Roman" w:eastAsia="Times New Roman" w:cs="Times New Roman"/>
         </w:rPr>
-        <w:t xml:space="preserve">NH₄HS(s) ⇌ NH₃(g) + </w:t>
-      </w:r>
-      <w:r>
-        <w:rPr>
-          <w:rFonts w:hint="eastAsia" w:ascii="Times New Roman" w:hAnsi="Times New Roman" w:eastAsia="Times New Roman" w:cs="Times New Roman"/>
-        </w:rPr>
-        <w:t xml:space="preserve">H₂S(g)，500</w:t>
+        <w:t>NH</w:t>
+      </w:r>
+      <w:r>
+        <w:rPr>
+          <w:rFonts w:ascii="Times New Roman" w:hAnsi="Times New Roman" w:eastAsia="Times New Roman" w:cs="Times New Roman"/>
+          <w:vertAlign w:val="subscript"/>
+        </w:rPr>
+        <w:t>4</w:t>
+      </w:r>
+      <w:r>
+        <w:rPr>
+          <w:rFonts w:ascii="Times New Roman" w:hAnsi="Times New Roman" w:eastAsia="Times New Roman" w:cs="Times New Roman"/>
+        </w:rPr>
+        <w:t>HS(s) ⇌ NH</w:t>
+      </w:r>
+      <w:r>
+        <w:rPr>
+          <w:rFonts w:ascii="Times New Roman" w:hAnsi="Times New Roman" w:eastAsia="Times New Roman" w:cs="Times New Roman"/>
+          <w:vertAlign w:val="subscript"/>
+        </w:rPr>
+        <w:t>3</w:t>
+      </w:r>
+      <w:r>
+        <w:rPr>
+          <w:rFonts w:ascii="Times New Roman" w:hAnsi="Times New Roman" w:eastAsia="Times New Roman" w:cs="Times New Roman"/>
+        </w:rPr>
+        <w:t xml:space="preserve">(g) + </w:t>
+      </w:r>
+      <w:r>
+        <w:rPr>
+          <w:rFonts w:hint="eastAsia" w:ascii="Times New Roman" w:hAnsi="Times New Roman" w:eastAsia="Times New Roman" w:cs="Times New Roman"/>
+        </w:rPr>
+        <w:t>H</w:t>
+      </w:r>
+      <w:r>
+        <w:rPr>
+          <w:rFonts w:hint="eastAsia" w:ascii="Times New Roman" w:hAnsi="Times New Roman" w:eastAsia="Times New Roman" w:cs="Times New Roman"/>
+          <w:vertAlign w:val="subscript"/>
+        </w:rPr>
+        <w:t>2</w:t>
+      </w:r>
+      <w:r>
+        <w:rPr>
+          <w:rFonts w:hint="eastAsia" w:ascii="Times New Roman" w:hAnsi="Times New Roman" w:eastAsia="Times New Roman" w:cs="Times New Roman"/>
+        </w:rPr>
+        <w:t>S(g)，500</w:t>
       </w:r>
       <w:r>
         <w:rPr>
@@ -31483,7 +33007,20 @@
         <w:rPr>
           <w:rFonts w:ascii="Times New Roman" w:hAnsi="Times New Roman" w:eastAsia="Times New Roman" w:cs="Times New Roman"/>
         </w:rPr>
-        <w:t xml:space="preserve"> 0.50 atm NH₃ </w:t>
+        <w:t xml:space="preserve"> 0.50 atm NH</w:t>
+      </w:r>
+      <w:r>
+        <w:rPr>
+          <w:rFonts w:ascii="Times New Roman" w:hAnsi="Times New Roman" w:eastAsia="Times New Roman" w:cs="Times New Roman"/>
+          <w:vertAlign w:val="subscript"/>
+        </w:rPr>
+        <w:t>3</w:t>
+      </w:r>
+      <w:r>
+        <w:rPr>
+          <w:rFonts w:ascii="Times New Roman" w:hAnsi="Times New Roman" w:eastAsia="Times New Roman" w:cs="Times New Roman"/>
+        </w:rPr>
+        <w:t xml:space="preserve"> </w:t>
       </w:r>
       <w:r>
         <w:rPr>
@@ -31501,7 +33038,20 @@
         <w:rPr>
           <w:rFonts w:hint="eastAsia" w:ascii="Times New Roman" w:hAnsi="Times New Roman" w:eastAsia="Times New Roman" w:cs="Times New Roman"/>
         </w:rPr>
-        <w:t>H₂S，</w:t>
+        <w:t>H</w:t>
+      </w:r>
+      <w:r>
+        <w:rPr>
+          <w:rFonts w:hint="eastAsia" w:ascii="Times New Roman" w:hAnsi="Times New Roman" w:eastAsia="Times New Roman" w:cs="Times New Roman"/>
+          <w:vertAlign w:val="subscript"/>
+        </w:rPr>
+        <w:t>2</w:t>
+      </w:r>
+      <w:r>
+        <w:rPr>
+          <w:rFonts w:hint="eastAsia" w:ascii="Times New Roman" w:hAnsi="Times New Roman" w:eastAsia="Times New Roman" w:cs="Times New Roman"/>
+        </w:rPr>
+        <w:t>S，</w:t>
       </w:r>
       <w:r>
         <w:rPr>
@@ -31722,7 +33272,20 @@
         <w:rPr>
           <w:rFonts w:hint="eastAsia" w:ascii="Times New Roman" w:hAnsi="Times New Roman" w:eastAsia="Times New Roman" w:cs="Times New Roman"/>
         </w:rPr>
-        <w:t>，NH₄HS(s)</w:t>
+        <w:t>，NH</w:t>
+      </w:r>
+      <w:r>
+        <w:rPr>
+          <w:rFonts w:hint="eastAsia" w:ascii="Times New Roman" w:hAnsi="Times New Roman" w:eastAsia="Times New Roman" w:cs="Times New Roman"/>
+          <w:vertAlign w:val="subscript"/>
+        </w:rPr>
+        <w:t>4</w:t>
+      </w:r>
+      <w:r>
+        <w:rPr>
+          <w:rFonts w:hint="eastAsia" w:ascii="Times New Roman" w:hAnsi="Times New Roman" w:eastAsia="Times New Roman" w:cs="Times New Roman"/>
+        </w:rPr>
+        <w:t>HS(s)</w:t>
       </w:r>
       <w:r>
         <w:rPr>
@@ -31789,12 +33352,27 @@
           <w:rFonts w:ascii="Times New Roman" w:hAnsi="Times New Roman" w:eastAsia="Times New Roman" w:cs="Times New Roman"/>
           <w:color w:val="1E40AF"/>
         </w:rPr>
-        <w:t xml:space="preserve"> H₂S </w:t>
-      </w:r>
-      <w:r>
-        <w:rPr>
-          <w:rFonts w:hint="eastAsia" w:ascii="Times New Roman" w:hAnsi="Times New Roman" w:eastAsia="SimSun" w:cs="Times New Roman"/>
+        <w:t xml:space="preserve"> H</w:t>
+      </w:r>
+      <w:r>
+        <w:rPr>
+          <w:rFonts w:ascii="Times New Roman" w:hAnsi="Times New Roman" w:eastAsia="Times New Roman" w:cs="Times New Roman"/>
           <w:color w:val="1E40AF"/>
+          <w:vertAlign w:val="subscript"/>
+        </w:rPr>
+        <w:t>2</w:t>
+      </w:r>
+      <w:r>
+        <w:rPr>
+          <w:rFonts w:ascii="Times New Roman" w:hAnsi="Times New Roman" w:eastAsia="Times New Roman" w:cs="Times New Roman"/>
+          <w:color w:val="1E40AF"/>
+        </w:rPr>
+        <w:t xml:space="preserve">S </w:t>
+      </w:r>
+      <w:r>
+        <w:rPr>
+          <w:rFonts w:hint="eastAsia" w:ascii="Times New Roman" w:hAnsi="Times New Roman" w:eastAsia="SimSun" w:cs="Times New Roman"/>
+          <w:color w:val="1E40AF"/>
         </w:rPr>
         <w:t xml:space="preserve">分压为</w:t>
       </w:r>
@@ -31824,12 +33402,27 @@
           <w:rFonts w:ascii="Times New Roman" w:hAnsi="Times New Roman" w:eastAsia="Times New Roman" w:cs="Times New Roman"/>
           <w:color w:val="1E40AF"/>
         </w:rPr>
-        <w:t xml:space="preserve"> NH₃ </w:t>
-      </w:r>
-      <w:r>
-        <w:rPr>
-          <w:rFonts w:hint="eastAsia" w:ascii="Times New Roman" w:hAnsi="Times New Roman" w:eastAsia="SimSun" w:cs="Times New Roman"/>
+        <w:t xml:space="preserve"> NH</w:t>
+      </w:r>
+      <w:r>
+        <w:rPr>
+          <w:rFonts w:ascii="Times New Roman" w:hAnsi="Times New Roman" w:eastAsia="Times New Roman" w:cs="Times New Roman"/>
           <w:color w:val="1E40AF"/>
+          <w:vertAlign w:val="subscript"/>
+        </w:rPr>
+        <w:t>3</w:t>
+      </w:r>
+      <w:r>
+        <w:rPr>
+          <w:rFonts w:ascii="Times New Roman" w:hAnsi="Times New Roman" w:eastAsia="Times New Roman" w:cs="Times New Roman"/>
+          <w:color w:val="1E40AF"/>
+        </w:rPr>
+        <w:t xml:space="preserve"> </w:t>
+      </w:r>
+      <w:r>
+        <w:rPr>
+          <w:rFonts w:hint="eastAsia" w:ascii="Times New Roman" w:hAnsi="Times New Roman" w:eastAsia="SimSun" w:cs="Times New Roman"/>
+          <w:color w:val="1E40AF"/>
         </w:rPr>
         <w:t xml:space="preserve">分压也为</w:t>
       </w:r>
@@ -31901,12 +33494,27 @@
           <w:rFonts w:ascii="Times New Roman" w:hAnsi="Times New Roman" w:eastAsia="Times New Roman" w:cs="Times New Roman"/>
           <w:color w:val="1E40AF"/>
         </w:rPr>
-        <w:t xml:space="preserve"> NH₃ </w:t>
-      </w:r>
-      <w:r>
-        <w:rPr>
-          <w:rFonts w:hint="eastAsia" w:ascii="Times New Roman" w:hAnsi="Times New Roman" w:eastAsia="SimSun" w:cs="Times New Roman"/>
+        <w:t xml:space="preserve"> NH</w:t>
+      </w:r>
+      <w:r>
+        <w:rPr>
+          <w:rFonts w:ascii="Times New Roman" w:hAnsi="Times New Roman" w:eastAsia="Times New Roman" w:cs="Times New Roman"/>
           <w:color w:val="1E40AF"/>
+          <w:vertAlign w:val="subscript"/>
+        </w:rPr>
+        <w:t>3</w:t>
+      </w:r>
+      <w:r>
+        <w:rPr>
+          <w:rFonts w:ascii="Times New Roman" w:hAnsi="Times New Roman" w:eastAsia="Times New Roman" w:cs="Times New Roman"/>
+          <w:color w:val="1E40AF"/>
+        </w:rPr>
+        <w:t xml:space="preserve"> </w:t>
+      </w:r>
+      <w:r>
+        <w:rPr>
+          <w:rFonts w:hint="eastAsia" w:ascii="Times New Roman" w:hAnsi="Times New Roman" w:eastAsia="SimSun" w:cs="Times New Roman"/>
+          <w:color w:val="1E40AF"/>
         </w:rPr>
         <w:t>过量</w:t>
       </w:r>
@@ -31929,7 +33537,22 @@
           <w:rFonts w:ascii="Times New Roman" w:hAnsi="Times New Roman" w:eastAsia="Times New Roman" w:cs="Times New Roman"/>
           <w:color w:val="1E40AF"/>
         </w:rPr>
-        <w:t xml:space="preserve"> p(H₂S) = </w:t>
+        <w:t xml:space="preserve"> p(H</w:t>
+      </w:r>
+      <w:r>
+        <w:rPr>
+          <w:rFonts w:ascii="Times New Roman" w:hAnsi="Times New Roman" w:eastAsia="Times New Roman" w:cs="Times New Roman"/>
+          <w:color w:val="1E40AF"/>
+          <w:vertAlign w:val="subscript"/>
+        </w:rPr>
+        <w:t>2</w:t>
+      </w:r>
+      <w:r>
+        <w:rPr>
+          <w:rFonts w:ascii="Times New Roman" w:hAnsi="Times New Roman" w:eastAsia="Times New Roman" w:cs="Times New Roman"/>
+          <w:color w:val="1E40AF"/>
+        </w:rPr>
+        <w:t xml:space="preserve">S) = </w:t>
       </w:r>
       <w:r>
         <w:rPr>
@@ -32225,7 +33848,33 @@
         <w:rPr>
           <w:rFonts w:ascii="Times New Roman" w:hAnsi="Times New Roman" w:eastAsia="Times New Roman" w:cs="Times New Roman"/>
         </w:rPr>
-        <w:t xml:space="preserve"> p(H₂S) = p(NH₃) = 0.34 atm。</w:t>
+        <w:t xml:space="preserve"> p(H</w:t>
+      </w:r>
+      <w:r>
+        <w:rPr>
+          <w:rFonts w:ascii="Times New Roman" w:hAnsi="Times New Roman" w:eastAsia="Times New Roman" w:cs="Times New Roman"/>
+          <w:vertAlign w:val="subscript"/>
+        </w:rPr>
+        <w:t>2</w:t>
+      </w:r>
+      <w:r>
+        <w:rPr>
+          <w:rFonts w:ascii="Times New Roman" w:hAnsi="Times New Roman" w:eastAsia="Times New Roman" w:cs="Times New Roman"/>
+        </w:rPr>
+        <w:t>S) = p(NH</w:t>
+      </w:r>
+      <w:r>
+        <w:rPr>
+          <w:rFonts w:ascii="Times New Roman" w:hAnsi="Times New Roman" w:eastAsia="Times New Roman" w:cs="Times New Roman"/>
+          <w:vertAlign w:val="subscript"/>
+        </w:rPr>
+        <w:t>3</w:t>
+      </w:r>
+      <w:r>
+        <w:rPr>
+          <w:rFonts w:ascii="Times New Roman" w:hAnsi="Times New Roman" w:eastAsia="Times New Roman" w:cs="Times New Roman"/>
+        </w:rPr>
+        <w:t>) = 0.34 atm。</w:t>
       </w:r>
     </w:p>
     <w:bookmarkEnd w:id="42"/>
@@ -32288,7 +33937,20 @@
         <w:rPr>
           <w:rFonts w:ascii="Times New Roman" w:hAnsi="Times New Roman" w:eastAsia="Times New Roman" w:cs="Times New Roman"/>
         </w:rPr>
-        <w:t xml:space="preserve"> CO₂(g) + C(s) ⇌ 2CO(g) </w:t>
+        <w:t xml:space="preserve"> CO</w:t>
+      </w:r>
+      <w:r>
+        <w:rPr>
+          <w:rFonts w:ascii="Times New Roman" w:hAnsi="Times New Roman" w:eastAsia="Times New Roman" w:cs="Times New Roman"/>
+          <w:vertAlign w:val="subscript"/>
+        </w:rPr>
+        <w:t>2</w:t>
+      </w:r>
+      <w:r>
+        <w:rPr>
+          <w:rFonts w:ascii="Times New Roman" w:hAnsi="Times New Roman" w:eastAsia="Times New Roman" w:cs="Times New Roman"/>
+        </w:rPr>
+        <w:t xml:space="preserve">(g) + C(s) ⇌ 2CO(g) </w:t>
       </w:r>
       <w:r>
         <w:rPr>
@@ -32300,7 +33962,20 @@
         <w:rPr>
           <w:rFonts w:ascii="Times New Roman" w:hAnsi="Times New Roman" w:eastAsia="Times New Roman" w:cs="Times New Roman"/>
         </w:rPr>
-        <w:t xml:space="preserve"> CO₂ </w:t>
+        <w:t xml:space="preserve"> CO</w:t>
+      </w:r>
+      <w:r>
+        <w:rPr>
+          <w:rFonts w:ascii="Times New Roman" w:hAnsi="Times New Roman" w:eastAsia="Times New Roman" w:cs="Times New Roman"/>
+          <w:vertAlign w:val="subscript"/>
+        </w:rPr>
+        <w:t>2</w:t>
+      </w:r>
+      <w:r>
+        <w:rPr>
+          <w:rFonts w:ascii="Times New Roman" w:hAnsi="Times New Roman" w:eastAsia="Times New Roman" w:cs="Times New Roman"/>
+        </w:rPr>
+        <w:t xml:space="preserve"> </w:t>
       </w:r>
       <w:r>
         <w:rPr>
@@ -32404,7 +34079,20 @@
         <w:rPr>
           <w:rFonts w:ascii="Times New Roman" w:hAnsi="Times New Roman" w:eastAsia="Times New Roman" w:cs="Times New Roman"/>
         </w:rPr>
-        <w:t xml:space="preserve"> CO₂ </w:t>
+        <w:t xml:space="preserve"> CO</w:t>
+      </w:r>
+      <w:r>
+        <w:rPr>
+          <w:rFonts w:ascii="Times New Roman" w:hAnsi="Times New Roman" w:eastAsia="Times New Roman" w:cs="Times New Roman"/>
+          <w:vertAlign w:val="subscript"/>
+        </w:rPr>
+        <w:t>2</w:t>
+      </w:r>
+      <w:r>
+        <w:rPr>
+          <w:rFonts w:ascii="Times New Roman" w:hAnsi="Times New Roman" w:eastAsia="Times New Roman" w:cs="Times New Roman"/>
+        </w:rPr>
+        <w:t xml:space="preserve"> </w:t>
       </w:r>
       <w:r>
         <w:rPr>
@@ -32434,7 +34122,20 @@
         <w:rPr>
           <w:rFonts w:ascii="Times New Roman" w:hAnsi="Times New Roman" w:eastAsia="Times New Roman" w:cs="Times New Roman"/>
         </w:rPr>
-        <w:t xml:space="preserve"> N₂ </w:t>
+        <w:t xml:space="preserve"> N</w:t>
+      </w:r>
+      <w:r>
+        <w:rPr>
+          <w:rFonts w:ascii="Times New Roman" w:hAnsi="Times New Roman" w:eastAsia="Times New Roman" w:cs="Times New Roman"/>
+          <w:vertAlign w:val="subscript"/>
+        </w:rPr>
+        <w:t>2</w:t>
+      </w:r>
+      <w:r>
+        <w:rPr>
+          <w:rFonts w:ascii="Times New Roman" w:hAnsi="Times New Roman" w:eastAsia="Times New Roman" w:cs="Times New Roman"/>
+        </w:rPr>
+        <w:t xml:space="preserve"> </w:t>
       </w:r>
       <w:r>
         <w:rPr>
@@ -32498,7 +34199,20 @@
         <w:rPr>
           <w:rFonts w:hint="eastAsia" w:ascii="Times New Roman" w:hAnsi="Times New Roman" w:eastAsia="Times New Roman" w:cs="Times New Roman"/>
         </w:rPr>
-        <w:t xml:space="preserve">kPa，p(CO₂)</w:t>
+        <w:t>kPa，p(CO</w:t>
+      </w:r>
+      <w:r>
+        <w:rPr>
+          <w:rFonts w:hint="eastAsia" w:ascii="Times New Roman" w:hAnsi="Times New Roman" w:eastAsia="Times New Roman" w:cs="Times New Roman"/>
+          <w:vertAlign w:val="subscript"/>
+        </w:rPr>
+        <w:t>2</w:t>
+      </w:r>
+      <w:r>
+        <w:rPr>
+          <w:rFonts w:hint="eastAsia" w:ascii="Times New Roman" w:hAnsi="Times New Roman" w:eastAsia="Times New Roman" w:cs="Times New Roman"/>
+        </w:rPr>
+        <w:t>)</w:t>
       </w:r>
       <w:r>
         <w:rPr>
@@ -32624,7 +34338,20 @@
         <w:rPr>
           <w:rFonts w:ascii="Times New Roman" w:hAnsi="Times New Roman" w:eastAsia="Times New Roman" w:cs="Times New Roman"/>
         </w:rPr>
-        <w:t xml:space="preserve"> CO₂ </w:t>
+        <w:t xml:space="preserve"> CO</w:t>
+      </w:r>
+      <w:r>
+        <w:rPr>
+          <w:rFonts w:ascii="Times New Roman" w:hAnsi="Times New Roman" w:eastAsia="Times New Roman" w:cs="Times New Roman"/>
+          <w:vertAlign w:val="subscript"/>
+        </w:rPr>
+        <w:t>2</w:t>
+      </w:r>
+      <w:r>
+        <w:rPr>
+          <w:rFonts w:ascii="Times New Roman" w:hAnsi="Times New Roman" w:eastAsia="Times New Roman" w:cs="Times New Roman"/>
+        </w:rPr>
+        <w:t xml:space="preserve"> </w:t>
       </w:r>
       <w:r>
         <w:rPr>
@@ -33129,7 +34856,20 @@
         <w:rPr>
           <w:rFonts w:ascii="Times New Roman" w:hAnsi="Times New Roman" w:eastAsia="Times New Roman" w:cs="Times New Roman"/>
         </w:rPr>
-        <w:t xml:space="preserve"> CO₂ </w:t>
+        <w:t xml:space="preserve"> CO</w:t>
+      </w:r>
+      <w:r>
+        <w:rPr>
+          <w:rFonts w:ascii="Times New Roman" w:hAnsi="Times New Roman" w:eastAsia="Times New Roman" w:cs="Times New Roman"/>
+          <w:vertAlign w:val="subscript"/>
+        </w:rPr>
+        <w:t>2</w:t>
+      </w:r>
+      <w:r>
+        <w:rPr>
+          <w:rFonts w:ascii="Times New Roman" w:hAnsi="Times New Roman" w:eastAsia="Times New Roman" w:cs="Times New Roman"/>
+        </w:rPr>
+        <w:t xml:space="preserve"> </w:t>
       </w:r>
       <w:r>
         <w:rPr>
@@ -33790,6 +35530,9 @@
         <w:spacing w:before="160" w:after="80"/>
       </w:pPr>
       <w:r>
+        <w:rPr>
+          <w:rFonts w:ascii="Times New Roman" w:hAnsi="Times New Roman" w:eastAsia="Times New Roman" w:cs="Times New Roman"/>
+        </w:rPr>
         <w:pict>
           <v:rect style="width:0;height:1.5pt" o:hralign="center" o:hrstd="t" o:hr="t"/>
         </w:pict>
@@ -35029,6 +36772,9 @@
         <w:spacing w:before="160" w:after="80"/>
       </w:pPr>
       <w:r>
+        <w:rPr>
+          <w:rFonts w:ascii="Times New Roman" w:hAnsi="Times New Roman" w:eastAsia="Times New Roman" w:cs="Times New Roman"/>
+        </w:rPr>
         <w:pict>
           <v:rect style="width:0;height:1.5pt" o:hralign="center" o:hrstd="t" o:hr="t"/>
         </w:pict>
@@ -35267,6 +37013,9 @@
         <w:spacing w:before="160" w:after="80"/>
       </w:pPr>
       <w:r>
+        <w:rPr>
+          <w:rFonts w:ascii="Times New Roman" w:hAnsi="Times New Roman" w:eastAsia="Times New Roman" w:cs="Times New Roman"/>
+        </w:rPr>
         <w:pict>
           <v:rect style="width:0;height:1.5pt" o:hralign="center" o:hrstd="t" o:hr="t"/>
         </w:pict>
@@ -36390,6 +38139,9 @@
         <w:spacing w:before="160" w:after="80"/>
       </w:pPr>
       <w:r>
+        <w:rPr>
+          <w:rFonts w:ascii="Times New Roman" w:hAnsi="Times New Roman" w:eastAsia="Times New Roman" w:cs="Times New Roman"/>
+        </w:rPr>
         <w:pict>
           <v:rect style="width:0;height:1.5pt" o:hralign="center" o:hrstd="t" o:hr="t"/>
         </w:pict>
@@ -37995,7 +39747,20 @@
         <w:rPr>
           <w:rFonts w:ascii="Times New Roman" w:hAnsi="Times New Roman" w:eastAsia="Times New Roman" w:cs="Times New Roman"/>
         </w:rPr>
-        <w:t xml:space="preserve"> K₁ </w:t>
+        <w:t xml:space="preserve"> K</w:t>
+      </w:r>
+      <w:r>
+        <w:rPr>
+          <w:rFonts w:ascii="Times New Roman" w:hAnsi="Times New Roman" w:eastAsia="Times New Roman" w:cs="Times New Roman"/>
+          <w:vertAlign w:val="subscript"/>
+        </w:rPr>
+        <w:t>1</w:t>
+      </w:r>
+      <w:r>
+        <w:rPr>
+          <w:rFonts w:ascii="Times New Roman" w:hAnsi="Times New Roman" w:eastAsia="Times New Roman" w:cs="Times New Roman"/>
+        </w:rPr>
+        <w:t xml:space="preserve"> </w:t>
       </w:r>
       <w:r>
         <w:rPr>
@@ -38025,7 +39790,20 @@
         <w:rPr>
           <w:rFonts w:hint="eastAsia" w:ascii="Times New Roman" w:hAnsi="Times New Roman" w:eastAsia="Times New Roman" w:cs="Times New Roman"/>
         </w:rPr>
-        <w:t>K₂，</w:t>
+        <w:t>K</w:t>
+      </w:r>
+      <w:r>
+        <w:rPr>
+          <w:rFonts w:hint="eastAsia" w:ascii="Times New Roman" w:hAnsi="Times New Roman" w:eastAsia="Times New Roman" w:cs="Times New Roman"/>
+          <w:vertAlign w:val="subscript"/>
+        </w:rPr>
+        <w:t>2</w:t>
+      </w:r>
+      <w:r>
+        <w:rPr>
+          <w:rFonts w:hint="eastAsia" w:ascii="Times New Roman" w:hAnsi="Times New Roman" w:eastAsia="Times New Roman" w:cs="Times New Roman"/>
+        </w:rPr>
+        <w:t>，</w:t>
       </w:r>
       <w:r>
         <w:rPr>
@@ -38061,7 +39839,20 @@
         <w:rPr>
           <w:rFonts w:ascii="Times New Roman" w:hAnsi="Times New Roman" w:eastAsia="Times New Roman" w:cs="Times New Roman"/>
         </w:rPr>
-        <w:t xml:space="preserve"> K₃ </w:t>
+        <w:t xml:space="preserve"> K</w:t>
+      </w:r>
+      <w:r>
+        <w:rPr>
+          <w:rFonts w:ascii="Times New Roman" w:hAnsi="Times New Roman" w:eastAsia="Times New Roman" w:cs="Times New Roman"/>
+          <w:vertAlign w:val="subscript"/>
+        </w:rPr>
+        <w:t>3</w:t>
+      </w:r>
+      <w:r>
+        <w:rPr>
+          <w:rFonts w:ascii="Times New Roman" w:hAnsi="Times New Roman" w:eastAsia="Times New Roman" w:cs="Times New Roman"/>
+        </w:rPr>
+        <w:t xml:space="preserve"> </w:t>
       </w:r>
       <w:r>
         <w:rPr>
@@ -38377,7 +40168,20 @@
         <w:rPr>
           <w:rFonts w:hint="eastAsia" w:ascii="Times New Roman" w:hAnsi="Times New Roman" w:eastAsia="Times New Roman" w:cs="Times New Roman"/>
         </w:rPr>
-        <w:t>NO₂，</w:t>
+        <w:t>NO</w:t>
+      </w:r>
+      <w:r>
+        <w:rPr>
+          <w:rFonts w:hint="eastAsia" w:ascii="Times New Roman" w:hAnsi="Times New Roman" w:eastAsia="Times New Roman" w:cs="Times New Roman"/>
+          <w:vertAlign w:val="subscript"/>
+        </w:rPr>
+        <w:t>2</w:t>
+      </w:r>
+      <w:r>
+        <w:rPr>
+          <w:rFonts w:hint="eastAsia" w:ascii="Times New Roman" w:hAnsi="Times New Roman" w:eastAsia="Times New Roman" w:cs="Times New Roman"/>
+        </w:rPr>
+        <w:t>，</w:t>
       </w:r>
       <w:r>
         <w:rPr>
@@ -38635,6 +40439,9 @@
         <w:spacing w:before="160" w:after="80"/>
       </w:pPr>
       <w:r>
+        <w:rPr>
+          <w:rFonts w:ascii="Times New Roman" w:hAnsi="Times New Roman" w:eastAsia="Times New Roman" w:cs="Times New Roman"/>
+        </w:rPr>
         <w:pict>
           <v:rect style="width:0;height:1.5pt" o:hralign="center" o:hrstd="t" o:hr="t"/>
         </w:pict>
@@ -38954,7 +40761,20 @@
         <w:rPr>
           <w:rFonts w:ascii="Times New Roman" w:hAnsi="Times New Roman" w:eastAsia="Times New Roman" w:cs="Times New Roman"/>
         </w:rPr>
-        <w:t xml:space="preserve"> 1 mol H₂ </w:t>
+        <w:t xml:space="preserve"> 1 mol H</w:t>
+      </w:r>
+      <w:r>
+        <w:rPr>
+          <w:rFonts w:ascii="Times New Roman" w:hAnsi="Times New Roman" w:eastAsia="Times New Roman" w:cs="Times New Roman"/>
+          <w:vertAlign w:val="subscript"/>
+        </w:rPr>
+        <w:t>2</w:t>
+      </w:r>
+      <w:r>
+        <w:rPr>
+          <w:rFonts w:ascii="Times New Roman" w:hAnsi="Times New Roman" w:eastAsia="Times New Roman" w:cs="Times New Roman"/>
+        </w:rPr>
+        <w:t xml:space="preserve"> </w:t>
       </w:r>
       <w:r>
         <w:rPr>
@@ -38972,7 +40792,20 @@
         <w:rPr>
           <w:rFonts w:hint="eastAsia" w:ascii="Times New Roman" w:hAnsi="Times New Roman" w:eastAsia="Times New Roman" w:cs="Times New Roman"/>
         </w:rPr>
-        <w:t>I₂，</w:t>
+        <w:t>I</w:t>
+      </w:r>
+      <w:r>
+        <w:rPr>
+          <w:rFonts w:hint="eastAsia" w:ascii="Times New Roman" w:hAnsi="Times New Roman" w:eastAsia="Times New Roman" w:cs="Times New Roman"/>
+          <w:vertAlign w:val="subscript"/>
+        </w:rPr>
+        <w:t>2</w:t>
+      </w:r>
+      <w:r>
+        <w:rPr>
+          <w:rFonts w:hint="eastAsia" w:ascii="Times New Roman" w:hAnsi="Times New Roman" w:eastAsia="Times New Roman" w:cs="Times New Roman"/>
+        </w:rPr>
+        <w:t>，</w:t>
       </w:r>
       <w:r>
         <w:rPr>
@@ -38984,7 +40817,20 @@
         <w:rPr>
           <w:rFonts w:ascii="Times New Roman" w:hAnsi="Times New Roman" w:eastAsia="Times New Roman" w:cs="Times New Roman"/>
         </w:rPr>
-        <w:t xml:space="preserve"> H₂ </w:t>
+        <w:t xml:space="preserve"> H</w:t>
+      </w:r>
+      <w:r>
+        <w:rPr>
+          <w:rFonts w:ascii="Times New Roman" w:hAnsi="Times New Roman" w:eastAsia="Times New Roman" w:cs="Times New Roman"/>
+          <w:vertAlign w:val="subscript"/>
+        </w:rPr>
+        <w:t>2</w:t>
+      </w:r>
+      <w:r>
+        <w:rPr>
+          <w:rFonts w:ascii="Times New Roman" w:hAnsi="Times New Roman" w:eastAsia="Times New Roman" w:cs="Times New Roman"/>
+        </w:rPr>
+        <w:t xml:space="preserve"> </w:t>
       </w:r>
       <w:r>
         <w:rPr>
@@ -41422,12 +43268,27 @@
           <w:rFonts w:ascii="Times New Roman" w:hAnsi="Times New Roman" w:eastAsia="Times New Roman" w:cs="Times New Roman"/>
           <w:color w:val="1E40AF"/>
         </w:rPr>
-        <w:t xml:space="preserve"> 0.50 atm NH₃ </w:t>
-      </w:r>
-      <w:r>
-        <w:rPr>
-          <w:rFonts w:hint="eastAsia" w:ascii="Times New Roman" w:hAnsi="Times New Roman" w:eastAsia="SimSun" w:cs="Times New Roman"/>
+        <w:t xml:space="preserve"> 0.50 atm NH</w:t>
+      </w:r>
+      <w:r>
+        <w:rPr>
+          <w:rFonts w:ascii="Times New Roman" w:hAnsi="Times New Roman" w:eastAsia="Times New Roman" w:cs="Times New Roman"/>
           <w:color w:val="1E40AF"/>
+          <w:vertAlign w:val="subscript"/>
+        </w:rPr>
+        <w:t>3</w:t>
+      </w:r>
+      <w:r>
+        <w:rPr>
+          <w:rFonts w:ascii="Times New Roman" w:hAnsi="Times New Roman" w:eastAsia="Times New Roman" w:cs="Times New Roman"/>
+          <w:color w:val="1E40AF"/>
+        </w:rPr>
+        <w:t xml:space="preserve"> </w:t>
+      </w:r>
+      <w:r>
+        <w:rPr>
+          <w:rFonts w:hint="eastAsia" w:ascii="Times New Roman" w:hAnsi="Times New Roman" w:eastAsia="SimSun" w:cs="Times New Roman"/>
+          <w:color w:val="1E40AF"/>
         </w:rPr>
         <w:t xml:space="preserve">和</w:t>
       </w:r>
@@ -41436,12 +43297,27 @@
           <w:rFonts w:ascii="Times New Roman" w:hAnsi="Times New Roman" w:eastAsia="Times New Roman" w:cs="Times New Roman"/>
           <w:color w:val="1E40AF"/>
         </w:rPr>
-        <w:t xml:space="preserve"> H₂S </w:t>
-      </w:r>
-      <w:r>
-        <w:rPr>
-          <w:rFonts w:hint="eastAsia" w:ascii="Times New Roman" w:hAnsi="Times New Roman" w:eastAsia="SimSun" w:cs="Times New Roman"/>
+        <w:t xml:space="preserve"> H</w:t>
+      </w:r>
+      <w:r>
+        <w:rPr>
+          <w:rFonts w:ascii="Times New Roman" w:hAnsi="Times New Roman" w:eastAsia="Times New Roman" w:cs="Times New Roman"/>
           <w:color w:val="1E40AF"/>
+          <w:vertAlign w:val="subscript"/>
+        </w:rPr>
+        <w:t>2</w:t>
+      </w:r>
+      <w:r>
+        <w:rPr>
+          <w:rFonts w:ascii="Times New Roman" w:hAnsi="Times New Roman" w:eastAsia="Times New Roman" w:cs="Times New Roman"/>
+          <w:color w:val="1E40AF"/>
+        </w:rPr>
+        <w:t xml:space="preserve">S </w:t>
+      </w:r>
+      <w:r>
+        <w:rPr>
+          <w:rFonts w:hint="eastAsia" w:ascii="Times New Roman" w:hAnsi="Times New Roman" w:eastAsia="SimSun" w:cs="Times New Roman"/>
+          <w:color w:val="1E40AF"/>
         </w:rPr>
         <w:t xml:space="preserve">各</w:t>
       </w:r>
@@ -41527,7 +43403,22 @@
           <w:rFonts w:hint="eastAsia" w:ascii="Times New Roman" w:hAnsi="Times New Roman" w:eastAsia="Times New Roman" w:cs="Times New Roman"/>
           <w:color w:val="1E40AF"/>
         </w:rPr>
-        <w:t>，NH₄HS(s)</w:t>
+        <w:t>，NH</w:t>
+      </w:r>
+      <w:r>
+        <w:rPr>
+          <w:rFonts w:hint="eastAsia" w:ascii="Times New Roman" w:hAnsi="Times New Roman" w:eastAsia="Times New Roman" w:cs="Times New Roman"/>
+          <w:color w:val="1E40AF"/>
+          <w:vertAlign w:val="subscript"/>
+        </w:rPr>
+        <w:t>4</w:t>
+      </w:r>
+      <w:r>
+        <w:rPr>
+          <w:rFonts w:hint="eastAsia" w:ascii="Times New Roman" w:hAnsi="Times New Roman" w:eastAsia="Times New Roman" w:cs="Times New Roman"/>
+          <w:color w:val="1E40AF"/>
+        </w:rPr>
+        <w:t>HS(s)</w:t>
       </w:r>
       <w:r>
         <w:rPr>
@@ -41919,13 +43810,52 @@
         <w:rPr>
           <w:rFonts w:ascii="Times New Roman" w:hAnsi="Times New Roman" w:eastAsia="Times New Roman" w:cs="Times New Roman"/>
         </w:rPr>
-        <w:t xml:space="preserve"> N₂ + 3H₂ ⇌ </w:t>
-      </w:r>
-      <w:r>
-        <w:rPr>
-          <w:rFonts w:hint="eastAsia" w:ascii="Times New Roman" w:hAnsi="Times New Roman" w:eastAsia="Times New Roman" w:cs="Times New Roman"/>
-        </w:rPr>
-        <w:t xml:space="preserve">2NH₃，</w:t>
+        <w:t xml:space="preserve"> N</w:t>
+      </w:r>
+      <w:r>
+        <w:rPr>
+          <w:rFonts w:ascii="Times New Roman" w:hAnsi="Times New Roman" w:eastAsia="Times New Roman" w:cs="Times New Roman"/>
+          <w:vertAlign w:val="subscript"/>
+        </w:rPr>
+        <w:t>2</w:t>
+      </w:r>
+      <w:r>
+        <w:rPr>
+          <w:rFonts w:ascii="Times New Roman" w:hAnsi="Times New Roman" w:eastAsia="Times New Roman" w:cs="Times New Roman"/>
+        </w:rPr>
+        <w:t xml:space="preserve"> + 3H</w:t>
+      </w:r>
+      <w:r>
+        <w:rPr>
+          <w:rFonts w:ascii="Times New Roman" w:hAnsi="Times New Roman" w:eastAsia="Times New Roman" w:cs="Times New Roman"/>
+          <w:vertAlign w:val="subscript"/>
+        </w:rPr>
+        <w:t>2</w:t>
+      </w:r>
+      <w:r>
+        <w:rPr>
+          <w:rFonts w:ascii="Times New Roman" w:hAnsi="Times New Roman" w:eastAsia="Times New Roman" w:cs="Times New Roman"/>
+        </w:rPr>
+        <w:t xml:space="preserve"> ⇌ </w:t>
+      </w:r>
+      <w:r>
+        <w:rPr>
+          <w:rFonts w:hint="eastAsia" w:ascii="Times New Roman" w:hAnsi="Times New Roman" w:eastAsia="Times New Roman" w:cs="Times New Roman"/>
+        </w:rPr>
+        <w:t>2NH</w:t>
+      </w:r>
+      <w:r>
+        <w:rPr>
+          <w:rFonts w:hint="eastAsia" w:ascii="Times New Roman" w:hAnsi="Times New Roman" w:eastAsia="Times New Roman" w:cs="Times New Roman"/>
+          <w:vertAlign w:val="subscript"/>
+        </w:rPr>
+        <w:t>3</w:t>
+      </w:r>
+      <w:r>
+        <w:rPr>
+          <w:rFonts w:hint="eastAsia" w:ascii="Times New Roman" w:hAnsi="Times New Roman" w:eastAsia="Times New Roman" w:cs="Times New Roman"/>
+        </w:rPr>
+        <w:t>，</w:t>
       </w:r>
       <m:oMath>
         <m:sSub>
@@ -42177,7 +44107,20 @@
         <w:rPr>
           <w:rFonts w:ascii="Times New Roman" w:hAnsi="Times New Roman" w:eastAsia="Times New Roman" w:cs="Times New Roman"/>
         </w:rPr>
-        <w:t xml:space="preserve"> 0.10 mol/L FeCl₃ </w:t>
+        <w:t xml:space="preserve"> 0.10 mol/L FeCl</w:t>
+      </w:r>
+      <w:r>
+        <w:rPr>
+          <w:rFonts w:ascii="Times New Roman" w:hAnsi="Times New Roman" w:eastAsia="Times New Roman" w:cs="Times New Roman"/>
+          <w:vertAlign w:val="subscript"/>
+        </w:rPr>
+        <w:t>3</w:t>
+      </w:r>
+      <w:r>
+        <w:rPr>
+          <w:rFonts w:ascii="Times New Roman" w:hAnsi="Times New Roman" w:eastAsia="Times New Roman" w:cs="Times New Roman"/>
+        </w:rPr>
+        <w:t xml:space="preserve"> </w:t>
       </w:r>
       <w:r>
         <w:rPr>
@@ -42189,7 +44132,20 @@
         <w:rPr>
           <w:rFonts w:ascii="Times New Roman" w:hAnsi="Times New Roman" w:eastAsia="Times New Roman" w:cs="Times New Roman"/>
         </w:rPr>
-        <w:t xml:space="preserve"> H₂S </w:t>
+        <w:t xml:space="preserve"> H</w:t>
+      </w:r>
+      <w:r>
+        <w:rPr>
+          <w:rFonts w:ascii="Times New Roman" w:hAnsi="Times New Roman" w:eastAsia="Times New Roman" w:cs="Times New Roman"/>
+          <w:vertAlign w:val="subscript"/>
+        </w:rPr>
+        <w:t>2</w:t>
+      </w:r>
+      <w:r>
+        <w:rPr>
+          <w:rFonts w:ascii="Times New Roman" w:hAnsi="Times New Roman" w:eastAsia="Times New Roman" w:cs="Times New Roman"/>
+        </w:rPr>
+        <w:t xml:space="preserve">S </w:t>
       </w:r>
       <w:r>
         <w:rPr>
@@ -42201,7 +44157,20 @@
         <w:rPr>
           <w:rFonts w:hint="eastAsia" w:ascii="Times New Roman" w:hAnsi="Times New Roman" w:eastAsia="Times New Roman" w:cs="Times New Roman"/>
         </w:rPr>
-        <w:t>（[H₂S]</w:t>
+        <w:t>（[H</w:t>
+      </w:r>
+      <w:r>
+        <w:rPr>
+          <w:rFonts w:hint="eastAsia" w:ascii="Times New Roman" w:hAnsi="Times New Roman" w:eastAsia="Times New Roman" w:cs="Times New Roman"/>
+          <w:vertAlign w:val="subscript"/>
+        </w:rPr>
+        <w:t>2</w:t>
+      </w:r>
+      <w:r>
+        <w:rPr>
+          <w:rFonts w:hint="eastAsia" w:ascii="Times New Roman" w:hAnsi="Times New Roman" w:eastAsia="Times New Roman" w:cs="Times New Roman"/>
+        </w:rPr>
+        <w:t>S]</w:t>
       </w:r>
       <w:r>
         <w:rPr>
@@ -42854,7 +44823,33 @@
         <w:rPr>
           <w:rFonts w:ascii="Times New Roman" w:hAnsi="Times New Roman" w:eastAsia="Times New Roman" w:cs="Times New Roman"/>
         </w:rPr>
-        <w:t xml:space="preserve"> Fe₂S₃ </w:t>
+        <w:t xml:space="preserve"> Fe</w:t>
+      </w:r>
+      <w:r>
+        <w:rPr>
+          <w:rFonts w:ascii="Times New Roman" w:hAnsi="Times New Roman" w:eastAsia="Times New Roman" w:cs="Times New Roman"/>
+          <w:vertAlign w:val="subscript"/>
+        </w:rPr>
+        <w:t>2</w:t>
+      </w:r>
+      <w:r>
+        <w:rPr>
+          <w:rFonts w:ascii="Times New Roman" w:hAnsi="Times New Roman" w:eastAsia="Times New Roman" w:cs="Times New Roman"/>
+        </w:rPr>
+        <w:t>S</w:t>
+      </w:r>
+      <w:r>
+        <w:rPr>
+          <w:rFonts w:ascii="Times New Roman" w:hAnsi="Times New Roman" w:eastAsia="Times New Roman" w:cs="Times New Roman"/>
+          <w:vertAlign w:val="subscript"/>
+        </w:rPr>
+        <w:t>3</w:t>
+      </w:r>
+      <w:r>
+        <w:rPr>
+          <w:rFonts w:ascii="Times New Roman" w:hAnsi="Times New Roman" w:eastAsia="Times New Roman" w:cs="Times New Roman"/>
+        </w:rPr>
+        <w:t xml:space="preserve"> </w:t>
       </w:r>
       <w:r>
         <w:rPr>
@@ -42874,6 +44869,9 @@
         <w:spacing w:before="160" w:after="80"/>
       </w:pPr>
       <w:r>
+        <w:rPr>
+          <w:rFonts w:ascii="Times New Roman" w:hAnsi="Times New Roman" w:eastAsia="Times New Roman" w:cs="Times New Roman"/>
+        </w:rPr>
         <w:pict>
           <v:rect style="width:0;height:1.5pt" o:hralign="center" o:hrstd="t" o:hr="t"/>
         </w:pict>
@@ -43248,19 +45246,58 @@
         <w:rPr>
           <w:rFonts w:ascii="Times New Roman" w:hAnsi="Times New Roman" w:eastAsia="Times New Roman" w:cs="Times New Roman"/>
         </w:rPr>
-        <w:t xml:space="preserve"> c(CO) = c(H₂O) = 0.50 </w:t>
-      </w:r>
-      <w:r>
-        <w:rPr>
-          <w:rFonts w:hint="eastAsia" w:ascii="Times New Roman" w:hAnsi="Times New Roman" w:eastAsia="Times New Roman" w:cs="Times New Roman"/>
-        </w:rPr>
-        <w:t xml:space="preserve">mol/L，c(CO₂)</w:t>
-      </w:r>
-      <w:r>
-        <w:rPr>
-          <w:rFonts w:ascii="Times New Roman" w:hAnsi="Times New Roman" w:eastAsia="Times New Roman" w:cs="Times New Roman"/>
-        </w:rPr>
-        <w:t xml:space="preserve"> = c(H₂) = 0。</w:t>
+        <w:t xml:space="preserve"> c(CO) = c(H</w:t>
+      </w:r>
+      <w:r>
+        <w:rPr>
+          <w:rFonts w:ascii="Times New Roman" w:hAnsi="Times New Roman" w:eastAsia="Times New Roman" w:cs="Times New Roman"/>
+          <w:vertAlign w:val="subscript"/>
+        </w:rPr>
+        <w:t>2</w:t>
+      </w:r>
+      <w:r>
+        <w:rPr>
+          <w:rFonts w:ascii="Times New Roman" w:hAnsi="Times New Roman" w:eastAsia="Times New Roman" w:cs="Times New Roman"/>
+        </w:rPr>
+        <w:t xml:space="preserve">O) = 0.50 </w:t>
+      </w:r>
+      <w:r>
+        <w:rPr>
+          <w:rFonts w:hint="eastAsia" w:ascii="Times New Roman" w:hAnsi="Times New Roman" w:eastAsia="Times New Roman" w:cs="Times New Roman"/>
+        </w:rPr>
+        <w:t>mol/L，c(CO</w:t>
+      </w:r>
+      <w:r>
+        <w:rPr>
+          <w:rFonts w:hint="eastAsia" w:ascii="Times New Roman" w:hAnsi="Times New Roman" w:eastAsia="Times New Roman" w:cs="Times New Roman"/>
+          <w:vertAlign w:val="subscript"/>
+        </w:rPr>
+        <w:t>2</w:t>
+      </w:r>
+      <w:r>
+        <w:rPr>
+          <w:rFonts w:hint="eastAsia" w:ascii="Times New Roman" w:hAnsi="Times New Roman" w:eastAsia="Times New Roman" w:cs="Times New Roman"/>
+        </w:rPr>
+        <w:t>)</w:t>
+      </w:r>
+      <w:r>
+        <w:rPr>
+          <w:rFonts w:ascii="Times New Roman" w:hAnsi="Times New Roman" w:eastAsia="Times New Roman" w:cs="Times New Roman"/>
+        </w:rPr>
+        <w:t xml:space="preserve"> = c(H</w:t>
+      </w:r>
+      <w:r>
+        <w:rPr>
+          <w:rFonts w:ascii="Times New Roman" w:hAnsi="Times New Roman" w:eastAsia="Times New Roman" w:cs="Times New Roman"/>
+          <w:vertAlign w:val="subscript"/>
+        </w:rPr>
+        <w:t>2</w:t>
+      </w:r>
+      <w:r>
+        <w:rPr>
+          <w:rFonts w:ascii="Times New Roman" w:hAnsi="Times New Roman" w:eastAsia="Times New Roman" w:cs="Times New Roman"/>
+        </w:rPr>
+        <w:t>) = 0。</w:t>
       </w:r>
       <w:r>
         <w:rPr>
@@ -43314,7 +45351,20 @@
         <w:rPr>
           <w:rFonts w:hint="eastAsia" w:ascii="Times New Roman" w:hAnsi="Times New Roman" w:eastAsia="Times New Roman" w:cs="Times New Roman"/>
         </w:rPr>
-        <w:t>CO₂，</w:t>
+        <w:t>CO</w:t>
+      </w:r>
+      <w:r>
+        <w:rPr>
+          <w:rFonts w:hint="eastAsia" w:ascii="Times New Roman" w:hAnsi="Times New Roman" w:eastAsia="Times New Roman" w:cs="Times New Roman"/>
+          <w:vertAlign w:val="subscript"/>
+        </w:rPr>
+        <w:t>2</w:t>
+      </w:r>
+      <w:r>
+        <w:rPr>
+          <w:rFonts w:hint="eastAsia" w:ascii="Times New Roman" w:hAnsi="Times New Roman" w:eastAsia="Times New Roman" w:cs="Times New Roman"/>
+        </w:rPr>
+        <w:t>，</w:t>
       </w:r>
       <w:r>
         <w:rPr>
@@ -43374,7 +45424,20 @@
         <w:rPr>
           <w:rFonts w:ascii="Times New Roman" w:hAnsi="Times New Roman" w:eastAsia="Times New Roman" w:cs="Times New Roman"/>
         </w:rPr>
-        <w:t xml:space="preserve"> CO₂ </w:t>
+        <w:t xml:space="preserve"> CO</w:t>
+      </w:r>
+      <w:r>
+        <w:rPr>
+          <w:rFonts w:ascii="Times New Roman" w:hAnsi="Times New Roman" w:eastAsia="Times New Roman" w:cs="Times New Roman"/>
+          <w:vertAlign w:val="subscript"/>
+        </w:rPr>
+        <w:t>2</w:t>
+      </w:r>
+      <w:r>
+        <w:rPr>
+          <w:rFonts w:ascii="Times New Roman" w:hAnsi="Times New Roman" w:eastAsia="Times New Roman" w:cs="Times New Roman"/>
+        </w:rPr>
+        <w:t xml:space="preserve"> </w:t>
       </w:r>
       <w:r>
         <w:rPr>
@@ -44270,7 +46333,14 @@
         <w:rPr>
           <w:rFonts w:hint="eastAsia" w:ascii="Times New Roman" w:hAnsi="Times New Roman" w:eastAsia="Times New Roman" w:cs="Times New Roman"/>
         </w:rPr>
-        <w:t>，CaF₂</w:t>
+        <w:t>，CaF</w:t>
+      </w:r>
+      <w:r>
+        <w:rPr>
+          <w:rFonts w:hint="eastAsia" w:ascii="Times New Roman" w:hAnsi="Times New Roman" w:eastAsia="Times New Roman" w:cs="Times New Roman"/>
+          <w:vertAlign w:val="subscript"/>
+        </w:rPr>
+        <w:t>2</w:t>
       </w:r>
       <w:r>
         <w:rPr>
@@ -44643,7 +46713,20 @@
         <w:rPr>
           <w:rFonts w:hint="eastAsia" w:ascii="Times New Roman" w:hAnsi="Times New Roman" w:eastAsia="Times New Roman" w:cs="Times New Roman"/>
         </w:rPr>
-        <w:t>H₂，</w:t>
+        <w:t>H</w:t>
+      </w:r>
+      <w:r>
+        <w:rPr>
+          <w:rFonts w:hint="eastAsia" w:ascii="Times New Roman" w:hAnsi="Times New Roman" w:eastAsia="Times New Roman" w:cs="Times New Roman"/>
+          <w:vertAlign w:val="subscript"/>
+        </w:rPr>
+        <w:t>2</w:t>
+      </w:r>
+      <w:r>
+        <w:rPr>
+          <w:rFonts w:hint="eastAsia" w:ascii="Times New Roman" w:hAnsi="Times New Roman" w:eastAsia="Times New Roman" w:cs="Times New Roman"/>
+        </w:rPr>
+        <w:t>，</w:t>
       </w:r>
       <w:r>
         <w:rPr>
@@ -44691,7 +46774,20 @@
         <w:rPr>
           <w:rFonts w:ascii="Times New Roman" w:hAnsi="Times New Roman" w:eastAsia="Times New Roman" w:cs="Times New Roman"/>
         </w:rPr>
-        <w:t xml:space="preserve"> H₂ </w:t>
+        <w:t xml:space="preserve"> H</w:t>
+      </w:r>
+      <w:r>
+        <w:rPr>
+          <w:rFonts w:ascii="Times New Roman" w:hAnsi="Times New Roman" w:eastAsia="Times New Roman" w:cs="Times New Roman"/>
+          <w:vertAlign w:val="subscript"/>
+        </w:rPr>
+        <w:t>2</w:t>
+      </w:r>
+      <w:r>
+        <w:rPr>
+          <w:rFonts w:ascii="Times New Roman" w:hAnsi="Times New Roman" w:eastAsia="Times New Roman" w:cs="Times New Roman"/>
+        </w:rPr>
+        <w:t xml:space="preserve"> </w:t>
       </w:r>
       <w:r>
         <w:rPr>
@@ -45812,7 +47908,33 @@
         <w:rPr>
           <w:rFonts w:hint="eastAsia" w:ascii="Times New Roman" w:hAnsi="Times New Roman" w:eastAsia="Times New Roman" w:cs="Times New Roman"/>
         </w:rPr>
-        <w:t>Ag₂CrO₄，</w:t>
+        <w:t>Ag</w:t>
+      </w:r>
+      <w:r>
+        <w:rPr>
+          <w:rFonts w:hint="eastAsia" w:ascii="Times New Roman" w:hAnsi="Times New Roman" w:eastAsia="Times New Roman" w:cs="Times New Roman"/>
+          <w:vertAlign w:val="subscript"/>
+        </w:rPr>
+        <w:t>2</w:t>
+      </w:r>
+      <w:r>
+        <w:rPr>
+          <w:rFonts w:hint="eastAsia" w:ascii="Times New Roman" w:hAnsi="Times New Roman" w:eastAsia="Times New Roman" w:cs="Times New Roman"/>
+        </w:rPr>
+        <w:t>CrO</w:t>
+      </w:r>
+      <w:r>
+        <w:rPr>
+          <w:rFonts w:hint="eastAsia" w:ascii="Times New Roman" w:hAnsi="Times New Roman" w:eastAsia="Times New Roman" w:cs="Times New Roman"/>
+          <w:vertAlign w:val="subscript"/>
+        </w:rPr>
+        <w:t>4</w:t>
+      </w:r>
+      <w:r>
+        <w:rPr>
+          <w:rFonts w:hint="eastAsia" w:ascii="Times New Roman" w:hAnsi="Times New Roman" w:eastAsia="Times New Roman" w:cs="Times New Roman"/>
+        </w:rPr>
+        <w:t>，</w:t>
       </w:r>
       <w:r>
         <w:rPr>
@@ -46868,7 +48990,14 @@
         <w:rPr>
           <w:rFonts w:hint="eastAsia" w:ascii="Times New Roman" w:hAnsi="Times New Roman" w:eastAsia="Times New Roman" w:cs="Times New Roman"/>
         </w:rPr>
-        <w:t>”（O₂</w:t>
+        <w:t>”（O</w:t>
+      </w:r>
+      <w:r>
+        <w:rPr>
+          <w:rFonts w:hint="eastAsia" w:ascii="Times New Roman" w:hAnsi="Times New Roman" w:eastAsia="Times New Roman" w:cs="Times New Roman"/>
+          <w:vertAlign w:val="subscript"/>
+        </w:rPr>
+        <w:t>2</w:t>
       </w:r>
       <w:r>
         <w:rPr>
@@ -46931,7 +49060,46 @@
         <w:rPr>
           <w:rFonts w:ascii="Times New Roman" w:hAnsi="Times New Roman" w:eastAsia="Times New Roman" w:cs="Times New Roman"/>
         </w:rPr>
-        <w:t xml:space="preserve"> SO₂:O₂:N₂ = </w:t>
+        <w:t xml:space="preserve"> SO</w:t>
+      </w:r>
+      <w:r>
+        <w:rPr>
+          <w:rFonts w:ascii="Times New Roman" w:hAnsi="Times New Roman" w:eastAsia="Times New Roman" w:cs="Times New Roman"/>
+          <w:vertAlign w:val="subscript"/>
+        </w:rPr>
+        <w:t>2</w:t>
+      </w:r>
+      <w:r>
+        <w:rPr>
+          <w:rFonts w:ascii="Times New Roman" w:hAnsi="Times New Roman" w:eastAsia="Times New Roman" w:cs="Times New Roman"/>
+        </w:rPr>
+        <w:t>:O</w:t>
+      </w:r>
+      <w:r>
+        <w:rPr>
+          <w:rFonts w:ascii="Times New Roman" w:hAnsi="Times New Roman" w:eastAsia="Times New Roman" w:cs="Times New Roman"/>
+          <w:vertAlign w:val="subscript"/>
+        </w:rPr>
+        <w:t>2</w:t>
+      </w:r>
+      <w:r>
+        <w:rPr>
+          <w:rFonts w:ascii="Times New Roman" w:hAnsi="Times New Roman" w:eastAsia="Times New Roman" w:cs="Times New Roman"/>
+        </w:rPr>
+        <w:t>:N</w:t>
+      </w:r>
+      <w:r>
+        <w:rPr>
+          <w:rFonts w:ascii="Times New Roman" w:hAnsi="Times New Roman" w:eastAsia="Times New Roman" w:cs="Times New Roman"/>
+          <w:vertAlign w:val="subscript"/>
+        </w:rPr>
+        <w:t>2</w:t>
+      </w:r>
+      <w:r>
+        <w:rPr>
+          <w:rFonts w:ascii="Times New Roman" w:hAnsi="Times New Roman" w:eastAsia="Times New Roman" w:cs="Times New Roman"/>
+        </w:rPr>
+        <w:t xml:space="preserve"> = </w:t>
       </w:r>
       <w:r>
         <w:rPr>
@@ -46973,7 +49141,20 @@
         <w:rPr>
           <w:rFonts w:ascii="Times New Roman" w:hAnsi="Times New Roman" w:eastAsia="Times New Roman" w:cs="Times New Roman"/>
         </w:rPr>
-        <w:t xml:space="preserve"> SO₂ </w:t>
+        <w:t xml:space="preserve"> SO</w:t>
+      </w:r>
+      <w:r>
+        <w:rPr>
+          <w:rFonts w:ascii="Times New Roman" w:hAnsi="Times New Roman" w:eastAsia="Times New Roman" w:cs="Times New Roman"/>
+          <w:vertAlign w:val="subscript"/>
+        </w:rPr>
+        <w:t>2</w:t>
+      </w:r>
+      <w:r>
+        <w:rPr>
+          <w:rFonts w:ascii="Times New Roman" w:hAnsi="Times New Roman" w:eastAsia="Times New Roman" w:cs="Times New Roman"/>
+        </w:rPr>
+        <w:t xml:space="preserve"> </w:t>
       </w:r>
       <w:r>
         <w:rPr>
@@ -46993,6 +49174,9 @@
         <w:spacing w:before="160" w:after="80"/>
       </w:pPr>
       <w:r>
+        <w:rPr>
+          <w:rFonts w:ascii="Times New Roman" w:hAnsi="Times New Roman" w:eastAsia="Times New Roman" w:cs="Times New Roman"/>
+        </w:rPr>
         <w:pict>
           <v:rect style="width:0;height:1.5pt" o:hralign="center" o:hrstd="t" o:hr="t"/>
         </w:pict>
@@ -48230,7 +50414,14 @@
         <w:rPr>
           <w:rFonts w:hint="eastAsia" w:ascii="Times New Roman" w:hAnsi="Times New Roman" w:eastAsia="Times New Roman" w:cs="Times New Roman"/>
         </w:rPr>
-        <w:t>（pᵢ</w:t>
+        <w:t>（p</w:t>
+      </w:r>
+      <w:r>
+        <w:rPr>
+          <w:rFonts w:hint="eastAsia" w:ascii="Times New Roman" w:hAnsi="Times New Roman" w:eastAsia="Times New Roman" w:cs="Times New Roman"/>
+          <w:vertAlign w:val="subscript"/>
+        </w:rPr>
+        <w:t>i</w:t>
       </w:r>
       <w:r>
         <w:rPr>
@@ -48242,7 +50433,20 @@
         <w:rPr>
           <w:rFonts w:hint="eastAsia" w:ascii="Times New Roman" w:hAnsi="Times New Roman" w:eastAsia="Times New Roman" w:cs="Times New Roman"/>
         </w:rPr>
-        <w:t xml:space="preserve">nᵢRT/V），Q</w:t>
+        <w:t>n</w:t>
+      </w:r>
+      <w:r>
+        <w:rPr>
+          <w:rFonts w:hint="eastAsia" w:ascii="Times New Roman" w:hAnsi="Times New Roman" w:eastAsia="Times New Roman" w:cs="Times New Roman"/>
+          <w:vertAlign w:val="subscript"/>
+        </w:rPr>
+        <w:t>i</w:t>
+      </w:r>
+      <w:r>
+        <w:rPr>
+          <w:rFonts w:hint="eastAsia" w:ascii="Times New Roman" w:hAnsi="Times New Roman" w:eastAsia="Times New Roman" w:cs="Times New Roman"/>
+        </w:rPr>
+        <w:t>RT/V），Q</w:t>
       </w:r>
       <w:r>
         <w:rPr>
@@ -48375,7 +50579,40 @@
         <w:rPr>
           <w:rFonts w:ascii="Times New Roman" w:hAnsi="Times New Roman" w:eastAsia="Times New Roman" w:cs="Times New Roman"/>
         </w:rPr>
-        <w:t xml:space="preserve">K₃ = K₁^{2} / K₂</w:t>
+        <w:t>K</w:t>
+      </w:r>
+      <w:r>
+        <w:rPr>
+          <w:rFonts w:ascii="Times New Roman" w:hAnsi="Times New Roman" w:eastAsia="Times New Roman" w:cs="Times New Roman"/>
+          <w:vertAlign w:val="subscript"/>
+        </w:rPr>
+        <w:t>3</w:t>
+      </w:r>
+      <w:r>
+        <w:rPr>
+          <w:rFonts w:ascii="Times New Roman" w:hAnsi="Times New Roman" w:eastAsia="Times New Roman" w:cs="Times New Roman"/>
+        </w:rPr>
+        <w:t xml:space="preserve"> = K</w:t>
+      </w:r>
+      <w:r>
+        <w:rPr>
+          <w:rFonts w:ascii="Times New Roman" w:hAnsi="Times New Roman" w:eastAsia="Times New Roman" w:cs="Times New Roman"/>
+          <w:vertAlign w:val="subscript"/>
+        </w:rPr>
+        <w:t>1</w:t>
+      </w:r>
+      <w:r>
+        <w:rPr>
+          <w:rFonts w:ascii="Times New Roman" w:hAnsi="Times New Roman" w:eastAsia="Times New Roman" w:cs="Times New Roman"/>
+        </w:rPr>
+        <w:t>^{2} / K</w:t>
+      </w:r>
+      <w:r>
+        <w:rPr>
+          <w:rFonts w:ascii="Times New Roman" w:hAnsi="Times New Roman" w:eastAsia="Times New Roman" w:cs="Times New Roman"/>
+          <w:vertAlign w:val="subscript"/>
+        </w:rPr>
+        <w:t>2</w:t>
       </w:r>
     </w:p>
     <w:p>
@@ -48501,7 +50738,33 @@
         <w:rPr>
           <w:rFonts w:ascii="Times New Roman" w:hAnsi="Times New Roman" w:eastAsia="Times New Roman" w:cs="Times New Roman"/>
         </w:rPr>
-        <w:t xml:space="preserve"> T₂ &gt; T₁ </w:t>
+        <w:t xml:space="preserve"> T</w:t>
+      </w:r>
+      <w:r>
+        <w:rPr>
+          <w:rFonts w:ascii="Times New Roman" w:hAnsi="Times New Roman" w:eastAsia="Times New Roman" w:cs="Times New Roman"/>
+          <w:vertAlign w:val="subscript"/>
+        </w:rPr>
+        <w:t>2</w:t>
+      </w:r>
+      <w:r>
+        <w:rPr>
+          <w:rFonts w:ascii="Times New Roman" w:hAnsi="Times New Roman" w:eastAsia="Times New Roman" w:cs="Times New Roman"/>
+        </w:rPr>
+        <w:t xml:space="preserve"> &gt; T</w:t>
+      </w:r>
+      <w:r>
+        <w:rPr>
+          <w:rFonts w:ascii="Times New Roman" w:hAnsi="Times New Roman" w:eastAsia="Times New Roman" w:cs="Times New Roman"/>
+          <w:vertAlign w:val="subscript"/>
+        </w:rPr>
+        <w:t>1</w:t>
+      </w:r>
+      <w:r>
+        <w:rPr>
+          <w:rFonts w:ascii="Times New Roman" w:hAnsi="Times New Roman" w:eastAsia="Times New Roman" w:cs="Times New Roman"/>
+        </w:rPr>
+        <w:t xml:space="preserve"> </w:t>
       </w:r>
       <w:r>
         <w:rPr>
@@ -48513,7 +50776,33 @@
         <w:rPr>
           <w:rFonts w:ascii="Times New Roman" w:hAnsi="Times New Roman" w:eastAsia="Times New Roman" w:cs="Times New Roman"/>
         </w:rPr>
-        <w:t xml:space="preserve"> ln(K₂/K₁) = (</w:t>
+        <w:t xml:space="preserve"> ln(K</w:t>
+      </w:r>
+      <w:r>
+        <w:rPr>
+          <w:rFonts w:ascii="Times New Roman" w:hAnsi="Times New Roman" w:eastAsia="Times New Roman" w:cs="Times New Roman"/>
+          <w:vertAlign w:val="subscript"/>
+        </w:rPr>
+        <w:t>2</w:t>
+      </w:r>
+      <w:r>
+        <w:rPr>
+          <w:rFonts w:ascii="Times New Roman" w:hAnsi="Times New Roman" w:eastAsia="Times New Roman" w:cs="Times New Roman"/>
+        </w:rPr>
+        <w:t>/K</w:t>
+      </w:r>
+      <w:r>
+        <w:rPr>
+          <w:rFonts w:ascii="Times New Roman" w:hAnsi="Times New Roman" w:eastAsia="Times New Roman" w:cs="Times New Roman"/>
+          <w:vertAlign w:val="subscript"/>
+        </w:rPr>
+        <w:t>1</w:t>
+      </w:r>
+      <w:r>
+        <w:rPr>
+          <w:rFonts w:ascii="Times New Roman" w:hAnsi="Times New Roman" w:eastAsia="Times New Roman" w:cs="Times New Roman"/>
+        </w:rPr>
+        <w:t>) = (</w:t>
       </w:r>
       <m:oMath>
         <m:sSub>
@@ -48548,7 +50837,33 @@
         <w:rPr>
           <w:rFonts w:ascii="Times New Roman" w:hAnsi="Times New Roman" w:eastAsia="Times New Roman" w:cs="Times New Roman"/>
         </w:rPr>
-        <w:t xml:space="preserve">/R)(1/T₁ − 1/T₂) &lt; </w:t>
+        <w:t>/R)(1/T</w:t>
+      </w:r>
+      <w:r>
+        <w:rPr>
+          <w:rFonts w:ascii="Times New Roman" w:hAnsi="Times New Roman" w:eastAsia="Times New Roman" w:cs="Times New Roman"/>
+          <w:vertAlign w:val="subscript"/>
+        </w:rPr>
+        <w:t>1</w:t>
+      </w:r>
+      <w:r>
+        <w:rPr>
+          <w:rFonts w:ascii="Times New Roman" w:hAnsi="Times New Roman" w:eastAsia="Times New Roman" w:cs="Times New Roman"/>
+        </w:rPr>
+        <w:t xml:space="preserve"> − 1/T</w:t>
+      </w:r>
+      <w:r>
+        <w:rPr>
+          <w:rFonts w:ascii="Times New Roman" w:hAnsi="Times New Roman" w:eastAsia="Times New Roman" w:cs="Times New Roman"/>
+          <w:vertAlign w:val="subscript"/>
+        </w:rPr>
+        <w:t>2</w:t>
+      </w:r>
+      <w:r>
+        <w:rPr>
+          <w:rFonts w:ascii="Times New Roman" w:hAnsi="Times New Roman" w:eastAsia="Times New Roman" w:cs="Times New Roman"/>
+        </w:rPr>
+        <w:t xml:space="preserve">) &lt; </w:t>
       </w:r>
       <w:r>
         <w:rPr>
@@ -48566,7 +50881,33 @@
         <w:rPr>
           <w:rFonts w:ascii="Times New Roman" w:hAnsi="Times New Roman" w:eastAsia="Times New Roman" w:cs="Times New Roman"/>
         </w:rPr>
-        <w:t xml:space="preserve"> K₂ &lt; K₁。</w:t>
+        <w:t xml:space="preserve"> K</w:t>
+      </w:r>
+      <w:r>
+        <w:rPr>
+          <w:rFonts w:ascii="Times New Roman" w:hAnsi="Times New Roman" w:eastAsia="Times New Roman" w:cs="Times New Roman"/>
+          <w:vertAlign w:val="subscript"/>
+        </w:rPr>
+        <w:t>2</w:t>
+      </w:r>
+      <w:r>
+        <w:rPr>
+          <w:rFonts w:ascii="Times New Roman" w:hAnsi="Times New Roman" w:eastAsia="Times New Roman" w:cs="Times New Roman"/>
+        </w:rPr>
+        <w:t xml:space="preserve"> &lt; K</w:t>
+      </w:r>
+      <w:r>
+        <w:rPr>
+          <w:rFonts w:ascii="Times New Roman" w:hAnsi="Times New Roman" w:eastAsia="Times New Roman" w:cs="Times New Roman"/>
+          <w:vertAlign w:val="subscript"/>
+        </w:rPr>
+        <w:t>1</w:t>
+      </w:r>
+      <w:r>
+        <w:rPr>
+          <w:rFonts w:ascii="Times New Roman" w:hAnsi="Times New Roman" w:eastAsia="Times New Roman" w:cs="Times New Roman"/>
+        </w:rPr>
+        <w:t>。</w:t>
       </w:r>
     </w:p>
     <w:p>
@@ -48597,7 +50938,20 @@
         <w:rPr>
           <w:rFonts w:ascii="Times New Roman" w:hAnsi="Times New Roman" w:eastAsia="Times New Roman" w:cs="Times New Roman"/>
         </w:rPr>
-        <w:t xml:space="preserve"> NO₂ </w:t>
+        <w:t xml:space="preserve"> NO</w:t>
+      </w:r>
+      <w:r>
+        <w:rPr>
+          <w:rFonts w:ascii="Times New Roman" w:hAnsi="Times New Roman" w:eastAsia="Times New Roman" w:cs="Times New Roman"/>
+          <w:vertAlign w:val="subscript"/>
+        </w:rPr>
+        <w:t>2</w:t>
+      </w:r>
+      <w:r>
+        <w:rPr>
+          <w:rFonts w:ascii="Times New Roman" w:hAnsi="Times New Roman" w:eastAsia="Times New Roman" w:cs="Times New Roman"/>
+        </w:rPr>
+        <w:t xml:space="preserve"> </w:t>
       </w:r>
       <w:r>
         <w:rPr>
@@ -48609,7 +50963,46 @@
         <w:rPr>
           <w:rFonts w:ascii="Times New Roman" w:hAnsi="Times New Roman" w:eastAsia="Times New Roman" w:cs="Times New Roman"/>
         </w:rPr>
-        <w:t xml:space="preserve"> Q = [NO₂]^{2}/[N₂O₄] </w:t>
+        <w:t xml:space="preserve"> Q = [NO</w:t>
+      </w:r>
+      <w:r>
+        <w:rPr>
+          <w:rFonts w:ascii="Times New Roman" w:hAnsi="Times New Roman" w:eastAsia="Times New Roman" w:cs="Times New Roman"/>
+          <w:vertAlign w:val="subscript"/>
+        </w:rPr>
+        <w:t>2</w:t>
+      </w:r>
+      <w:r>
+        <w:rPr>
+          <w:rFonts w:ascii="Times New Roman" w:hAnsi="Times New Roman" w:eastAsia="Times New Roman" w:cs="Times New Roman"/>
+        </w:rPr>
+        <w:t>]^{2}/[N</w:t>
+      </w:r>
+      <w:r>
+        <w:rPr>
+          <w:rFonts w:ascii="Times New Roman" w:hAnsi="Times New Roman" w:eastAsia="Times New Roman" w:cs="Times New Roman"/>
+          <w:vertAlign w:val="subscript"/>
+        </w:rPr>
+        <w:t>2</w:t>
+      </w:r>
+      <w:r>
+        <w:rPr>
+          <w:rFonts w:ascii="Times New Roman" w:hAnsi="Times New Roman" w:eastAsia="Times New Roman" w:cs="Times New Roman"/>
+        </w:rPr>
+        <w:t>O</w:t>
+      </w:r>
+      <w:r>
+        <w:rPr>
+          <w:rFonts w:ascii="Times New Roman" w:hAnsi="Times New Roman" w:eastAsia="Times New Roman" w:cs="Times New Roman"/>
+          <w:vertAlign w:val="subscript"/>
+        </w:rPr>
+        <w:t>4</w:t>
+      </w:r>
+      <w:r>
+        <w:rPr>
+          <w:rFonts w:ascii="Times New Roman" w:hAnsi="Times New Roman" w:eastAsia="Times New Roman" w:cs="Times New Roman"/>
+        </w:rPr>
+        <w:t xml:space="preserve">] </w:t>
       </w:r>
       <w:r>
         <w:rPr>
@@ -48645,7 +51038,33 @@
         <w:rPr>
           <w:rFonts w:ascii="Times New Roman" w:hAnsi="Times New Roman" w:eastAsia="Times New Roman" w:cs="Times New Roman"/>
         </w:rPr>
-        <w:t xml:space="preserve"> N₂O₄ </w:t>
+        <w:t xml:space="preserve"> N</w:t>
+      </w:r>
+      <w:r>
+        <w:rPr>
+          <w:rFonts w:ascii="Times New Roman" w:hAnsi="Times New Roman" w:eastAsia="Times New Roman" w:cs="Times New Roman"/>
+          <w:vertAlign w:val="subscript"/>
+        </w:rPr>
+        <w:t>2</w:t>
+      </w:r>
+      <w:r>
+        <w:rPr>
+          <w:rFonts w:ascii="Times New Roman" w:hAnsi="Times New Roman" w:eastAsia="Times New Roman" w:cs="Times New Roman"/>
+        </w:rPr>
+        <w:t>O</w:t>
+      </w:r>
+      <w:r>
+        <w:rPr>
+          <w:rFonts w:ascii="Times New Roman" w:hAnsi="Times New Roman" w:eastAsia="Times New Roman" w:cs="Times New Roman"/>
+          <w:vertAlign w:val="subscript"/>
+        </w:rPr>
+        <w:t>4</w:t>
+      </w:r>
+      <w:r>
+        <w:rPr>
+          <w:rFonts w:ascii="Times New Roman" w:hAnsi="Times New Roman" w:eastAsia="Times New Roman" w:cs="Times New Roman"/>
+        </w:rPr>
+        <w:t xml:space="preserve"> </w:t>
       </w:r>
       <w:r>
         <w:rPr>
@@ -49043,6 +51462,9 @@
         <w:spacing w:before="160" w:after="80"/>
       </w:pPr>
       <w:r>
+        <w:rPr>
+          <w:rFonts w:ascii="Times New Roman" w:hAnsi="Times New Roman" w:eastAsia="Times New Roman" w:cs="Times New Roman"/>
+        </w:rPr>
         <w:pict>
           <v:rect style="width:0;height:1.5pt" o:hralign="center" o:hrstd="t" o:hr="t"/>
         </w:pict>
@@ -49102,7 +51524,20 @@
         <w:rPr>
           <w:rFonts w:hint="eastAsia" w:ascii="Times New Roman" w:hAnsi="Times New Roman" w:eastAsia="Times New Roman" w:cs="Times New Roman"/>
         </w:rPr>
-        <w:t xml:space="preserve">H₂：</w:t>
+        <w:t>H</w:t>
+      </w:r>
+      <w:r>
+        <w:rPr>
+          <w:rFonts w:hint="eastAsia" w:ascii="Times New Roman" w:hAnsi="Times New Roman" w:eastAsia="Times New Roman" w:cs="Times New Roman"/>
+          <w:vertAlign w:val="subscript"/>
+        </w:rPr>
+        <w:t>2</w:t>
+      </w:r>
+      <w:r>
+        <w:rPr>
+          <w:rFonts w:hint="eastAsia" w:ascii="Times New Roman" w:hAnsi="Times New Roman" w:eastAsia="Times New Roman" w:cs="Times New Roman"/>
+        </w:rPr>
+        <w:t>：</w:t>
       </w:r>
       <m:oMath>
         <m:sSub>
@@ -49192,13 +51627,39 @@
         <w:rPr>
           <w:rFonts w:hint="eastAsia" w:ascii="Times New Roman" w:hAnsi="Times New Roman" w:eastAsia="Times New Roman" w:cs="Times New Roman"/>
         </w:rPr>
-        <w:t>：[H₂]</w:t>
-      </w:r>
-      <w:r>
-        <w:rPr>
-          <w:rFonts w:ascii="Times New Roman" w:hAnsi="Times New Roman" w:eastAsia="Times New Roman" w:cs="Times New Roman"/>
-        </w:rPr>
-        <w:t xml:space="preserve"> = [I₂] = 0.0222 </w:t>
+        <w:t>：[H</w:t>
+      </w:r>
+      <w:r>
+        <w:rPr>
+          <w:rFonts w:hint="eastAsia" w:ascii="Times New Roman" w:hAnsi="Times New Roman" w:eastAsia="Times New Roman" w:cs="Times New Roman"/>
+          <w:vertAlign w:val="subscript"/>
+        </w:rPr>
+        <w:t>2</w:t>
+      </w:r>
+      <w:r>
+        <w:rPr>
+          <w:rFonts w:hint="eastAsia" w:ascii="Times New Roman" w:hAnsi="Times New Roman" w:eastAsia="Times New Roman" w:cs="Times New Roman"/>
+        </w:rPr>
+        <w:t>]</w:t>
+      </w:r>
+      <w:r>
+        <w:rPr>
+          <w:rFonts w:ascii="Times New Roman" w:hAnsi="Times New Roman" w:eastAsia="Times New Roman" w:cs="Times New Roman"/>
+        </w:rPr>
+        <w:t xml:space="preserve"> = [I</w:t>
+      </w:r>
+      <w:r>
+        <w:rPr>
+          <w:rFonts w:ascii="Times New Roman" w:hAnsi="Times New Roman" w:eastAsia="Times New Roman" w:cs="Times New Roman"/>
+          <w:vertAlign w:val="subscript"/>
+        </w:rPr>
+        <w:t>2</w:t>
+      </w:r>
+      <w:r>
+        <w:rPr>
+          <w:rFonts w:ascii="Times New Roman" w:hAnsi="Times New Roman" w:eastAsia="Times New Roman" w:cs="Times New Roman"/>
+        </w:rPr>
+        <w:t xml:space="preserve">] = 0.0222 </w:t>
       </w:r>
       <w:r>
         <w:rPr>
@@ -49222,7 +51683,20 @@
         <w:rPr>
           <w:rFonts w:ascii="Times New Roman" w:hAnsi="Times New Roman" w:eastAsia="Times New Roman" w:cs="Times New Roman"/>
         </w:rPr>
-        <w:t xml:space="preserve">α(H₂) = 77.8%。</w:t>
+        <w:t>α(H</w:t>
+      </w:r>
+      <w:r>
+        <w:rPr>
+          <w:rFonts w:ascii="Times New Roman" w:hAnsi="Times New Roman" w:eastAsia="Times New Roman" w:cs="Times New Roman"/>
+          <w:vertAlign w:val="subscript"/>
+        </w:rPr>
+        <w:t>2</w:t>
+      </w:r>
+      <w:r>
+        <w:rPr>
+          <w:rFonts w:ascii="Times New Roman" w:hAnsi="Times New Roman" w:eastAsia="Times New Roman" w:cs="Times New Roman"/>
+        </w:rPr>
+        <w:t>) = 77.8%。</w:t>
       </w:r>
     </w:p>
     <w:p>
@@ -50045,7 +52519,20 @@
         <w:rPr>
           <w:rFonts w:hint="eastAsia" w:ascii="Times New Roman" w:hAnsi="Times New Roman" w:eastAsia="Times New Roman" w:cs="Times New Roman"/>
         </w:rPr>
-        <w:t>（[NH₃]</w:t>
+        <w:t>（[NH</w:t>
+      </w:r>
+      <w:r>
+        <w:rPr>
+          <w:rFonts w:hint="eastAsia" w:ascii="Times New Roman" w:hAnsi="Times New Roman" w:eastAsia="Times New Roman" w:cs="Times New Roman"/>
+          <w:vertAlign w:val="subscript"/>
+        </w:rPr>
+        <w:t>3</w:t>
+      </w:r>
+      <w:r>
+        <w:rPr>
+          <w:rFonts w:hint="eastAsia" w:ascii="Times New Roman" w:hAnsi="Times New Roman" w:eastAsia="Times New Roman" w:cs="Times New Roman"/>
+        </w:rPr>
+        <w:t>]</w:t>
       </w:r>
       <w:r>
         <w:rPr>
@@ -50117,7 +52604,20 @@
         <w:rPr>
           <w:rFonts w:ascii="Times New Roman" w:hAnsi="Times New Roman" w:eastAsia="Times New Roman" w:cs="Times New Roman"/>
         </w:rPr>
-        <w:t xml:space="preserve"> [NH₃] </w:t>
+        <w:t xml:space="preserve"> [NH</w:t>
+      </w:r>
+      <w:r>
+        <w:rPr>
+          <w:rFonts w:ascii="Times New Roman" w:hAnsi="Times New Roman" w:eastAsia="Times New Roman" w:cs="Times New Roman"/>
+          <w:vertAlign w:val="subscript"/>
+        </w:rPr>
+        <w:t>3</w:t>
+      </w:r>
+      <w:r>
+        <w:rPr>
+          <w:rFonts w:ascii="Times New Roman" w:hAnsi="Times New Roman" w:eastAsia="Times New Roman" w:cs="Times New Roman"/>
+        </w:rPr>
+        <w:t xml:space="preserve">] </w:t>
       </w:r>
       <w:r>
         <w:rPr>
@@ -50719,7 +53219,46 @@
         <w:rPr>
           <w:rFonts w:ascii="Times New Roman" w:hAnsi="Times New Roman" w:eastAsia="Times New Roman" w:cs="Times New Roman"/>
         </w:rPr>
-        <w:t xml:space="preserve"> N₂O₄/NO₂ </w:t>
+        <w:t xml:space="preserve"> N</w:t>
+      </w:r>
+      <w:r>
+        <w:rPr>
+          <w:rFonts w:ascii="Times New Roman" w:hAnsi="Times New Roman" w:eastAsia="Times New Roman" w:cs="Times New Roman"/>
+          <w:vertAlign w:val="subscript"/>
+        </w:rPr>
+        <w:t>2</w:t>
+      </w:r>
+      <w:r>
+        <w:rPr>
+          <w:rFonts w:ascii="Times New Roman" w:hAnsi="Times New Roman" w:eastAsia="Times New Roman" w:cs="Times New Roman"/>
+        </w:rPr>
+        <w:t>O</w:t>
+      </w:r>
+      <w:r>
+        <w:rPr>
+          <w:rFonts w:ascii="Times New Roman" w:hAnsi="Times New Roman" w:eastAsia="Times New Roman" w:cs="Times New Roman"/>
+          <w:vertAlign w:val="subscript"/>
+        </w:rPr>
+        <w:t>4</w:t>
+      </w:r>
+      <w:r>
+        <w:rPr>
+          <w:rFonts w:ascii="Times New Roman" w:hAnsi="Times New Roman" w:eastAsia="Times New Roman" w:cs="Times New Roman"/>
+        </w:rPr>
+        <w:t>/NO</w:t>
+      </w:r>
+      <w:r>
+        <w:rPr>
+          <w:rFonts w:ascii="Times New Roman" w:hAnsi="Times New Roman" w:eastAsia="Times New Roman" w:cs="Times New Roman"/>
+          <w:vertAlign w:val="subscript"/>
+        </w:rPr>
+        <w:t>2</w:t>
+      </w:r>
+      <w:r>
+        <w:rPr>
+          <w:rFonts w:ascii="Times New Roman" w:hAnsi="Times New Roman" w:eastAsia="Times New Roman" w:cs="Times New Roman"/>
+        </w:rPr>
+        <w:t xml:space="preserve"> </w:t>
       </w:r>
       <w:r>
         <w:rPr>
@@ -50877,7 +53416,20 @@
         <w:rPr>
           <w:rFonts w:ascii="Times New Roman" w:hAnsi="Times New Roman" w:eastAsia="Times New Roman" w:cs="Times New Roman"/>
         </w:rPr>
-        <w:t xml:space="preserve"> → NH₄HS(s) </w:t>
+        <w:t xml:space="preserve"> → NH</w:t>
+      </w:r>
+      <w:r>
+        <w:rPr>
+          <w:rFonts w:ascii="Times New Roman" w:hAnsi="Times New Roman" w:eastAsia="Times New Roman" w:cs="Times New Roman"/>
+          <w:vertAlign w:val="subscript"/>
+        </w:rPr>
+        <w:t>4</w:t>
+      </w:r>
+      <w:r>
+        <w:rPr>
+          <w:rFonts w:ascii="Times New Roman" w:hAnsi="Times New Roman" w:eastAsia="Times New Roman" w:cs="Times New Roman"/>
+        </w:rPr>
+        <w:t xml:space="preserve">HS(s) </w:t>
       </w:r>
       <w:r>
         <w:rPr>
@@ -51339,7 +53891,20 @@
         <w:rPr>
           <w:rFonts w:ascii="Times New Roman" w:hAnsi="Times New Roman" w:eastAsia="Times New Roman" w:cs="Times New Roman"/>
         </w:rPr>
-        <w:t xml:space="preserve"> NH₃ </w:t>
+        <w:t xml:space="preserve"> NH</w:t>
+      </w:r>
+      <w:r>
+        <w:rPr>
+          <w:rFonts w:ascii="Times New Roman" w:hAnsi="Times New Roman" w:eastAsia="Times New Roman" w:cs="Times New Roman"/>
+          <w:vertAlign w:val="subscript"/>
+        </w:rPr>
+        <w:t>3</w:t>
+      </w:r>
+      <w:r>
+        <w:rPr>
+          <w:rFonts w:ascii="Times New Roman" w:hAnsi="Times New Roman" w:eastAsia="Times New Roman" w:cs="Times New Roman"/>
+        </w:rPr>
+        <w:t xml:space="preserve"> </w:t>
       </w:r>
       <w:r>
         <w:rPr>
@@ -51446,7 +54011,33 @@
         <w:rPr>
           <w:rFonts w:ascii="Times New Roman" w:hAnsi="Times New Roman" w:eastAsia="Times New Roman" w:cs="Times New Roman"/>
         </w:rPr>
-        <w:t xml:space="preserve">(Fe³⁺/Fe²⁺) −</w:t>
+        <w:t>(Fe</w:t>
+      </w:r>
+      <w:r>
+        <w:rPr>
+          <w:rFonts w:ascii="Times New Roman" w:hAnsi="Times New Roman" w:eastAsia="Times New Roman" w:cs="Times New Roman"/>
+          <w:vertAlign w:val="superscript"/>
+        </w:rPr>
+        <w:t>3+</w:t>
+      </w:r>
+      <w:r>
+        <w:rPr>
+          <w:rFonts w:ascii="Times New Roman" w:hAnsi="Times New Roman" w:eastAsia="Times New Roman" w:cs="Times New Roman"/>
+        </w:rPr>
+        <w:t>/Fe</w:t>
+      </w:r>
+      <w:r>
+        <w:rPr>
+          <w:rFonts w:ascii="Times New Roman" w:hAnsi="Times New Roman" w:eastAsia="Times New Roman" w:cs="Times New Roman"/>
+          <w:vertAlign w:val="superscript"/>
+        </w:rPr>
+        <w:t>2+</w:t>
+      </w:r>
+      <w:r>
+        <w:rPr>
+          <w:rFonts w:ascii="Times New Roman" w:hAnsi="Times New Roman" w:eastAsia="Times New Roman" w:cs="Times New Roman"/>
+        </w:rPr>
+        <w:t>) −</w:t>
       </w:r>
       <w:r>
         <w:rPr>
@@ -51472,7 +54063,20 @@
         <w:rPr>
           <w:rFonts w:ascii="Times New Roman" w:hAnsi="Times New Roman" w:eastAsia="Times New Roman" w:cs="Times New Roman"/>
         </w:rPr>
-        <w:t xml:space="preserve">(S/H₂S) = 0.77 − 0.14 = 0.63 V &gt; </w:t>
+        <w:t>(S/H</w:t>
+      </w:r>
+      <w:r>
+        <w:rPr>
+          <w:rFonts w:ascii="Times New Roman" w:hAnsi="Times New Roman" w:eastAsia="Times New Roman" w:cs="Times New Roman"/>
+          <w:vertAlign w:val="subscript"/>
+        </w:rPr>
+        <w:t>2</w:t>
+      </w:r>
+      <w:r>
+        <w:rPr>
+          <w:rFonts w:ascii="Times New Roman" w:hAnsi="Times New Roman" w:eastAsia="Times New Roman" w:cs="Times New Roman"/>
+        </w:rPr>
+        <w:t xml:space="preserve">S) = 0.77 − 0.14 = 0.63 V &gt; </w:t>
       </w:r>
       <w:r>
         <w:rPr>
@@ -51621,7 +54225,20 @@
         <w:rPr>
           <w:rFonts w:ascii="Times New Roman" w:hAnsi="Times New Roman" w:eastAsia="Times New Roman" w:cs="Times New Roman"/>
         </w:rPr>
-        <w:t xml:space="preserve"> [Fe³⁺] = </w:t>
+        <w:t xml:space="preserve"> [Fe</w:t>
+      </w:r>
+      <w:r>
+        <w:rPr>
+          <w:rFonts w:ascii="Times New Roman" w:hAnsi="Times New Roman" w:eastAsia="Times New Roman" w:cs="Times New Roman"/>
+          <w:vertAlign w:val="superscript"/>
+        </w:rPr>
+        <w:t>3+</w:t>
+      </w:r>
+      <w:r>
+        <w:rPr>
+          <w:rFonts w:ascii="Times New Roman" w:hAnsi="Times New Roman" w:eastAsia="Times New Roman" w:cs="Times New Roman"/>
+        </w:rPr>
+        <w:t xml:space="preserve">] = </w:t>
       </w:r>
       <w:r>
         <w:rPr>
@@ -51669,7 +54286,33 @@
         <w:rPr>
           <w:rFonts w:ascii="Times New Roman" w:hAnsi="Times New Roman" w:eastAsia="Times New Roman" w:cs="Times New Roman"/>
         </w:rPr>
-        <w:t xml:space="preserve"> Fe₂S₃ </w:t>
+        <w:t xml:space="preserve"> Fe</w:t>
+      </w:r>
+      <w:r>
+        <w:rPr>
+          <w:rFonts w:ascii="Times New Roman" w:hAnsi="Times New Roman" w:eastAsia="Times New Roman" w:cs="Times New Roman"/>
+          <w:vertAlign w:val="subscript"/>
+        </w:rPr>
+        <w:t>2</w:t>
+      </w:r>
+      <w:r>
+        <w:rPr>
+          <w:rFonts w:ascii="Times New Roman" w:hAnsi="Times New Roman" w:eastAsia="Times New Roman" w:cs="Times New Roman"/>
+        </w:rPr>
+        <w:t>S</w:t>
+      </w:r>
+      <w:r>
+        <w:rPr>
+          <w:rFonts w:ascii="Times New Roman" w:hAnsi="Times New Roman" w:eastAsia="Times New Roman" w:cs="Times New Roman"/>
+          <w:vertAlign w:val="subscript"/>
+        </w:rPr>
+        <w:t>3</w:t>
+      </w:r>
+      <w:r>
+        <w:rPr>
+          <w:rFonts w:ascii="Times New Roman" w:hAnsi="Times New Roman" w:eastAsia="Times New Roman" w:cs="Times New Roman"/>
+        </w:rPr>
+        <w:t xml:space="preserve"> </w:t>
       </w:r>
       <w:r>
         <w:rPr>
@@ -51681,14 +54324,39 @@
         <w:rPr>
           <w:rFonts w:ascii="Times New Roman" w:hAnsi="Times New Roman" w:eastAsia="Times New Roman" w:cs="Times New Roman"/>
         </w:rPr>
-        <w:t xml:space="preserve"> Q = [Fe³⁺]</w:t>
+        <w:t xml:space="preserve"> Q = [Fe</w:t>
       </w:r>
       <w:r>
         <w:rPr>
           <w:rFonts w:ascii="Times New Roman" w:hAnsi="Times New Roman" w:eastAsia="Times New Roman" w:cs="Times New Roman"/>
           <w:vertAlign w:val="superscript"/>
         </w:rPr>
-        <w:t xml:space="preserve">2[S²⁻]</w:t>
+        <w:t>3+</w:t>
+      </w:r>
+      <w:r>
+        <w:rPr>
+          <w:rFonts w:ascii="Times New Roman" w:hAnsi="Times New Roman" w:eastAsia="Times New Roman" w:cs="Times New Roman"/>
+        </w:rPr>
+        <w:t>]</w:t>
+      </w:r>
+      <w:r>
+        <w:rPr>
+          <w:rFonts w:ascii="Times New Roman" w:hAnsi="Times New Roman" w:eastAsia="Times New Roman" w:cs="Times New Roman"/>
+        </w:rPr>
+        <w:t>2[S</w:t>
+      </w:r>
+      <w:r>
+        <w:rPr>
+          <w:rFonts w:ascii="Times New Roman" w:hAnsi="Times New Roman" w:eastAsia="Times New Roman" w:cs="Times New Roman"/>
+          <w:vertAlign w:val="superscript"/>
+        </w:rPr>
+        <w:t>2-</w:t>
+      </w:r>
+      <w:r>
+        <w:rPr>
+          <w:rFonts w:ascii="Times New Roman" w:hAnsi="Times New Roman" w:eastAsia="Times New Roman" w:cs="Times New Roman"/>
+        </w:rPr>
+        <w:t>]</w:t>
       </w:r>
       <w:r>
         <w:rPr>
@@ -51766,7 +54434,33 @@
         <w:rPr>
           <w:rFonts w:ascii="Times New Roman" w:hAnsi="Times New Roman" w:eastAsia="Times New Roman" w:cs="Times New Roman"/>
         </w:rPr>
-        <w:t xml:space="preserve"> Fe₂S₃ </w:t>
+        <w:t xml:space="preserve"> Fe</w:t>
+      </w:r>
+      <w:r>
+        <w:rPr>
+          <w:rFonts w:ascii="Times New Roman" w:hAnsi="Times New Roman" w:eastAsia="Times New Roman" w:cs="Times New Roman"/>
+          <w:vertAlign w:val="subscript"/>
+        </w:rPr>
+        <w:t>2</w:t>
+      </w:r>
+      <w:r>
+        <w:rPr>
+          <w:rFonts w:ascii="Times New Roman" w:hAnsi="Times New Roman" w:eastAsia="Times New Roman" w:cs="Times New Roman"/>
+        </w:rPr>
+        <w:t>S</w:t>
+      </w:r>
+      <w:r>
+        <w:rPr>
+          <w:rFonts w:ascii="Times New Roman" w:hAnsi="Times New Roman" w:eastAsia="Times New Roman" w:cs="Times New Roman"/>
+          <w:vertAlign w:val="subscript"/>
+        </w:rPr>
+        <w:t>3</w:t>
+      </w:r>
+      <w:r>
+        <w:rPr>
+          <w:rFonts w:ascii="Times New Roman" w:hAnsi="Times New Roman" w:eastAsia="Times New Roman" w:cs="Times New Roman"/>
+        </w:rPr>
+        <w:t xml:space="preserve"> </w:t>
       </w:r>
       <w:r>
         <w:rPr>
@@ -51786,6 +54480,9 @@
         <w:spacing w:before="160" w:after="80"/>
       </w:pPr>
       <w:r>
+        <w:rPr>
+          <w:rFonts w:ascii="Times New Roman" w:hAnsi="Times New Roman" w:eastAsia="Times New Roman" w:cs="Times New Roman"/>
+        </w:rPr>
         <w:pict>
           <v:rect style="width:0;height:1.5pt" o:hralign="center" o:hrstd="t" o:hr="t"/>
         </w:pict>
@@ -51905,19 +54602,58 @@
         <w:rPr>
           <w:rFonts w:ascii="Times New Roman" w:hAnsi="Times New Roman" w:eastAsia="Times New Roman" w:cs="Times New Roman"/>
         </w:rPr>
-        <w:t xml:space="preserve">[CO] = [H₂O] = 0.134 </w:t>
-      </w:r>
-      <w:r>
-        <w:rPr>
-          <w:rFonts w:hint="eastAsia" w:ascii="Times New Roman" w:hAnsi="Times New Roman" w:eastAsia="Times New Roman" w:cs="Times New Roman"/>
-        </w:rPr>
-        <w:t xml:space="preserve">mol/L，[CO₂]</w:t>
-      </w:r>
-      <w:r>
-        <w:rPr>
-          <w:rFonts w:ascii="Times New Roman" w:hAnsi="Times New Roman" w:eastAsia="Times New Roman" w:cs="Times New Roman"/>
-        </w:rPr>
-        <w:t xml:space="preserve"> = [H₂] = 0.366 mol/L</w:t>
+        <w:t>[CO] = [H</w:t>
+      </w:r>
+      <w:r>
+        <w:rPr>
+          <w:rFonts w:ascii="Times New Roman" w:hAnsi="Times New Roman" w:eastAsia="Times New Roman" w:cs="Times New Roman"/>
+          <w:vertAlign w:val="subscript"/>
+        </w:rPr>
+        <w:t>2</w:t>
+      </w:r>
+      <w:r>
+        <w:rPr>
+          <w:rFonts w:ascii="Times New Roman" w:hAnsi="Times New Roman" w:eastAsia="Times New Roman" w:cs="Times New Roman"/>
+        </w:rPr>
+        <w:t xml:space="preserve">O] = 0.134 </w:t>
+      </w:r>
+      <w:r>
+        <w:rPr>
+          <w:rFonts w:hint="eastAsia" w:ascii="Times New Roman" w:hAnsi="Times New Roman" w:eastAsia="Times New Roman" w:cs="Times New Roman"/>
+        </w:rPr>
+        <w:t>mol/L，[CO</w:t>
+      </w:r>
+      <w:r>
+        <w:rPr>
+          <w:rFonts w:hint="eastAsia" w:ascii="Times New Roman" w:hAnsi="Times New Roman" w:eastAsia="Times New Roman" w:cs="Times New Roman"/>
+          <w:vertAlign w:val="subscript"/>
+        </w:rPr>
+        <w:t>2</w:t>
+      </w:r>
+      <w:r>
+        <w:rPr>
+          <w:rFonts w:hint="eastAsia" w:ascii="Times New Roman" w:hAnsi="Times New Roman" w:eastAsia="Times New Roman" w:cs="Times New Roman"/>
+        </w:rPr>
+        <w:t>]</w:t>
+      </w:r>
+      <w:r>
+        <w:rPr>
+          <w:rFonts w:ascii="Times New Roman" w:hAnsi="Times New Roman" w:eastAsia="Times New Roman" w:cs="Times New Roman"/>
+        </w:rPr>
+        <w:t xml:space="preserve"> = [H</w:t>
+      </w:r>
+      <w:r>
+        <w:rPr>
+          <w:rFonts w:ascii="Times New Roman" w:hAnsi="Times New Roman" w:eastAsia="Times New Roman" w:cs="Times New Roman"/>
+          <w:vertAlign w:val="subscript"/>
+        </w:rPr>
+        <w:t>2</w:t>
+      </w:r>
+      <w:r>
+        <w:rPr>
+          <w:rFonts w:ascii="Times New Roman" w:hAnsi="Times New Roman" w:eastAsia="Times New Roman" w:cs="Times New Roman"/>
+        </w:rPr>
+        <w:t>] = 0.366 mol/L</w:t>
       </w:r>
     </w:p>
     <w:p>
@@ -51937,7 +54673,20 @@
         <w:rPr>
           <w:rFonts w:hint="eastAsia" w:ascii="Times New Roman" w:hAnsi="Times New Roman" w:eastAsia="Times New Roman" w:cs="Times New Roman"/>
         </w:rPr>
-        <w:t>：[CO₂]</w:t>
+        <w:t>：[CO</w:t>
+      </w:r>
+      <w:r>
+        <w:rPr>
+          <w:rFonts w:hint="eastAsia" w:ascii="Times New Roman" w:hAnsi="Times New Roman" w:eastAsia="Times New Roman" w:cs="Times New Roman"/>
+          <w:vertAlign w:val="subscript"/>
+        </w:rPr>
+        <w:t>2</w:t>
+      </w:r>
+      <w:r>
+        <w:rPr>
+          <w:rFonts w:hint="eastAsia" w:ascii="Times New Roman" w:hAnsi="Times New Roman" w:eastAsia="Times New Roman" w:cs="Times New Roman"/>
+        </w:rPr>
+        <w:t>]</w:t>
       </w:r>
       <w:r>
         <w:rPr>
@@ -52167,7 +54916,20 @@
         <w:rPr>
           <w:rFonts w:ascii="Times New Roman" w:hAnsi="Times New Roman" w:eastAsia="Times New Roman" w:cs="Times New Roman"/>
         </w:rPr>
-        <w:t xml:space="preserve"> CO₂ </w:t>
+        <w:t xml:space="preserve"> CO</w:t>
+      </w:r>
+      <w:r>
+        <w:rPr>
+          <w:rFonts w:ascii="Times New Roman" w:hAnsi="Times New Roman" w:eastAsia="Times New Roman" w:cs="Times New Roman"/>
+          <w:vertAlign w:val="subscript"/>
+        </w:rPr>
+        <w:t>2</w:t>
+      </w:r>
+      <w:r>
+        <w:rPr>
+          <w:rFonts w:ascii="Times New Roman" w:hAnsi="Times New Roman" w:eastAsia="Times New Roman" w:cs="Times New Roman"/>
+        </w:rPr>
+        <w:t xml:space="preserve"> </w:t>
       </w:r>
       <w:r>
         <w:rPr>
@@ -52203,7 +54965,20 @@
         <w:rPr>
           <w:rFonts w:ascii="Times New Roman" w:hAnsi="Times New Roman" w:eastAsia="Times New Roman" w:cs="Times New Roman"/>
         </w:rPr>
-        <w:t xml:space="preserve"> CO₂ </w:t>
+        <w:t xml:space="preserve"> CO</w:t>
+      </w:r>
+      <w:r>
+        <w:rPr>
+          <w:rFonts w:ascii="Times New Roman" w:hAnsi="Times New Roman" w:eastAsia="Times New Roman" w:cs="Times New Roman"/>
+          <w:vertAlign w:val="subscript"/>
+        </w:rPr>
+        <w:t>2</w:t>
+      </w:r>
+      <w:r>
+        <w:rPr>
+          <w:rFonts w:ascii="Times New Roman" w:hAnsi="Times New Roman" w:eastAsia="Times New Roman" w:cs="Times New Roman"/>
+        </w:rPr>
+        <w:t xml:space="preserve"> </w:t>
       </w:r>
       <w:r>
         <w:rPr>
@@ -52270,7 +55045,20 @@
         <w:rPr>
           <w:rFonts w:ascii="Times New Roman" w:hAnsi="Times New Roman" w:eastAsia="Times New Roman" w:cs="Times New Roman"/>
         </w:rPr>
-        <w:t xml:space="preserve"> = CaF₂ </w:t>
+        <w:t xml:space="preserve"> = CaF</w:t>
+      </w:r>
+      <w:r>
+        <w:rPr>
+          <w:rFonts w:ascii="Times New Roman" w:hAnsi="Times New Roman" w:eastAsia="Times New Roman" w:cs="Times New Roman"/>
+          <w:vertAlign w:val="subscript"/>
+        </w:rPr>
+        <w:t>2</w:t>
+      </w:r>
+      <w:r>
+        <w:rPr>
+          <w:rFonts w:ascii="Times New Roman" w:hAnsi="Times New Roman" w:eastAsia="Times New Roman" w:cs="Times New Roman"/>
+        </w:rPr>
+        <w:t xml:space="preserve"> </w:t>
       </w:r>
       <w:r>
         <w:rPr>
@@ -52550,7 +55338,20 @@
         <w:rPr>
           <w:rFonts w:ascii="Times New Roman" w:hAnsi="Times New Roman" w:eastAsia="Times New Roman" w:cs="Times New Roman"/>
         </w:rPr>
-        <w:t xml:space="preserve"> [H⁺] = 10^{-3} mol/L。</w:t>
+        <w:t xml:space="preserve"> [H</w:t>
+      </w:r>
+      <w:r>
+        <w:rPr>
+          <w:rFonts w:ascii="Times New Roman" w:hAnsi="Times New Roman" w:eastAsia="Times New Roman" w:cs="Times New Roman"/>
+          <w:vertAlign w:val="superscript"/>
+        </w:rPr>
+        <w:t>+</w:t>
+      </w:r>
+      <w:r>
+        <w:rPr>
+          <w:rFonts w:ascii="Times New Roman" w:hAnsi="Times New Roman" w:eastAsia="Times New Roman" w:cs="Times New Roman"/>
+        </w:rPr>
+        <w:t>] = 10^{-3} mol/L。</w:t>
       </w:r>
       <w:r>
         <w:rPr>
@@ -52568,7 +55369,20 @@
         <w:rPr>
           <w:rFonts w:ascii="Times New Roman" w:hAnsi="Times New Roman" w:eastAsia="Times New Roman" w:cs="Times New Roman"/>
         </w:rPr>
-        <w:t xml:space="preserve"> CaF₂ </w:t>
+        <w:t xml:space="preserve"> CaF</w:t>
+      </w:r>
+      <w:r>
+        <w:rPr>
+          <w:rFonts w:ascii="Times New Roman" w:hAnsi="Times New Roman" w:eastAsia="Times New Roman" w:cs="Times New Roman"/>
+          <w:vertAlign w:val="subscript"/>
+        </w:rPr>
+        <w:t>2</w:t>
+      </w:r>
+      <w:r>
+        <w:rPr>
+          <w:rFonts w:ascii="Times New Roman" w:hAnsi="Times New Roman" w:eastAsia="Times New Roman" w:cs="Times New Roman"/>
+        </w:rPr>
+        <w:t xml:space="preserve"> </w:t>
       </w:r>
       <w:r>
         <w:rPr>
@@ -52586,7 +55400,20 @@
         <w:rPr>
           <w:rFonts w:hint="eastAsia" w:ascii="Times New Roman" w:hAnsi="Times New Roman" w:eastAsia="Times New Roman" w:cs="Times New Roman"/>
         </w:rPr>
-        <w:t xml:space="preserve">s：[Ca²⁺]</w:t>
+        <w:t>s：[Ca</w:t>
+      </w:r>
+      <w:r>
+        <w:rPr>
+          <w:rFonts w:hint="eastAsia" w:ascii="Times New Roman" w:hAnsi="Times New Roman" w:eastAsia="Times New Roman" w:cs="Times New Roman"/>
+          <w:vertAlign w:val="superscript"/>
+        </w:rPr>
+        <w:t>2+</w:t>
+      </w:r>
+      <w:r>
+        <w:rPr>
+          <w:rFonts w:hint="eastAsia" w:ascii="Times New Roman" w:hAnsi="Times New Roman" w:eastAsia="Times New Roman" w:cs="Times New Roman"/>
+        </w:rPr>
+        <w:t>]</w:t>
       </w:r>
       <w:r>
         <w:rPr>
@@ -52598,7 +55425,20 @@
         <w:rPr>
           <w:rFonts w:hint="eastAsia" w:ascii="Times New Roman" w:hAnsi="Times New Roman" w:eastAsia="Times New Roman" w:cs="Times New Roman"/>
         </w:rPr>
-        <w:t xml:space="preserve">s，[F⁻]</w:t>
+        <w:t>s，[F</w:t>
+      </w:r>
+      <w:r>
+        <w:rPr>
+          <w:rFonts w:hint="eastAsia" w:ascii="Times New Roman" w:hAnsi="Times New Roman" w:eastAsia="Times New Roman" w:cs="Times New Roman"/>
+          <w:vertAlign w:val="superscript"/>
+        </w:rPr>
+        <w:t>-</w:t>
+      </w:r>
+      <w:r>
+        <w:rPr>
+          <w:rFonts w:hint="eastAsia" w:ascii="Times New Roman" w:hAnsi="Times New Roman" w:eastAsia="Times New Roman" w:cs="Times New Roman"/>
+        </w:rPr>
+        <w:t>]</w:t>
       </w:r>
       <w:r>
         <w:rPr>
@@ -53021,7 +55861,20 @@
         <w:rPr>
           <w:rFonts w:ascii="Times New Roman" w:hAnsi="Times New Roman" w:eastAsia="Times New Roman" w:cs="Times New Roman"/>
         </w:rPr>
-        <w:t xml:space="preserve">mol H₂ </w:t>
+        <w:t>mol H</w:t>
+      </w:r>
+      <w:r>
+        <w:rPr>
+          <w:rFonts w:ascii="Times New Roman" w:hAnsi="Times New Roman" w:eastAsia="Times New Roman" w:cs="Times New Roman"/>
+          <w:vertAlign w:val="subscript"/>
+        </w:rPr>
+        <w:t>2</w:t>
+      </w:r>
+      <w:r>
+        <w:rPr>
+          <w:rFonts w:ascii="Times New Roman" w:hAnsi="Times New Roman" w:eastAsia="Times New Roman" w:cs="Times New Roman"/>
+        </w:rPr>
+        <w:t xml:space="preserve"> </w:t>
       </w:r>
       <w:r>
         <w:rPr>
@@ -53058,7 +55911,20 @@
         <w:rPr>
           <w:rFonts w:hint="eastAsia" w:ascii="Times New Roman" w:hAnsi="Times New Roman" w:eastAsia="Times New Roman" w:cs="Times New Roman"/>
         </w:rPr>
-        <w:t>I₂，</w:t>
+        <w:t>I</w:t>
+      </w:r>
+      <w:r>
+        <w:rPr>
+          <w:rFonts w:hint="eastAsia" w:ascii="Times New Roman" w:hAnsi="Times New Roman" w:eastAsia="Times New Roman" w:cs="Times New Roman"/>
+          <w:vertAlign w:val="subscript"/>
+        </w:rPr>
+        <w:t>2</w:t>
+      </w:r>
+      <w:r>
+        <w:rPr>
+          <w:rFonts w:hint="eastAsia" w:ascii="Times New Roman" w:hAnsi="Times New Roman" w:eastAsia="Times New Roman" w:cs="Times New Roman"/>
+        </w:rPr>
+        <w:t>，</w:t>
       </w:r>
       <w:r>
         <w:rPr>
@@ -53144,7 +56010,37 @@
           <w:rStyle w:val="VerbatimChar"/>
           <w:rFonts w:ascii="Times New Roman" w:hAnsi="Times New Roman" w:eastAsia="Times New Roman" w:cs="Times New Roman"/>
         </w:rPr>
-        <w:t xml:space="preserve">K = x²/(1.00−2x)² = 0.016</w:t>
+        <w:t>K = x</w:t>
+      </w:r>
+      <w:r>
+        <w:rPr>
+          <w:rStyle w:val="VerbatimChar"/>
+          <w:rFonts w:ascii="Times New Roman" w:hAnsi="Times New Roman" w:eastAsia="Times New Roman" w:cs="Times New Roman"/>
+          <w:vertAlign w:val="superscript"/>
+        </w:rPr>
+        <w:t>2</w:t>
+      </w:r>
+      <w:r>
+        <w:rPr>
+          <w:rStyle w:val="VerbatimChar"/>
+          <w:rFonts w:ascii="Times New Roman" w:hAnsi="Times New Roman" w:eastAsia="Times New Roman" w:cs="Times New Roman"/>
+        </w:rPr>
+        <w:t>/(1.00−2x)</w:t>
+      </w:r>
+      <w:r>
+        <w:rPr>
+          <w:rStyle w:val="VerbatimChar"/>
+          <w:rFonts w:ascii="Times New Roman" w:hAnsi="Times New Roman" w:eastAsia="Times New Roman" w:cs="Times New Roman"/>
+          <w:vertAlign w:val="superscript"/>
+        </w:rPr>
+        <w:t>2</w:t>
+      </w:r>
+      <w:r>
+        <w:rPr>
+          <w:rStyle w:val="VerbatimChar"/>
+          <w:rFonts w:ascii="Times New Roman" w:hAnsi="Times New Roman" w:eastAsia="Times New Roman" w:cs="Times New Roman"/>
+        </w:rPr>
+        <w:t xml:space="preserve"> = 0.016</w:t>
       </w:r>
       <w:r>
         <w:rPr>
@@ -53225,7 +56121,37 @@
           <w:rStyle w:val="VerbatimChar"/>
           <w:rFonts w:ascii="Times New Roman" w:hAnsi="Times New Roman" w:eastAsia="Times New Roman" w:cs="Times New Roman"/>
         </w:rPr>
-        <w:t xml:space="preserve">n(H₂) = n(I₂) = 0.1009 mol</w:t>
+        <w:t>n(H</w:t>
+      </w:r>
+      <w:r>
+        <w:rPr>
+          <w:rStyle w:val="VerbatimChar"/>
+          <w:rFonts w:ascii="Times New Roman" w:hAnsi="Times New Roman" w:eastAsia="Times New Roman" w:cs="Times New Roman"/>
+          <w:vertAlign w:val="subscript"/>
+        </w:rPr>
+        <w:t>2</w:t>
+      </w:r>
+      <w:r>
+        <w:rPr>
+          <w:rStyle w:val="VerbatimChar"/>
+          <w:rFonts w:ascii="Times New Roman" w:hAnsi="Times New Roman" w:eastAsia="Times New Roman" w:cs="Times New Roman"/>
+        </w:rPr>
+        <w:t>) = n(I</w:t>
+      </w:r>
+      <w:r>
+        <w:rPr>
+          <w:rStyle w:val="VerbatimChar"/>
+          <w:rFonts w:ascii="Times New Roman" w:hAnsi="Times New Roman" w:eastAsia="Times New Roman" w:cs="Times New Roman"/>
+          <w:vertAlign w:val="subscript"/>
+        </w:rPr>
+        <w:t>2</w:t>
+      </w:r>
+      <w:r>
+        <w:rPr>
+          <w:rStyle w:val="VerbatimChar"/>
+          <w:rFonts w:ascii="Times New Roman" w:hAnsi="Times New Roman" w:eastAsia="Times New Roman" w:cs="Times New Roman"/>
+        </w:rPr>
+        <w:t>) = 0.1009 mol</w:t>
       </w:r>
     </w:p>
     <w:p>
@@ -53268,7 +56194,37 @@
           <w:rStyle w:val="VerbatimChar"/>
           <w:rFonts w:ascii="Times New Roman" w:hAnsi="Times New Roman" w:eastAsia="Times New Roman" w:cs="Times New Roman"/>
         </w:rPr>
-        <w:t xml:space="preserve">y(H₂) = y(I₂) = 0.101</w:t>
+        <w:t>y(H</w:t>
+      </w:r>
+      <w:r>
+        <w:rPr>
+          <w:rStyle w:val="VerbatimChar"/>
+          <w:rFonts w:ascii="Times New Roman" w:hAnsi="Times New Roman" w:eastAsia="Times New Roman" w:cs="Times New Roman"/>
+          <w:vertAlign w:val="subscript"/>
+        </w:rPr>
+        <w:t>2</w:t>
+      </w:r>
+      <w:r>
+        <w:rPr>
+          <w:rStyle w:val="VerbatimChar"/>
+          <w:rFonts w:ascii="Times New Roman" w:hAnsi="Times New Roman" w:eastAsia="Times New Roman" w:cs="Times New Roman"/>
+        </w:rPr>
+        <w:t>) = y(I</w:t>
+      </w:r>
+      <w:r>
+        <w:rPr>
+          <w:rStyle w:val="VerbatimChar"/>
+          <w:rFonts w:ascii="Times New Roman" w:hAnsi="Times New Roman" w:eastAsia="Times New Roman" w:cs="Times New Roman"/>
+          <w:vertAlign w:val="subscript"/>
+        </w:rPr>
+        <w:t>2</w:t>
+      </w:r>
+      <w:r>
+        <w:rPr>
+          <w:rStyle w:val="VerbatimChar"/>
+          <w:rFonts w:ascii="Times New Roman" w:hAnsi="Times New Roman" w:eastAsia="Times New Roman" w:cs="Times New Roman"/>
+        </w:rPr>
+        <w:t>) = 0.101</w:t>
       </w:r>
     </w:p>
     <w:p>
@@ -53296,7 +56252,15 @@
           <w:rStyle w:val="VerbatimChar"/>
           <w:rFonts w:ascii="Times New Roman" w:hAnsi="Times New Roman" w:eastAsia="Times New Roman" w:cs="Times New Roman"/>
         </w:rPr>
-        <w:t xml:space="preserve">1.00 mol HI + 0.50 mol H₂</w:t>
+        <w:t>1.00 mol HI + 0.50 mol H</w:t>
+      </w:r>
+      <w:r>
+        <w:rPr>
+          <w:rStyle w:val="VerbatimChar"/>
+          <w:rFonts w:ascii="Times New Roman" w:hAnsi="Times New Roman" w:eastAsia="Times New Roman" w:cs="Times New Roman"/>
+          <w:vertAlign w:val="subscript"/>
+        </w:rPr>
+        <w:t>2</w:t>
       </w:r>
       <w:r>
         <w:rPr>
@@ -53365,20 +56329,50 @@
           <w:rStyle w:val="VerbatimChar"/>
           <w:rFonts w:ascii="Times New Roman" w:hAnsi="Times New Roman" w:eastAsia="Times New Roman" w:cs="Times New Roman"/>
         </w:rPr>
-        <w:t xml:space="preserve">n(H₂) = 0.50 + y</w:t>
-      </w:r>
-      <w:r>
-        <w:rPr>
-          <w:rFonts w:ascii="Times New Roman" w:hAnsi="Times New Roman" w:eastAsia="Times New Roman" w:cs="Times New Roman"/>
-        </w:rPr>
-        <w:t xml:space="preserve"> </w:t>
+        <w:t>n(H</w:t>
       </w:r>
       <w:r>
         <w:rPr>
           <w:rStyle w:val="VerbatimChar"/>
           <w:rFonts w:ascii="Times New Roman" w:hAnsi="Times New Roman" w:eastAsia="Times New Roman" w:cs="Times New Roman"/>
-        </w:rPr>
-        <w:t xml:space="preserve">n(I₂) = y</w:t>
+          <w:vertAlign w:val="subscript"/>
+        </w:rPr>
+        <w:t>2</w:t>
+      </w:r>
+      <w:r>
+        <w:rPr>
+          <w:rStyle w:val="VerbatimChar"/>
+          <w:rFonts w:ascii="Times New Roman" w:hAnsi="Times New Roman" w:eastAsia="Times New Roman" w:cs="Times New Roman"/>
+        </w:rPr>
+        <w:t>) = 0.50 + y</w:t>
+      </w:r>
+      <w:r>
+        <w:rPr>
+          <w:rFonts w:ascii="Times New Roman" w:hAnsi="Times New Roman" w:eastAsia="Times New Roman" w:cs="Times New Roman"/>
+        </w:rPr>
+        <w:t xml:space="preserve"> </w:t>
+      </w:r>
+      <w:r>
+        <w:rPr>
+          <w:rStyle w:val="VerbatimChar"/>
+          <w:rFonts w:ascii="Times New Roman" w:hAnsi="Times New Roman" w:eastAsia="Times New Roman" w:cs="Times New Roman"/>
+        </w:rPr>
+        <w:t>n(I</w:t>
+      </w:r>
+      <w:r>
+        <w:rPr>
+          <w:rStyle w:val="VerbatimChar"/>
+          <w:rFonts w:ascii="Times New Roman" w:hAnsi="Times New Roman" w:eastAsia="Times New Roman" w:cs="Times New Roman"/>
+          <w:vertAlign w:val="subscript"/>
+        </w:rPr>
+        <w:t>2</w:t>
+      </w:r>
+      <w:r>
+        <w:rPr>
+          <w:rStyle w:val="VerbatimChar"/>
+          <w:rFonts w:ascii="Times New Roman" w:hAnsi="Times New Roman" w:eastAsia="Times New Roman" w:cs="Times New Roman"/>
+        </w:rPr>
+        <w:t>) = y</w:t>
       </w:r>
     </w:p>
     <w:p>
@@ -53420,7 +56414,22 @@
           <w:rStyle w:val="VerbatimChar"/>
           <w:rFonts w:ascii="Times New Roman" w:hAnsi="Times New Roman" w:eastAsia="Times New Roman" w:cs="Times New Roman"/>
         </w:rPr>
-        <w:t xml:space="preserve">K = y(0.50+y)/(1.00−2y)² = 0.016</w:t>
+        <w:t>K = y(0.50+y)/(1.00−2y)</w:t>
+      </w:r>
+      <w:r>
+        <w:rPr>
+          <w:rStyle w:val="VerbatimChar"/>
+          <w:rFonts w:ascii="Times New Roman" w:hAnsi="Times New Roman" w:eastAsia="Times New Roman" w:cs="Times New Roman"/>
+          <w:vertAlign w:val="superscript"/>
+        </w:rPr>
+        <w:t>2</w:t>
+      </w:r>
+      <w:r>
+        <w:rPr>
+          <w:rStyle w:val="VerbatimChar"/>
+          <w:rFonts w:ascii="Times New Roman" w:hAnsi="Times New Roman" w:eastAsia="Times New Roman" w:cs="Times New Roman"/>
+        </w:rPr>
+        <w:t xml:space="preserve"> = 0.016</w:t>
       </w:r>
       <w:r>
         <w:rPr>
@@ -53514,7 +56523,20 @@
         <w:rPr>
           <w:rFonts w:hint="eastAsia" w:ascii="Times New Roman" w:hAnsi="Times New Roman" w:eastAsia="Times New Roman" w:cs="Times New Roman"/>
         </w:rPr>
-        <w:t>H₂（</w:t>
+        <w:t>H</w:t>
+      </w:r>
+      <w:r>
+        <w:rPr>
+          <w:rFonts w:hint="eastAsia" w:ascii="Times New Roman" w:hAnsi="Times New Roman" w:eastAsia="Times New Roman" w:cs="Times New Roman"/>
+          <w:vertAlign w:val="subscript"/>
+        </w:rPr>
+        <w:t>2</w:t>
+      </w:r>
+      <w:r>
+        <w:rPr>
+          <w:rFonts w:hint="eastAsia" w:ascii="Times New Roman" w:hAnsi="Times New Roman" w:eastAsia="Times New Roman" w:cs="Times New Roman"/>
+        </w:rPr>
+        <w:t>（</w:t>
       </w:r>
       <w:r>
         <w:rPr>
@@ -53885,7 +56907,33 @@
         <w:rPr>
           <w:rFonts w:ascii="Times New Roman" w:hAnsi="Times New Roman" w:eastAsia="Times New Roman" w:cs="Times New Roman"/>
         </w:rPr>
-        <w:t xml:space="preserve">0.01 mol Ag₂CrO₄ </w:t>
+        <w:t>0.01 mol Ag</w:t>
+      </w:r>
+      <w:r>
+        <w:rPr>
+          <w:rFonts w:ascii="Times New Roman" w:hAnsi="Times New Roman" w:eastAsia="Times New Roman" w:cs="Times New Roman"/>
+          <w:vertAlign w:val="subscript"/>
+        </w:rPr>
+        <w:t>2</w:t>
+      </w:r>
+      <w:r>
+        <w:rPr>
+          <w:rFonts w:ascii="Times New Roman" w:hAnsi="Times New Roman" w:eastAsia="Times New Roman" w:cs="Times New Roman"/>
+        </w:rPr>
+        <w:t>CrO</w:t>
+      </w:r>
+      <w:r>
+        <w:rPr>
+          <w:rFonts w:ascii="Times New Roman" w:hAnsi="Times New Roman" w:eastAsia="Times New Roman" w:cs="Times New Roman"/>
+          <w:vertAlign w:val="subscript"/>
+        </w:rPr>
+        <w:t>4</w:t>
+      </w:r>
+      <w:r>
+        <w:rPr>
+          <w:rFonts w:ascii="Times New Roman" w:hAnsi="Times New Roman" w:eastAsia="Times New Roman" w:cs="Times New Roman"/>
+        </w:rPr>
+        <w:t xml:space="preserve"> </w:t>
       </w:r>
       <w:r>
         <w:rPr>
@@ -53897,7 +56945,20 @@
         <w:rPr>
           <w:rFonts w:ascii="Times New Roman" w:hAnsi="Times New Roman" w:eastAsia="Times New Roman" w:cs="Times New Roman"/>
         </w:rPr>
-        <w:t xml:space="preserve"> 1 L 2.0 mol/L NH₃ </w:t>
+        <w:t xml:space="preserve"> 1 L 2.0 mol/L NH</w:t>
+      </w:r>
+      <w:r>
+        <w:rPr>
+          <w:rFonts w:ascii="Times New Roman" w:hAnsi="Times New Roman" w:eastAsia="Times New Roman" w:cs="Times New Roman"/>
+          <w:vertAlign w:val="subscript"/>
+        </w:rPr>
+        <w:t>3</w:t>
+      </w:r>
+      <w:r>
+        <w:rPr>
+          <w:rFonts w:ascii="Times New Roman" w:hAnsi="Times New Roman" w:eastAsia="Times New Roman" w:cs="Times New Roman"/>
+        </w:rPr>
+        <w:t xml:space="preserve"> </w:t>
       </w:r>
       <w:r>
         <w:rPr>
@@ -53927,7 +56988,20 @@
         <w:rPr>
           <w:rFonts w:hint="eastAsia" w:ascii="Times New Roman" w:hAnsi="Times New Roman" w:eastAsia="Times New Roman" w:cs="Times New Roman"/>
         </w:rPr>
-        <w:t>NH₃（</w:t>
+        <w:t>NH</w:t>
+      </w:r>
+      <w:r>
+        <w:rPr>
+          <w:rFonts w:hint="eastAsia" w:ascii="Times New Roman" w:hAnsi="Times New Roman" w:eastAsia="Times New Roman" w:cs="Times New Roman"/>
+          <w:vertAlign w:val="subscript"/>
+        </w:rPr>
+        <w:t>3</w:t>
+      </w:r>
+      <w:r>
+        <w:rPr>
+          <w:rFonts w:hint="eastAsia" w:ascii="Times New Roman" w:hAnsi="Times New Roman" w:eastAsia="Times New Roman" w:cs="Times New Roman"/>
+        </w:rPr>
+        <w:t>（</w:t>
       </w:r>
       <w:r>
         <w:rPr>
@@ -53939,7 +57013,20 @@
         <w:rPr>
           <w:rFonts w:hint="eastAsia" w:ascii="Times New Roman" w:hAnsi="Times New Roman" w:eastAsia="Times New Roman" w:cs="Times New Roman"/>
         </w:rPr>
-        <w:t>），[NH₃]</w:t>
+        <w:t>），[NH</w:t>
+      </w:r>
+      <w:r>
+        <w:rPr>
+          <w:rFonts w:hint="eastAsia" w:ascii="Times New Roman" w:hAnsi="Times New Roman" w:eastAsia="Times New Roman" w:cs="Times New Roman"/>
+          <w:vertAlign w:val="subscript"/>
+        </w:rPr>
+        <w:t>3</w:t>
+      </w:r>
+      <w:r>
+        <w:rPr>
+          <w:rFonts w:hint="eastAsia" w:ascii="Times New Roman" w:hAnsi="Times New Roman" w:eastAsia="Times New Roman" w:cs="Times New Roman"/>
+        </w:rPr>
+        <w:t>]</w:t>
       </w:r>
       <w:r>
         <w:rPr>
@@ -54165,7 +57252,27 @@
         <w:rPr>
           <w:rFonts w:hint="eastAsia" w:ascii="Times New Roman" w:hAnsi="Times New Roman" w:eastAsia="Times New Roman" w:cs="Times New Roman"/>
         </w:rPr>
-        <w:t>，Ag₂CrO₄</w:t>
+        <w:t>，Ag</w:t>
+      </w:r>
+      <w:r>
+        <w:rPr>
+          <w:rFonts w:hint="eastAsia" w:ascii="Times New Roman" w:hAnsi="Times New Roman" w:eastAsia="Times New Roman" w:cs="Times New Roman"/>
+          <w:vertAlign w:val="subscript"/>
+        </w:rPr>
+        <w:t>2</w:t>
+      </w:r>
+      <w:r>
+        <w:rPr>
+          <w:rFonts w:hint="eastAsia" w:ascii="Times New Roman" w:hAnsi="Times New Roman" w:eastAsia="Times New Roman" w:cs="Times New Roman"/>
+        </w:rPr>
+        <w:t>CrO</w:t>
+      </w:r>
+      <w:r>
+        <w:rPr>
+          <w:rFonts w:hint="eastAsia" w:ascii="Times New Roman" w:hAnsi="Times New Roman" w:eastAsia="Times New Roman" w:cs="Times New Roman"/>
+          <w:vertAlign w:val="subscript"/>
+        </w:rPr>
+        <w:t>4</w:t>
       </w:r>
       <w:r>
         <w:rPr>
@@ -54203,7 +57310,20 @@
         <w:rPr>
           <w:rFonts w:ascii="Times New Roman" w:hAnsi="Times New Roman" w:eastAsia="Times New Roman" w:cs="Times New Roman"/>
         </w:rPr>
-        <w:t xml:space="preserve"> Ag⁺ </w:t>
+        <w:t xml:space="preserve"> Ag</w:t>
+      </w:r>
+      <w:r>
+        <w:rPr>
+          <w:rFonts w:ascii="Times New Roman" w:hAnsi="Times New Roman" w:eastAsia="Times New Roman" w:cs="Times New Roman"/>
+          <w:vertAlign w:val="superscript"/>
+        </w:rPr>
+        <w:t>+</w:t>
+      </w:r>
+      <w:r>
+        <w:rPr>
+          <w:rFonts w:ascii="Times New Roman" w:hAnsi="Times New Roman" w:eastAsia="Times New Roman" w:cs="Times New Roman"/>
+        </w:rPr>
+        <w:t xml:space="preserve"> </w:t>
       </w:r>
       <w:r>
         <w:rPr>
@@ -55307,7 +58427,20 @@
         <w:rPr>
           <w:rFonts w:ascii="Times New Roman" w:hAnsi="Times New Roman" w:eastAsia="Times New Roman" w:cs="Times New Roman"/>
         </w:rPr>
-        <w:t xml:space="preserve">O₂ </w:t>
+        <w:t>O</w:t>
+      </w:r>
+      <w:r>
+        <w:rPr>
+          <w:rFonts w:ascii="Times New Roman" w:hAnsi="Times New Roman" w:eastAsia="Times New Roman" w:cs="Times New Roman"/>
+          <w:vertAlign w:val="subscript"/>
+        </w:rPr>
+        <w:t>2</w:t>
+      </w:r>
+      <w:r>
+        <w:rPr>
+          <w:rFonts w:ascii="Times New Roman" w:hAnsi="Times New Roman" w:eastAsia="Times New Roman" w:cs="Times New Roman"/>
+        </w:rPr>
+        <w:t xml:space="preserve"> </w:t>
       </w:r>
       <w:r>
         <w:rPr>
@@ -55343,7 +58476,20 @@
         <w:rPr>
           <w:rFonts w:ascii="Times New Roman" w:hAnsi="Times New Roman" w:eastAsia="Times New Roman" w:cs="Times New Roman"/>
         </w:rPr>
-        <w:t xml:space="preserve"> SO₂ </w:t>
+        <w:t xml:space="preserve"> SO</w:t>
+      </w:r>
+      <w:r>
+        <w:rPr>
+          <w:rFonts w:ascii="Times New Roman" w:hAnsi="Times New Roman" w:eastAsia="Times New Roman" w:cs="Times New Roman"/>
+          <w:vertAlign w:val="subscript"/>
+        </w:rPr>
+        <w:t>2</w:t>
+      </w:r>
+      <w:r>
+        <w:rPr>
+          <w:rFonts w:ascii="Times New Roman" w:hAnsi="Times New Roman" w:eastAsia="Times New Roman" w:cs="Times New Roman"/>
+        </w:rPr>
+        <w:t xml:space="preserve"> </w:t>
       </w:r>
       <w:r>
         <w:rPr>
@@ -55399,7 +58545,20 @@
         <w:rPr>
           <w:rFonts w:ascii="Times New Roman" w:hAnsi="Times New Roman" w:eastAsia="Times New Roman" w:cs="Times New Roman"/>
         </w:rPr>
-        <w:t xml:space="preserve"> SO₂ </w:t>
+        <w:t xml:space="preserve"> SO</w:t>
+      </w:r>
+      <w:r>
+        <w:rPr>
+          <w:rFonts w:ascii="Times New Roman" w:hAnsi="Times New Roman" w:eastAsia="Times New Roman" w:cs="Times New Roman"/>
+          <w:vertAlign w:val="subscript"/>
+        </w:rPr>
+        <w:t>2</w:t>
+      </w:r>
+      <w:r>
+        <w:rPr>
+          <w:rFonts w:ascii="Times New Roman" w:hAnsi="Times New Roman" w:eastAsia="Times New Roman" w:cs="Times New Roman"/>
+        </w:rPr>
+        <w:t xml:space="preserve"> </w:t>
       </w:r>
       <w:r>
         <w:rPr>
@@ -55429,13 +58588,52 @@
         <w:rPr>
           <w:rFonts w:ascii="Times New Roman" w:hAnsi="Times New Roman" w:eastAsia="Times New Roman" w:cs="Times New Roman"/>
         </w:rPr>
-        <w:t xml:space="preserve"> 7 mol SO₂, 11 mol O₂, 82 mol </w:t>
-      </w:r>
-      <w:r>
-        <w:rPr>
-          <w:rFonts w:hint="eastAsia" w:ascii="Times New Roman" w:hAnsi="Times New Roman" w:eastAsia="Times New Roman" w:cs="Times New Roman"/>
-        </w:rPr>
-        <w:t>N₂，</w:t>
+        <w:t xml:space="preserve"> 7 mol SO</w:t>
+      </w:r>
+      <w:r>
+        <w:rPr>
+          <w:rFonts w:ascii="Times New Roman" w:hAnsi="Times New Roman" w:eastAsia="Times New Roman" w:cs="Times New Roman"/>
+          <w:vertAlign w:val="subscript"/>
+        </w:rPr>
+        <w:t>2</w:t>
+      </w:r>
+      <w:r>
+        <w:rPr>
+          <w:rFonts w:ascii="Times New Roman" w:hAnsi="Times New Roman" w:eastAsia="Times New Roman" w:cs="Times New Roman"/>
+        </w:rPr>
+        <w:t>, 11 mol O</w:t>
+      </w:r>
+      <w:r>
+        <w:rPr>
+          <w:rFonts w:ascii="Times New Roman" w:hAnsi="Times New Roman" w:eastAsia="Times New Roman" w:cs="Times New Roman"/>
+          <w:vertAlign w:val="subscript"/>
+        </w:rPr>
+        <w:t>2</w:t>
+      </w:r>
+      <w:r>
+        <w:rPr>
+          <w:rFonts w:ascii="Times New Roman" w:hAnsi="Times New Roman" w:eastAsia="Times New Roman" w:cs="Times New Roman"/>
+        </w:rPr>
+        <w:t xml:space="preserve">, 82 mol </w:t>
+      </w:r>
+      <w:r>
+        <w:rPr>
+          <w:rFonts w:hint="eastAsia" w:ascii="Times New Roman" w:hAnsi="Times New Roman" w:eastAsia="Times New Roman" w:cs="Times New Roman"/>
+        </w:rPr>
+        <w:t>N</w:t>
+      </w:r>
+      <w:r>
+        <w:rPr>
+          <w:rFonts w:hint="eastAsia" w:ascii="Times New Roman" w:hAnsi="Times New Roman" w:eastAsia="Times New Roman" w:cs="Times New Roman"/>
+          <w:vertAlign w:val="subscript"/>
+        </w:rPr>
+        <w:t>2</w:t>
+      </w:r>
+      <w:r>
+        <w:rPr>
+          <w:rFonts w:hint="eastAsia" w:ascii="Times New Roman" w:hAnsi="Times New Roman" w:eastAsia="Times New Roman" w:cs="Times New Roman"/>
+        </w:rPr>
+        <w:t>，</w:t>
       </w:r>
       <w:r>
         <w:rPr>
@@ -55465,13 +58663,59 @@
         <w:rPr>
           <w:rFonts w:hint="eastAsia" w:ascii="Times New Roman" w:hAnsi="Times New Roman" w:eastAsia="Times New Roman" w:cs="Times New Roman"/>
         </w:rPr>
-        <w:t>：SO₂</w:t>
-      </w:r>
-      <w:r>
-        <w:rPr>
-          <w:rFonts w:ascii="Times New Roman" w:hAnsi="Times New Roman" w:eastAsia="Times New Roman" w:cs="Times New Roman"/>
-        </w:rPr>
-        <w:t xml:space="preserve"> = 7(1−x), O₂ = 11−3.5x, SO₃ = 7x, N₂ = </w:t>
+        <w:t>：SO</w:t>
+      </w:r>
+      <w:r>
+        <w:rPr>
+          <w:rFonts w:hint="eastAsia" w:ascii="Times New Roman" w:hAnsi="Times New Roman" w:eastAsia="Times New Roman" w:cs="Times New Roman"/>
+          <w:vertAlign w:val="subscript"/>
+        </w:rPr>
+        <w:t>2</w:t>
+      </w:r>
+      <w:r>
+        <w:rPr>
+          <w:rFonts w:ascii="Times New Roman" w:hAnsi="Times New Roman" w:eastAsia="Times New Roman" w:cs="Times New Roman"/>
+        </w:rPr>
+        <w:t xml:space="preserve"> = 7(1−x), O</w:t>
+      </w:r>
+      <w:r>
+        <w:rPr>
+          <w:rFonts w:ascii="Times New Roman" w:hAnsi="Times New Roman" w:eastAsia="Times New Roman" w:cs="Times New Roman"/>
+          <w:vertAlign w:val="subscript"/>
+        </w:rPr>
+        <w:t>2</w:t>
+      </w:r>
+      <w:r>
+        <w:rPr>
+          <w:rFonts w:ascii="Times New Roman" w:hAnsi="Times New Roman" w:eastAsia="Times New Roman" w:cs="Times New Roman"/>
+        </w:rPr>
+        <w:t xml:space="preserve"> = 11−3.5x, SO</w:t>
+      </w:r>
+      <w:r>
+        <w:rPr>
+          <w:rFonts w:ascii="Times New Roman" w:hAnsi="Times New Roman" w:eastAsia="Times New Roman" w:cs="Times New Roman"/>
+          <w:vertAlign w:val="subscript"/>
+        </w:rPr>
+        <w:t>3</w:t>
+      </w:r>
+      <w:r>
+        <w:rPr>
+          <w:rFonts w:ascii="Times New Roman" w:hAnsi="Times New Roman" w:eastAsia="Times New Roman" w:cs="Times New Roman"/>
+        </w:rPr>
+        <w:t xml:space="preserve"> = 7x, N</w:t>
+      </w:r>
+      <w:r>
+        <w:rPr>
+          <w:rFonts w:ascii="Times New Roman" w:hAnsi="Times New Roman" w:eastAsia="Times New Roman" w:cs="Times New Roman"/>
+          <w:vertAlign w:val="subscript"/>
+        </w:rPr>
+        <w:t>2</w:t>
+      </w:r>
+      <w:r>
+        <w:rPr>
+          <w:rFonts w:ascii="Times New Roman" w:hAnsi="Times New Roman" w:eastAsia="Times New Roman" w:cs="Times New Roman"/>
+        </w:rPr>
+        <w:t xml:space="preserve"> = </w:t>
       </w:r>
       <w:r>
         <w:rPr>
@@ -55969,7 +59213,14 @@
         <w:rPr>
           <w:rFonts w:hint="eastAsia" w:ascii="Times New Roman" w:hAnsi="Times New Roman" w:eastAsia="Times New Roman" w:cs="Times New Roman"/>
         </w:rPr>
-        <w:t xml:space="preserve">0.97（SO₂</w:t>
+        <w:t>0.97（SO</w:t>
+      </w:r>
+      <w:r>
+        <w:rPr>
+          <w:rFonts w:hint="eastAsia" w:ascii="Times New Roman" w:hAnsi="Times New Roman" w:eastAsia="Times New Roman" w:cs="Times New Roman"/>
+          <w:vertAlign w:val="subscript"/>
+        </w:rPr>
+        <w:t>2</w:t>
       </w:r>
       <w:r>
         <w:rPr>
@@ -57515,7 +60766,6 @@
       <ns0:rFonts ns0:ascii="Times New Roman" ns0:cs="Times New Roman" ns0:eastAsia="SimSun" ns0:hAnsi="Times New Roman"/>
       <ns0:b ns0:val="0"/>
       <ns0:color ns0:val="5B6975"/>
-      <ns0:spacing ns0:val="15"/>
       <ns0:sz ns0:val="24"/>
       <ns0:szCs ns0:val="28"/>
     </ns0:rPr>
@@ -57529,7 +60779,6 @@
     <ns0:rPr>
       <ns0:rFonts ns0:ascii="Times New Roman" ns0:hAnsi="Times New Roman" ns0:eastAsia="SimSun" ns0:cs="Times New Roman"/>
       <ns0:color ns0:themeColor="text1" ns0:themeTint="A6" ns0:val="595959"/>
-      <ns0:spacing ns0:val="15"/>
       <ns0:sz ns0:val="28"/>
       <ns0:szCs ns0:val="28"/>
     </ns0:rPr>
